--- a/DIW/UT5/Ejercicios/Actividad Evaluativa 1/González_García_Pablo_TEMA_05_AE_01.docx
+++ b/DIW/UT5/Ejercicios/Actividad Evaluativa 1/González_García_Pablo_TEMA_05_AE_01.docx
@@ -22,255 +22,477 @@
     </w:p>
     <w:p>
       <w:r>
-        <w:t xml:space="preserve">En esta actividad se evalúa la accesibilidad de la web utilizada en la primera actividad (Starbucks). Se han realizado tres tareas: comprobación de contraste con </w:t>
-      </w:r>
-      <w:proofErr w:type="spellStart"/>
-      <w:r>
-        <w:t>Contrast</w:t>
-      </w:r>
-      <w:proofErr w:type="spellEnd"/>
+        <w:t>En esta actividad se evalúa la accesibilidad de la web utilizada en la primera actividad (Starbucks). Se han realizado tres tareas: comprobación de contraste con Contrast Checker, visualización del sitio en modo texto mediante Textise y evaluación con Accessibility Checker. Además, se proponen soluciones y mejoras para alcanzar los niveles de conformidad WCAG recomendados.</w:t>
+      </w:r>
+    </w:p>
+    <w:p>
+      <w:pPr>
+        <w:rPr>
+          <w:b/>
+          <w:bCs/>
+        </w:rPr>
+      </w:pPr>
+      <w:r>
+        <w:rPr>
+          <w:b/>
+          <w:bCs/>
+        </w:rPr>
+        <w:t>_____________________________________________________________________________</w:t>
+      </w:r>
+    </w:p>
+    <w:p>
+      <w:pPr>
+        <w:rPr>
+          <w:b/>
+          <w:bCs/>
+        </w:rPr>
+      </w:pPr>
+      <w:r>
+        <w:rPr>
+          <w:b/>
+          <w:bCs/>
+        </w:rPr>
+        <w:t>TAREA 1 — Contraste de colores (Contrast Checker)</w:t>
+      </w:r>
+    </w:p>
+    <w:p>
+      <w:pPr>
+        <w:rPr>
+          <w:b/>
+          <w:bCs/>
+        </w:rPr>
+      </w:pPr>
+      <w:r>
+        <w:rPr>
+          <w:b/>
+          <w:bCs/>
+        </w:rPr>
+        <w:t>1.1. Paleta tomada (valores usados)</w:t>
+      </w:r>
+    </w:p>
+    <w:p>
+      <w:pPr>
+        <w:numPr>
+          <w:ilvl w:val="0"/>
+          <w:numId w:val="1"/>
+        </w:numPr>
+      </w:pPr>
+      <w:r>
+        <w:t>Verde principal: #006241</w:t>
+      </w:r>
+    </w:p>
+    <w:p>
+      <w:pPr>
+        <w:numPr>
+          <w:ilvl w:val="0"/>
+          <w:numId w:val="1"/>
+        </w:numPr>
+      </w:pPr>
+      <w:r>
+        <w:t>Verde secundario: #00754A</w:t>
+      </w:r>
+    </w:p>
+    <w:p>
+      <w:pPr>
+        <w:numPr>
+          <w:ilvl w:val="0"/>
+          <w:numId w:val="1"/>
+        </w:numPr>
+      </w:pPr>
+      <w:r>
+        <w:t>Neutro cálido: #F2F0EB</w:t>
+      </w:r>
+    </w:p>
+    <w:p>
+      <w:pPr>
+        <w:numPr>
+          <w:ilvl w:val="0"/>
+          <w:numId w:val="1"/>
+        </w:numPr>
+      </w:pPr>
+      <w:r>
+        <w:t>Blanco: #FFFFFF</w:t>
+      </w:r>
+    </w:p>
+    <w:p>
+      <w:pPr>
+        <w:numPr>
+          <w:ilvl w:val="0"/>
+          <w:numId w:val="1"/>
+        </w:numPr>
+      </w:pPr>
+      <w:r>
+        <w:t>Negro carbón: #111111</w:t>
+      </w:r>
+    </w:p>
+    <w:p>
+      <w:pPr>
+        <w:numPr>
+          <w:ilvl w:val="0"/>
+          <w:numId w:val="1"/>
+        </w:numPr>
+      </w:pPr>
+      <w:r>
+        <w:t>(También incluyo colores de acento del proyecto Hard Enduro por comparación: Rojo #D72638, Naranja #FF6B00)</w:t>
+      </w:r>
+    </w:p>
+    <w:p>
+      <w:r>
+        <w:t xml:space="preserve">He comprobado las combinaciones principales y calculado la </w:t>
+      </w:r>
+      <w:r>
+        <w:rPr>
+          <w:b/>
+          <w:bCs/>
+        </w:rPr>
+        <w:t>ratio de contraste</w:t>
+      </w:r>
+      <w:r>
+        <w:t xml:space="preserve"> (WCAG) entre los pares relevantes.</w:t>
+      </w:r>
+    </w:p>
+    <w:p>
+      <w:pPr>
+        <w:rPr>
+          <w:b/>
+          <w:bCs/>
+        </w:rPr>
+      </w:pPr>
+      <w:r>
+        <w:rPr>
+          <w:b/>
+          <w:bCs/>
+        </w:rPr>
+        <w:t>1.2. Resultados (contrast ratio calculada)</w:t>
+      </w:r>
+    </w:p>
+    <w:p>
+      <w:r>
+        <w:t>(Valores calculados con la fórmula WCAG 2.0; redondeados a 2 decimales)</w:t>
+      </w:r>
+    </w:p>
+    <w:p>
+      <w:pPr>
+        <w:numPr>
+          <w:ilvl w:val="0"/>
+          <w:numId w:val="2"/>
+        </w:numPr>
+      </w:pPr>
+      <w:r>
+        <w:t xml:space="preserve">#006241 sobre #FFFFFF → </w:t>
+      </w:r>
+      <w:r>
+        <w:rPr>
+          <w:b/>
+          <w:bCs/>
+        </w:rPr>
+        <w:t>7.4</w:t>
+      </w:r>
+      <w:r>
+        <w:rPr>
+          <w:b/>
+          <w:bCs/>
+        </w:rPr>
+        <w:t>3</w:t>
+      </w:r>
+      <w:r>
+        <w:rPr>
+          <w:b/>
+          <w:bCs/>
+        </w:rPr>
+        <w:t xml:space="preserve"> : 1</w:t>
+      </w:r>
+      <w:r>
+        <w:t xml:space="preserve"> → </w:t>
+      </w:r>
+      <w:r>
+        <w:rPr>
+          <w:b/>
+          <w:bCs/>
+        </w:rPr>
+        <w:t>Cumple AA y AAA</w:t>
+      </w:r>
+      <w:r>
+        <w:t xml:space="preserve"> (texto normal y grande).</w:t>
+      </w:r>
+    </w:p>
+    <w:p>
+      <w:pPr>
+        <w:ind w:left="720"/>
+      </w:pPr>
+      <w:r>
+        <w:rPr>
+          <w:noProof/>
+        </w:rPr>
+        <w:lastRenderedPageBreak/>
+        <w:drawing>
+          <wp:inline distT="0" distB="0" distL="0" distR="0" wp14:anchorId="40387763" wp14:editId="640F3320">
+            <wp:extent cx="5400040" cy="6067425"/>
+            <wp:effectExtent l="0" t="0" r="0" b="9525"/>
+            <wp:docPr id="272167855" name="Imagen 1" descr="Interfaz de usuario gráfica, Texto&#10;&#10;El contenido generado por IA puede ser incorrecto."/>
+            <wp:cNvGraphicFramePr>
+              <a:graphicFrameLocks xmlns:a="http://schemas.openxmlformats.org/drawingml/2006/main" noChangeAspect="1"/>
+            </wp:cNvGraphicFramePr>
+            <a:graphic xmlns:a="http://schemas.openxmlformats.org/drawingml/2006/main">
+              <a:graphicData uri="http://schemas.openxmlformats.org/drawingml/2006/picture">
+                <pic:pic xmlns:pic="http://schemas.openxmlformats.org/drawingml/2006/picture">
+                  <pic:nvPicPr>
+                    <pic:cNvPr id="272167855" name="Imagen 1" descr="Interfaz de usuario gráfica, Texto&#10;&#10;El contenido generado por IA puede ser incorrecto."/>
+                    <pic:cNvPicPr/>
+                  </pic:nvPicPr>
+                  <pic:blipFill>
+                    <a:blip r:embed="rId7"/>
+                    <a:stretch>
+                      <a:fillRect/>
+                    </a:stretch>
+                  </pic:blipFill>
+                  <pic:spPr>
+                    <a:xfrm>
+                      <a:off x="0" y="0"/>
+                      <a:ext cx="5400040" cy="6067425"/>
+                    </a:xfrm>
+                    <a:prstGeom prst="rect">
+                      <a:avLst/>
+                    </a:prstGeom>
+                  </pic:spPr>
+                </pic:pic>
+              </a:graphicData>
+            </a:graphic>
+          </wp:inline>
+        </w:drawing>
+      </w:r>
+    </w:p>
+    <w:p>
+      <w:pPr>
+        <w:numPr>
+          <w:ilvl w:val="0"/>
+          <w:numId w:val="2"/>
+        </w:numPr>
+      </w:pPr>
+      <w:r>
+        <w:t xml:space="preserve">#00754A sobre #FFFFFF → </w:t>
+      </w:r>
+      <w:r>
+        <w:rPr>
+          <w:b/>
+          <w:bCs/>
+        </w:rPr>
+        <w:t>5.76 : 1</w:t>
+      </w:r>
+      <w:r>
+        <w:t xml:space="preserve"> → </w:t>
+      </w:r>
+      <w:r>
+        <w:rPr>
+          <w:b/>
+          <w:bCs/>
+        </w:rPr>
+        <w:t>Cumple AA</w:t>
+      </w:r>
+      <w:r>
+        <w:t xml:space="preserve"> (texto normal), </w:t>
+      </w:r>
+      <w:r>
+        <w:rPr>
+          <w:b/>
+          <w:bCs/>
+        </w:rPr>
+        <w:t>no AAA</w:t>
+      </w:r>
+      <w:r>
+        <w:t xml:space="preserve"> para texto normal (sí AAA para texto grande).</w:t>
+      </w:r>
+    </w:p>
+    <w:p>
+      <w:pPr>
+        <w:ind w:left="360"/>
+      </w:pPr>
+      <w:r>
+        <w:rPr>
+          <w:noProof/>
+        </w:rPr>
+        <w:lastRenderedPageBreak/>
+        <w:drawing>
+          <wp:inline distT="0" distB="0" distL="0" distR="0" wp14:anchorId="6FFFE086" wp14:editId="1087D9B9">
+            <wp:extent cx="5400040" cy="5703570"/>
+            <wp:effectExtent l="0" t="0" r="0" b="0"/>
+            <wp:docPr id="726054792" name="Imagen 1" descr="Interfaz de usuario gráfica&#10;&#10;El contenido generado por IA puede ser incorrecto."/>
+            <wp:cNvGraphicFramePr>
+              <a:graphicFrameLocks xmlns:a="http://schemas.openxmlformats.org/drawingml/2006/main" noChangeAspect="1"/>
+            </wp:cNvGraphicFramePr>
+            <a:graphic xmlns:a="http://schemas.openxmlformats.org/drawingml/2006/main">
+              <a:graphicData uri="http://schemas.openxmlformats.org/drawingml/2006/picture">
+                <pic:pic xmlns:pic="http://schemas.openxmlformats.org/drawingml/2006/picture">
+                  <pic:nvPicPr>
+                    <pic:cNvPr id="726054792" name="Imagen 1" descr="Interfaz de usuario gráfica&#10;&#10;El contenido generado por IA puede ser incorrecto."/>
+                    <pic:cNvPicPr/>
+                  </pic:nvPicPr>
+                  <pic:blipFill>
+                    <a:blip r:embed="rId8"/>
+                    <a:stretch>
+                      <a:fillRect/>
+                    </a:stretch>
+                  </pic:blipFill>
+                  <pic:spPr>
+                    <a:xfrm>
+                      <a:off x="0" y="0"/>
+                      <a:ext cx="5400040" cy="5703570"/>
+                    </a:xfrm>
+                    <a:prstGeom prst="rect">
+                      <a:avLst/>
+                    </a:prstGeom>
+                  </pic:spPr>
+                </pic:pic>
+              </a:graphicData>
+            </a:graphic>
+          </wp:inline>
+        </w:drawing>
+      </w:r>
+    </w:p>
+    <w:p>
+      <w:pPr>
+        <w:numPr>
+          <w:ilvl w:val="0"/>
+          <w:numId w:val="2"/>
+        </w:numPr>
+      </w:pPr>
+      <w:r>
+        <w:t xml:space="preserve">#111111 sobre #FFFFFF → </w:t>
+      </w:r>
+      <w:r>
+        <w:rPr>
+          <w:b/>
+          <w:bCs/>
+        </w:rPr>
+        <w:t>18.88 : 1</w:t>
+      </w:r>
+      <w:r>
+        <w:t xml:space="preserve"> → </w:t>
+      </w:r>
+      <w:r>
+        <w:rPr>
+          <w:b/>
+          <w:bCs/>
+        </w:rPr>
+        <w:t>Cumple AA y AAA</w:t>
+      </w:r>
+      <w:r>
+        <w:t xml:space="preserve"> (texto normal y grande).</w:t>
+      </w:r>
+    </w:p>
+    <w:p>
+      <w:r>
+        <w:rPr>
+          <w:noProof/>
+        </w:rPr>
+        <w:lastRenderedPageBreak/>
+        <w:drawing>
+          <wp:inline distT="0" distB="0" distL="0" distR="0" wp14:anchorId="28B816CC" wp14:editId="494AC027">
+            <wp:extent cx="5400040" cy="5550535"/>
+            <wp:effectExtent l="0" t="0" r="0" b="0"/>
+            <wp:docPr id="638793377" name="Imagen 1" descr="Interfaz de usuario gráfica, Texto, Aplicación&#10;&#10;El contenido generado por IA puede ser incorrecto."/>
+            <wp:cNvGraphicFramePr>
+              <a:graphicFrameLocks xmlns:a="http://schemas.openxmlformats.org/drawingml/2006/main" noChangeAspect="1"/>
+            </wp:cNvGraphicFramePr>
+            <a:graphic xmlns:a="http://schemas.openxmlformats.org/drawingml/2006/main">
+              <a:graphicData uri="http://schemas.openxmlformats.org/drawingml/2006/picture">
+                <pic:pic xmlns:pic="http://schemas.openxmlformats.org/drawingml/2006/picture">
+                  <pic:nvPicPr>
+                    <pic:cNvPr id="638793377" name="Imagen 1" descr="Interfaz de usuario gráfica, Texto, Aplicación&#10;&#10;El contenido generado por IA puede ser incorrecto."/>
+                    <pic:cNvPicPr/>
+                  </pic:nvPicPr>
+                  <pic:blipFill>
+                    <a:blip r:embed="rId9"/>
+                    <a:stretch>
+                      <a:fillRect/>
+                    </a:stretch>
+                  </pic:blipFill>
+                  <pic:spPr>
+                    <a:xfrm>
+                      <a:off x="0" y="0"/>
+                      <a:ext cx="5400040" cy="5550535"/>
+                    </a:xfrm>
+                    <a:prstGeom prst="rect">
+                      <a:avLst/>
+                    </a:prstGeom>
+                  </pic:spPr>
+                </pic:pic>
+              </a:graphicData>
+            </a:graphic>
+          </wp:inline>
+        </w:drawing>
+      </w:r>
+    </w:p>
+    <w:p>
+      <w:pPr>
+        <w:numPr>
+          <w:ilvl w:val="0"/>
+          <w:numId w:val="2"/>
+        </w:numPr>
+      </w:pPr>
+      <w:r>
+        <w:lastRenderedPageBreak/>
+        <w:t xml:space="preserve">#000000 sobre #FFFFFF → </w:t>
+      </w:r>
+      <w:r>
+        <w:rPr>
+          <w:b/>
+          <w:bCs/>
+        </w:rPr>
+        <w:t>21.00 : 1</w:t>
+      </w:r>
+      <w:r>
+        <w:t xml:space="preserve"> → </w:t>
+      </w:r>
+      <w:r>
+        <w:rPr>
+          <w:b/>
+          <w:bCs/>
+        </w:rPr>
+        <w:t>Cumple AA y AAA</w:t>
+      </w:r>
       <w:r>
         <w:t xml:space="preserve"> </w:t>
       </w:r>
-      <w:proofErr w:type="spellStart"/>
-      <w:r>
-        <w:t>Checker</w:t>
-      </w:r>
-      <w:proofErr w:type="spellEnd"/>
-      <w:r>
-        <w:t xml:space="preserve">, visualización del sitio en modo texto mediante </w:t>
-      </w:r>
-      <w:proofErr w:type="spellStart"/>
-      <w:r>
-        <w:t>Textise</w:t>
-      </w:r>
-      <w:proofErr w:type="spellEnd"/>
-      <w:r>
-        <w:t xml:space="preserve"> y evaluación con </w:t>
-      </w:r>
-      <w:proofErr w:type="spellStart"/>
-      <w:r>
-        <w:t>Accessibility</w:t>
-      </w:r>
-      <w:proofErr w:type="spellEnd"/>
-      <w:r>
-        <w:t xml:space="preserve"> </w:t>
-      </w:r>
-      <w:proofErr w:type="spellStart"/>
-      <w:r>
-        <w:t>Checker</w:t>
-      </w:r>
-      <w:proofErr w:type="spellEnd"/>
-      <w:r>
-        <w:t xml:space="preserve">. </w:t>
-      </w:r>
-      <w:r>
-        <w:t>Además,</w:t>
-      </w:r>
-      <w:r>
-        <w:t xml:space="preserve"> se proponen soluciones y mejoras para alcanzar los niveles de conformidad WCAG recomendados.</w:t>
-      </w:r>
-    </w:p>
-    <w:p>
-      <w:pPr>
-        <w:rPr>
-          <w:b/>
-          <w:bCs/>
-        </w:rPr>
-      </w:pPr>
-      <w:r>
-        <w:rPr>
-          <w:b/>
-          <w:bCs/>
-        </w:rPr>
-        <w:t>_____________________________________________________________________________</w:t>
-      </w:r>
-    </w:p>
-    <w:p>
-      <w:pPr>
-        <w:rPr>
-          <w:b/>
-          <w:bCs/>
-        </w:rPr>
-      </w:pPr>
-      <w:r>
-        <w:rPr>
-          <w:b/>
-          <w:bCs/>
-        </w:rPr>
-        <w:t>TAREA 1 — Contraste de colores (</w:t>
-      </w:r>
-      <w:proofErr w:type="spellStart"/>
-      <w:r>
-        <w:rPr>
-          <w:b/>
-          <w:bCs/>
-        </w:rPr>
-        <w:t>Contrast</w:t>
-      </w:r>
-      <w:proofErr w:type="spellEnd"/>
-      <w:r>
-        <w:rPr>
-          <w:b/>
-          <w:bCs/>
-        </w:rPr>
-        <w:t xml:space="preserve"> </w:t>
-      </w:r>
-      <w:proofErr w:type="spellStart"/>
-      <w:r>
-        <w:rPr>
-          <w:b/>
-          <w:bCs/>
-        </w:rPr>
-        <w:t>Checker</w:t>
-      </w:r>
-      <w:proofErr w:type="spellEnd"/>
-      <w:r>
-        <w:rPr>
-          <w:b/>
-          <w:bCs/>
-        </w:rPr>
-        <w:t>)</w:t>
-      </w:r>
-    </w:p>
-    <w:p>
-      <w:pPr>
-        <w:rPr>
-          <w:b/>
-          <w:bCs/>
-        </w:rPr>
-      </w:pPr>
-      <w:r>
-        <w:rPr>
-          <w:b/>
-          <w:bCs/>
-        </w:rPr>
-        <w:t>1.1. Paleta tomada (valores usados)</w:t>
-      </w:r>
-    </w:p>
-    <w:p>
-      <w:pPr>
-        <w:numPr>
-          <w:ilvl w:val="0"/>
-          <w:numId w:val="1"/>
-        </w:numPr>
-      </w:pPr>
-      <w:r>
-        <w:t>Verde principal: #006241</w:t>
-      </w:r>
-    </w:p>
-    <w:p>
-      <w:pPr>
-        <w:numPr>
-          <w:ilvl w:val="0"/>
-          <w:numId w:val="1"/>
-        </w:numPr>
-      </w:pPr>
-      <w:r>
-        <w:t>Verde secundario: #00754A</w:t>
-      </w:r>
-    </w:p>
-    <w:p>
-      <w:pPr>
-        <w:numPr>
-          <w:ilvl w:val="0"/>
-          <w:numId w:val="1"/>
-        </w:numPr>
-      </w:pPr>
-      <w:r>
-        <w:t>Neutro cálido: #F2F0EB</w:t>
-      </w:r>
-    </w:p>
-    <w:p>
-      <w:pPr>
-        <w:numPr>
-          <w:ilvl w:val="0"/>
-          <w:numId w:val="1"/>
-        </w:numPr>
-      </w:pPr>
-      <w:r>
-        <w:t>Blanco: #FFFFFF</w:t>
-      </w:r>
-    </w:p>
-    <w:p>
-      <w:pPr>
-        <w:numPr>
-          <w:ilvl w:val="0"/>
-          <w:numId w:val="1"/>
-        </w:numPr>
-      </w:pPr>
-      <w:r>
-        <w:t>Negro carbón: #111111</w:t>
-      </w:r>
-    </w:p>
-    <w:p>
-      <w:pPr>
-        <w:numPr>
-          <w:ilvl w:val="0"/>
-          <w:numId w:val="1"/>
-        </w:numPr>
-      </w:pPr>
-      <w:r>
-        <w:t xml:space="preserve">(También incluyo colores de acento del proyecto </w:t>
-      </w:r>
-      <w:proofErr w:type="spellStart"/>
-      <w:r>
-        <w:t>Hard</w:t>
-      </w:r>
-      <w:proofErr w:type="spellEnd"/>
-      <w:r>
-        <w:t xml:space="preserve"> Enduro por comparación: Rojo #D72638, Naranja #FF6B00)</w:t>
-      </w:r>
-    </w:p>
-    <w:p>
-      <w:r>
-        <w:t xml:space="preserve">He comprobado las combinaciones principales y calculado la </w:t>
-      </w:r>
-      <w:r>
-        <w:rPr>
-          <w:b/>
-          <w:bCs/>
-        </w:rPr>
-        <w:t>ratio de contraste</w:t>
-      </w:r>
-      <w:r>
-        <w:t xml:space="preserve"> (WCAG) entre los pares relevantes.</w:t>
-      </w:r>
-    </w:p>
-    <w:p>
-      <w:pPr>
-        <w:rPr>
-          <w:b/>
-          <w:bCs/>
-        </w:rPr>
-      </w:pPr>
-      <w:r>
-        <w:rPr>
-          <w:b/>
-          <w:bCs/>
-        </w:rPr>
-        <w:t>1.2. Resultados (</w:t>
-      </w:r>
-      <w:proofErr w:type="spellStart"/>
-      <w:r>
-        <w:rPr>
-          <w:b/>
-          <w:bCs/>
-        </w:rPr>
-        <w:t>contrast</w:t>
-      </w:r>
-      <w:proofErr w:type="spellEnd"/>
-      <w:r>
-        <w:rPr>
-          <w:b/>
-          <w:bCs/>
-        </w:rPr>
-        <w:t xml:space="preserve"> ratio calculada)</w:t>
-      </w:r>
-    </w:p>
-    <w:p>
-      <w:r>
-        <w:t>(Valores calculados con la fórmula WCAG 2.0; redondeados a 2 decimales)</w:t>
+      <w:r>
+        <w:rPr>
+          <w:noProof/>
+        </w:rPr>
+        <w:drawing>
+          <wp:inline distT="0" distB="0" distL="0" distR="0" wp14:anchorId="0BD7CDD4" wp14:editId="7EA605E3">
+            <wp:extent cx="5400040" cy="5812155"/>
+            <wp:effectExtent l="0" t="0" r="0" b="0"/>
+            <wp:docPr id="1277321933" name="Imagen 1" descr="Interfaz de usuario gráfica, Aplicación&#10;&#10;El contenido generado por IA puede ser incorrecto."/>
+            <wp:cNvGraphicFramePr>
+              <a:graphicFrameLocks xmlns:a="http://schemas.openxmlformats.org/drawingml/2006/main" noChangeAspect="1"/>
+            </wp:cNvGraphicFramePr>
+            <a:graphic xmlns:a="http://schemas.openxmlformats.org/drawingml/2006/main">
+              <a:graphicData uri="http://schemas.openxmlformats.org/drawingml/2006/picture">
+                <pic:pic xmlns:pic="http://schemas.openxmlformats.org/drawingml/2006/picture">
+                  <pic:nvPicPr>
+                    <pic:cNvPr id="1277321933" name="Imagen 1" descr="Interfaz de usuario gráfica, Aplicación&#10;&#10;El contenido generado por IA puede ser incorrecto."/>
+                    <pic:cNvPicPr/>
+                  </pic:nvPicPr>
+                  <pic:blipFill>
+                    <a:blip r:embed="rId10"/>
+                    <a:stretch>
+                      <a:fillRect/>
+                    </a:stretch>
+                  </pic:blipFill>
+                  <pic:spPr>
+                    <a:xfrm>
+                      <a:off x="0" y="0"/>
+                      <a:ext cx="5400040" cy="5812155"/>
+                    </a:xfrm>
+                    <a:prstGeom prst="rect">
+                      <a:avLst/>
+                    </a:prstGeom>
+                  </pic:spPr>
+                </pic:pic>
+              </a:graphicData>
+            </a:graphic>
+          </wp:inline>
+        </w:drawing>
       </w:r>
     </w:p>
     <w:p>
@@ -281,7 +503,147 @@
         </w:numPr>
       </w:pPr>
       <w:r>
-        <w:t xml:space="preserve">#006241 sobre #FFFFFF → </w:t>
+        <w:t xml:space="preserve">#006241 sobre #F2F0EB → </w:t>
+      </w:r>
+      <w:r>
+        <w:rPr>
+          <w:b/>
+          <w:bCs/>
+        </w:rPr>
+        <w:t>6.53 : 1</w:t>
+      </w:r>
+      <w:r>
+        <w:t xml:space="preserve"> → </w:t>
+      </w:r>
+      <w:r>
+        <w:rPr>
+          <w:b/>
+          <w:bCs/>
+        </w:rPr>
+        <w:t xml:space="preserve">Cumple AA </w:t>
+      </w:r>
+      <w:r>
+        <w:rPr>
+          <w:b/>
+          <w:bCs/>
+        </w:rPr>
+        <w:t>en texto normal y AA y AAA en texto grande</w:t>
+      </w:r>
+    </w:p>
+    <w:p>
+      <w:r>
+        <w:rPr>
+          <w:noProof/>
+        </w:rPr>
+        <w:lastRenderedPageBreak/>
+        <w:drawing>
+          <wp:inline distT="0" distB="0" distL="0" distR="0" wp14:anchorId="5BF3386E" wp14:editId="2E260BFD">
+            <wp:extent cx="5400040" cy="5968365"/>
+            <wp:effectExtent l="0" t="0" r="0" b="0"/>
+            <wp:docPr id="1466209000" name="Imagen 1" descr="Interfaz de usuario gráfica&#10;&#10;El contenido generado por IA puede ser incorrecto."/>
+            <wp:cNvGraphicFramePr>
+              <a:graphicFrameLocks xmlns:a="http://schemas.openxmlformats.org/drawingml/2006/main" noChangeAspect="1"/>
+            </wp:cNvGraphicFramePr>
+            <a:graphic xmlns:a="http://schemas.openxmlformats.org/drawingml/2006/main">
+              <a:graphicData uri="http://schemas.openxmlformats.org/drawingml/2006/picture">
+                <pic:pic xmlns:pic="http://schemas.openxmlformats.org/drawingml/2006/picture">
+                  <pic:nvPicPr>
+                    <pic:cNvPr id="1466209000" name="Imagen 1" descr="Interfaz de usuario gráfica&#10;&#10;El contenido generado por IA puede ser incorrecto."/>
+                    <pic:cNvPicPr/>
+                  </pic:nvPicPr>
+                  <pic:blipFill>
+                    <a:blip r:embed="rId11"/>
+                    <a:stretch>
+                      <a:fillRect/>
+                    </a:stretch>
+                  </pic:blipFill>
+                  <pic:spPr>
+                    <a:xfrm>
+                      <a:off x="0" y="0"/>
+                      <a:ext cx="5400040" cy="5968365"/>
+                    </a:xfrm>
+                    <a:prstGeom prst="rect">
+                      <a:avLst/>
+                    </a:prstGeom>
+                  </pic:spPr>
+                </pic:pic>
+              </a:graphicData>
+            </a:graphic>
+          </wp:inline>
+        </w:drawing>
+      </w:r>
+    </w:p>
+    <w:p>
+      <w:pPr>
+        <w:numPr>
+          <w:ilvl w:val="0"/>
+          <w:numId w:val="2"/>
+        </w:numPr>
+      </w:pPr>
+      <w:r>
+        <w:t xml:space="preserve">#D72638 (rojo) sobre #FFFFFF → </w:t>
+      </w:r>
+      <w:r>
+        <w:rPr>
+          <w:b/>
+          <w:bCs/>
+        </w:rPr>
+        <w:t>4.97 : 1</w:t>
+      </w:r>
+      <w:r>
+        <w:t xml:space="preserve"> → </w:t>
+      </w:r>
+      <w:r>
+        <w:rPr>
+          <w:b/>
+          <w:bCs/>
+        </w:rPr>
+        <w:t>Cumple AA</w:t>
+      </w:r>
+      <w:r>
+        <w:t xml:space="preserve"> para texto normal (ligeramente por encima de 4.5).</w:t>
+      </w:r>
+    </w:p>
+    <w:p>
+      <w:pPr>
+        <w:numPr>
+          <w:ilvl w:val="0"/>
+          <w:numId w:val="2"/>
+        </w:numPr>
+      </w:pPr>
+      <w:r>
+        <w:t xml:space="preserve">#FF6B00 (naranja) sobre #FFFFFF → </w:t>
+      </w:r>
+      <w:r>
+        <w:rPr>
+          <w:b/>
+          <w:bCs/>
+        </w:rPr>
+        <w:t>2.86 : 1</w:t>
+      </w:r>
+      <w:r>
+        <w:t xml:space="preserve"> → </w:t>
+      </w:r>
+      <w:r>
+        <w:rPr>
+          <w:b/>
+          <w:bCs/>
+        </w:rPr>
+        <w:t>NO cumple AA</w:t>
+      </w:r>
+      <w:r>
+        <w:t xml:space="preserve"> (insuficiente para texto normal).</w:t>
+      </w:r>
+    </w:p>
+    <w:p>
+      <w:pPr>
+        <w:numPr>
+          <w:ilvl w:val="0"/>
+          <w:numId w:val="2"/>
+        </w:numPr>
+      </w:pPr>
+      <w:r>
+        <w:t xml:space="preserve">#FFFFFF sobre #006241 (texto blanco sobre fondo verde) → </w:t>
       </w:r>
       <w:r>
         <w:rPr>
@@ -298,10 +660,10 @@
           <w:b/>
           <w:bCs/>
         </w:rPr>
-        <w:t>Cumple AA y AAA</w:t>
-      </w:r>
-      <w:r>
-        <w:t xml:space="preserve"> (texto normal y grande).</w:t>
+        <w:t>Cumple AA/AAA</w:t>
+      </w:r>
+      <w:r>
+        <w:t>.</w:t>
       </w:r>
     </w:p>
     <w:p>
@@ -312,7 +674,7 @@
         </w:numPr>
       </w:pPr>
       <w:r>
-        <w:t xml:space="preserve">#00754A sobre #FFFFFF → </w:t>
+        <w:t xml:space="preserve">#FFFFFF sobre #00754A → </w:t>
       </w:r>
       <w:r>
         <w:rPr>
@@ -332,17 +694,7 @@
         <w:t>Cumple AA</w:t>
       </w:r>
       <w:r>
-        <w:t xml:space="preserve"> (texto normal), </w:t>
-      </w:r>
-      <w:r>
-        <w:rPr>
-          <w:b/>
-          <w:bCs/>
-        </w:rPr>
-        <w:t>no AAA</w:t>
-      </w:r>
-      <w:r>
-        <w:t xml:space="preserve"> para texto normal (sí AAA para texto grande).</w:t>
+        <w:t>.</w:t>
       </w:r>
     </w:p>
     <w:p>
@@ -353,14 +705,14 @@
         </w:numPr>
       </w:pPr>
       <w:r>
-        <w:t xml:space="preserve">#111111 sobre #FFFFFF → </w:t>
-      </w:r>
-      <w:r>
-        <w:rPr>
-          <w:b/>
-          <w:bCs/>
-        </w:rPr>
-        <w:t>18.88 : 1</w:t>
+        <w:t xml:space="preserve">#FFFFFF sobre #D72638 → </w:t>
+      </w:r>
+      <w:r>
+        <w:rPr>
+          <w:b/>
+          <w:bCs/>
+        </w:rPr>
+        <w:t>4.97 : 1</w:t>
       </w:r>
       <w:r>
         <w:t xml:space="preserve"> → </w:t>
@@ -370,6 +722,37 @@
           <w:b/>
           <w:bCs/>
         </w:rPr>
+        <w:t>Cumple AA</w:t>
+      </w:r>
+      <w:r>
+        <w:t>.</w:t>
+      </w:r>
+    </w:p>
+    <w:p>
+      <w:pPr>
+        <w:numPr>
+          <w:ilvl w:val="0"/>
+          <w:numId w:val="2"/>
+        </w:numPr>
+      </w:pPr>
+      <w:r>
+        <w:t xml:space="preserve">#111111 sobre #F2F0EB → </w:t>
+      </w:r>
+      <w:r>
+        <w:rPr>
+          <w:b/>
+          <w:bCs/>
+        </w:rPr>
+        <w:t>16.58 : 1</w:t>
+      </w:r>
+      <w:r>
+        <w:t xml:space="preserve"> → </w:t>
+      </w:r>
+      <w:r>
+        <w:rPr>
+          <w:b/>
+          <w:bCs/>
+        </w:rPr>
         <w:t>Cumple AAA</w:t>
       </w:r>
       <w:r>
@@ -378,280 +761,32 @@
     </w:p>
     <w:p>
       <w:pPr>
-        <w:numPr>
-          <w:ilvl w:val="0"/>
-          <w:numId w:val="2"/>
-        </w:numPr>
-      </w:pPr>
-      <w:r>
-        <w:t xml:space="preserve">#000000 sobre #FFFFFF → </w:t>
-      </w:r>
-      <w:r>
-        <w:rPr>
-          <w:b/>
-          <w:bCs/>
-        </w:rPr>
-        <w:t>21.00 : 1</w:t>
-      </w:r>
-      <w:r>
-        <w:t xml:space="preserve"> → </w:t>
-      </w:r>
-      <w:r>
-        <w:rPr>
-          <w:b/>
-          <w:bCs/>
-        </w:rPr>
-        <w:t>Cumple AAA</w:t>
-      </w:r>
-      <w:r>
-        <w:t>.</w:t>
-      </w:r>
-    </w:p>
-    <w:p>
-      <w:pPr>
-        <w:numPr>
-          <w:ilvl w:val="0"/>
-          <w:numId w:val="2"/>
-        </w:numPr>
-      </w:pPr>
-      <w:r>
-        <w:t xml:space="preserve">#006241 sobre #F2F0EB → </w:t>
-      </w:r>
-      <w:r>
-        <w:rPr>
-          <w:b/>
-          <w:bCs/>
-        </w:rPr>
-        <w:t>6.53 : 1</w:t>
-      </w:r>
-      <w:r>
-        <w:t xml:space="preserve"> → </w:t>
-      </w:r>
-      <w:r>
-        <w:rPr>
-          <w:b/>
-          <w:bCs/>
-        </w:rPr>
-        <w:t>Cumple AA</w:t>
-      </w:r>
-      <w:r>
-        <w:t>.</w:t>
-      </w:r>
-    </w:p>
-    <w:p>
-      <w:pPr>
-        <w:numPr>
-          <w:ilvl w:val="0"/>
-          <w:numId w:val="2"/>
-        </w:numPr>
-      </w:pPr>
-      <w:r>
-        <w:t xml:space="preserve">#D72638 (rojo) sobre #FFFFFF → </w:t>
-      </w:r>
-      <w:r>
-        <w:rPr>
-          <w:b/>
-          <w:bCs/>
-        </w:rPr>
-        <w:t>4.97 : 1</w:t>
-      </w:r>
-      <w:r>
-        <w:t xml:space="preserve"> → </w:t>
-      </w:r>
-      <w:r>
-        <w:rPr>
-          <w:b/>
-          <w:bCs/>
-        </w:rPr>
-        <w:t>Cumple AA</w:t>
-      </w:r>
-      <w:r>
-        <w:t xml:space="preserve"> para texto normal (ligeramente por encima de 4.5).</w:t>
-      </w:r>
-    </w:p>
-    <w:p>
-      <w:pPr>
-        <w:numPr>
-          <w:ilvl w:val="0"/>
-          <w:numId w:val="2"/>
-        </w:numPr>
-      </w:pPr>
-      <w:r>
-        <w:t xml:space="preserve">#FF6B00 (naranja) sobre #FFFFFF → </w:t>
-      </w:r>
-      <w:r>
-        <w:rPr>
-          <w:b/>
-          <w:bCs/>
-        </w:rPr>
-        <w:t>2.86 : 1</w:t>
-      </w:r>
-      <w:r>
-        <w:t xml:space="preserve"> → </w:t>
-      </w:r>
-      <w:r>
-        <w:rPr>
-          <w:b/>
-          <w:bCs/>
-        </w:rPr>
-        <w:t>NO cumple AA</w:t>
-      </w:r>
-      <w:r>
-        <w:t xml:space="preserve"> (insuficiente para texto normal).</w:t>
-      </w:r>
-    </w:p>
-    <w:p>
-      <w:pPr>
-        <w:numPr>
-          <w:ilvl w:val="0"/>
-          <w:numId w:val="2"/>
-        </w:numPr>
-      </w:pPr>
-      <w:r>
+        <w:rPr>
+          <w:b/>
+          <w:bCs/>
+        </w:rPr>
+      </w:pPr>
+      <w:r>
+        <w:rPr>
+          <w:b/>
+          <w:bCs/>
+        </w:rPr>
+        <w:t>1.3. Interpretación (WCAG 2.1)</w:t>
+      </w:r>
+    </w:p>
+    <w:p>
+      <w:pPr>
+        <w:numPr>
+          <w:ilvl w:val="0"/>
+          <w:numId w:val="3"/>
+        </w:numPr>
+      </w:pPr>
+      <w:r>
+        <w:rPr>
+          <w:b/>
+          <w:bCs/>
+        </w:rPr>
         <w:lastRenderedPageBreak/>
-        <w:t xml:space="preserve">#FFFFFF sobre #006241 (texto blanco sobre fondo verde) → </w:t>
-      </w:r>
-      <w:r>
-        <w:rPr>
-          <w:b/>
-          <w:bCs/>
-        </w:rPr>
-        <w:t>7.44 : 1</w:t>
-      </w:r>
-      <w:r>
-        <w:t xml:space="preserve"> → </w:t>
-      </w:r>
-      <w:r>
-        <w:rPr>
-          <w:b/>
-          <w:bCs/>
-        </w:rPr>
-        <w:t>Cumple AA/AAA</w:t>
-      </w:r>
-      <w:r>
-        <w:t>.</w:t>
-      </w:r>
-    </w:p>
-    <w:p>
-      <w:pPr>
-        <w:numPr>
-          <w:ilvl w:val="0"/>
-          <w:numId w:val="2"/>
-        </w:numPr>
-      </w:pPr>
-      <w:r>
-        <w:t xml:space="preserve">#FFFFFF sobre #00754A → </w:t>
-      </w:r>
-      <w:r>
-        <w:rPr>
-          <w:b/>
-          <w:bCs/>
-        </w:rPr>
-        <w:t>5.76 : 1</w:t>
-      </w:r>
-      <w:r>
-        <w:t xml:space="preserve"> → </w:t>
-      </w:r>
-      <w:r>
-        <w:rPr>
-          <w:b/>
-          <w:bCs/>
-        </w:rPr>
-        <w:t>Cumple AA</w:t>
-      </w:r>
-      <w:r>
-        <w:t>.</w:t>
-      </w:r>
-    </w:p>
-    <w:p>
-      <w:pPr>
-        <w:numPr>
-          <w:ilvl w:val="0"/>
-          <w:numId w:val="2"/>
-        </w:numPr>
-      </w:pPr>
-      <w:r>
-        <w:t xml:space="preserve">#FFFFFF sobre #D72638 → </w:t>
-      </w:r>
-      <w:r>
-        <w:rPr>
-          <w:b/>
-          <w:bCs/>
-        </w:rPr>
-        <w:t>4.97 : 1</w:t>
-      </w:r>
-      <w:r>
-        <w:t xml:space="preserve"> → </w:t>
-      </w:r>
-      <w:r>
-        <w:rPr>
-          <w:b/>
-          <w:bCs/>
-        </w:rPr>
-        <w:t>Cumple AA</w:t>
-      </w:r>
-      <w:r>
-        <w:t>.</w:t>
-      </w:r>
-    </w:p>
-    <w:p>
-      <w:pPr>
-        <w:numPr>
-          <w:ilvl w:val="0"/>
-          <w:numId w:val="2"/>
-        </w:numPr>
-      </w:pPr>
-      <w:r>
-        <w:t xml:space="preserve">#111111 sobre #F2F0EB → </w:t>
-      </w:r>
-      <w:r>
-        <w:rPr>
-          <w:b/>
-          <w:bCs/>
-        </w:rPr>
-        <w:t>16.58 : 1</w:t>
-      </w:r>
-      <w:r>
-        <w:t xml:space="preserve"> → </w:t>
-      </w:r>
-      <w:r>
-        <w:rPr>
-          <w:b/>
-          <w:bCs/>
-        </w:rPr>
-        <w:t>Cumple AAA</w:t>
-      </w:r>
-      <w:r>
-        <w:t>.</w:t>
-      </w:r>
-    </w:p>
-    <w:p>
-      <w:pPr>
-        <w:rPr>
-          <w:b/>
-          <w:bCs/>
-        </w:rPr>
-      </w:pPr>
-      <w:r>
-        <w:rPr>
-          <w:b/>
-          <w:bCs/>
-        </w:rPr>
-        <w:t>1.3. Interpretación (WCAG 2.1)</w:t>
-      </w:r>
-    </w:p>
-    <w:p>
-      <w:pPr>
-        <w:numPr>
-          <w:ilvl w:val="0"/>
-          <w:numId w:val="3"/>
-        </w:numPr>
-      </w:pPr>
-      <w:r>
-        <w:rPr>
-          <w:b/>
-          <w:bCs/>
-        </w:rPr>
         <w:t>AA (texto normal):</w:t>
       </w:r>
       <w:r>
@@ -873,15 +1008,7 @@
         <w:t>Para botones de acento naranja</w:t>
       </w:r>
       <w:r>
-        <w:t xml:space="preserve">: usar texto negro o añadir un </w:t>
-      </w:r>
-      <w:proofErr w:type="spellStart"/>
-      <w:r>
-        <w:t>outline</w:t>
-      </w:r>
-      <w:proofErr w:type="spellEnd"/>
-      <w:r>
-        <w:t xml:space="preserve"> oscuro y aumentar peso/tamaño de la tipografía si debe mantenerse texto blanco.</w:t>
+        <w:t>: usar texto negro o añadir un outline oscuro y aumentar peso/tamaño de la tipografía si debe mantenerse texto blanco.</w:t>
       </w:r>
     </w:p>
     <w:p>
@@ -914,172 +1041,87 @@
           <w:b/>
           <w:bCs/>
         </w:rPr>
-        <w:t>Comprobar combinaciones en elementos de estado (</w:t>
-      </w:r>
-      <w:proofErr w:type="spellStart"/>
-      <w:r>
-        <w:rPr>
-          <w:b/>
-          <w:bCs/>
-        </w:rPr>
-        <w:t>placeholders</w:t>
-      </w:r>
-      <w:proofErr w:type="spellEnd"/>
-      <w:r>
-        <w:rPr>
-          <w:b/>
-          <w:bCs/>
-        </w:rPr>
-        <w:t xml:space="preserve">, </w:t>
-      </w:r>
-      <w:proofErr w:type="spellStart"/>
-      <w:r>
-        <w:rPr>
-          <w:b/>
-          <w:bCs/>
-        </w:rPr>
-        <w:t>labels</w:t>
-      </w:r>
-      <w:proofErr w:type="spellEnd"/>
-      <w:r>
-        <w:rPr>
-          <w:b/>
-          <w:bCs/>
-        </w:rPr>
-        <w:t xml:space="preserve"> atenuados):</w:t>
-      </w:r>
-      <w:r>
-        <w:t xml:space="preserve"> si se usan versiones atenuadas (grises claros), medir </w:t>
-      </w:r>
+        <w:t>Comprobar combinaciones en elementos de estado (placeholders, labels atenuados):</w:t>
+      </w:r>
+      <w:r>
+        <w:t xml:space="preserve"> si se usan versiones atenuadas (grises claros), medir contraste contra fondo neutro #F2F0EB y ajustarlas para estar al menos en 4.5:1 para texto normal o 3:1 para texto grande.</w:t>
+      </w:r>
+    </w:p>
+    <w:p>
+      <w:pPr>
+        <w:numPr>
+          <w:ilvl w:val="0"/>
+          <w:numId w:val="5"/>
+        </w:numPr>
+      </w:pPr>
+      <w:r>
+        <w:rPr>
+          <w:b/>
+          <w:bCs/>
+        </w:rPr>
+        <w:t>Añadir estilo de foco visible</w:t>
+      </w:r>
+      <w:r>
+        <w:t xml:space="preserve"> en elementos interactivos (outline de alto contraste, por ejemplo 2px solid #FF6B00 con fondo oscuro o #111111).</w:t>
+      </w:r>
+    </w:p>
+    <w:p>
+      <w:pPr>
+        <w:rPr>
+          <w:b/>
+          <w:bCs/>
+        </w:rPr>
+      </w:pPr>
+      <w:r>
+        <w:rPr>
+          <w:b/>
+          <w:bCs/>
+        </w:rPr>
+        <w:t>1.5. Capturas a incluir en el PDF</w:t>
+      </w:r>
+    </w:p>
+    <w:p>
+      <w:pPr>
+        <w:numPr>
+          <w:ilvl w:val="0"/>
+          <w:numId w:val="6"/>
+        </w:numPr>
+      </w:pPr>
+      <w:r>
+        <w:t xml:space="preserve">Captura del resultado en </w:t>
+      </w:r>
+      <w:r>
+        <w:rPr>
+          <w:b/>
+          <w:bCs/>
+        </w:rPr>
+        <w:t>Contrast Checker</w:t>
+      </w:r>
+      <w:r>
+        <w:t xml:space="preserve"> con #FF6B00 vs #FFFFFF (mostrando que falla).</w:t>
+      </w:r>
+    </w:p>
+    <w:p>
+      <w:pPr>
+        <w:numPr>
+          <w:ilvl w:val="0"/>
+          <w:numId w:val="6"/>
+        </w:numPr>
+      </w:pPr>
+      <w:r>
+        <w:t>Captura de #006241 vs #FFFFFF (resultado OK).</w:t>
+      </w:r>
+    </w:p>
+    <w:p>
+      <w:pPr>
+        <w:numPr>
+          <w:ilvl w:val="0"/>
+          <w:numId w:val="6"/>
+        </w:numPr>
+      </w:pPr>
       <w:r>
         <w:lastRenderedPageBreak/>
-        <w:t>contraste contra fondo neutro #F2F0EB y ajustarlas para estar al menos en 4.5:1 para texto normal o 3:1 para texto grande.</w:t>
-      </w:r>
-    </w:p>
-    <w:p>
-      <w:pPr>
-        <w:numPr>
-          <w:ilvl w:val="0"/>
-          <w:numId w:val="5"/>
-        </w:numPr>
-      </w:pPr>
-      <w:r>
-        <w:rPr>
-          <w:b/>
-          <w:bCs/>
-        </w:rPr>
-        <w:t>Añadir estilo de foco visible</w:t>
-      </w:r>
-      <w:r>
-        <w:t xml:space="preserve"> en elementos interactivos (</w:t>
-      </w:r>
-      <w:proofErr w:type="spellStart"/>
-      <w:r>
-        <w:t>outline</w:t>
-      </w:r>
-      <w:proofErr w:type="spellEnd"/>
-      <w:r>
-        <w:t xml:space="preserve"> de alto contraste, por ejemplo 2px </w:t>
-      </w:r>
-      <w:proofErr w:type="spellStart"/>
-      <w:r>
-        <w:t>solid</w:t>
-      </w:r>
-      <w:proofErr w:type="spellEnd"/>
-      <w:r>
-        <w:t xml:space="preserve"> #FF6B00 con fondo oscuro o #111111).</w:t>
-      </w:r>
-    </w:p>
-    <w:p>
-      <w:pPr>
-        <w:rPr>
-          <w:b/>
-          <w:bCs/>
-        </w:rPr>
-      </w:pPr>
-      <w:r>
-        <w:rPr>
-          <w:b/>
-          <w:bCs/>
-        </w:rPr>
-        <w:t>1.5. Capturas a incluir en el PDF</w:t>
-      </w:r>
-    </w:p>
-    <w:p>
-      <w:pPr>
-        <w:numPr>
-          <w:ilvl w:val="0"/>
-          <w:numId w:val="6"/>
-        </w:numPr>
-      </w:pPr>
-      <w:r>
-        <w:t xml:space="preserve">Captura del resultado en </w:t>
-      </w:r>
-      <w:proofErr w:type="spellStart"/>
-      <w:r>
-        <w:rPr>
-          <w:b/>
-          <w:bCs/>
-        </w:rPr>
-        <w:t>Contrast</w:t>
-      </w:r>
-      <w:proofErr w:type="spellEnd"/>
-      <w:r>
-        <w:rPr>
-          <w:b/>
-          <w:bCs/>
-        </w:rPr>
-        <w:t xml:space="preserve"> </w:t>
-      </w:r>
-      <w:proofErr w:type="spellStart"/>
-      <w:r>
-        <w:rPr>
-          <w:b/>
-          <w:bCs/>
-        </w:rPr>
-        <w:t>Checker</w:t>
-      </w:r>
-      <w:proofErr w:type="spellEnd"/>
-      <w:r>
-        <w:t xml:space="preserve"> con #FF6B00 vs #FFFFFF (mostrando que falla).</w:t>
-      </w:r>
-    </w:p>
-    <w:p>
-      <w:pPr>
-        <w:numPr>
-          <w:ilvl w:val="0"/>
-          <w:numId w:val="6"/>
-        </w:numPr>
-      </w:pPr>
-      <w:r>
-        <w:t>Captura de #006241 vs #FFFFFF (resultado OK).</w:t>
-      </w:r>
-    </w:p>
-    <w:p>
-      <w:pPr>
-        <w:numPr>
-          <w:ilvl w:val="0"/>
-          <w:numId w:val="6"/>
-        </w:numPr>
-      </w:pPr>
-      <w:r>
-        <w:t xml:space="preserve">(Opcional) Captura con la propuesta aplicada (ej.: botón naranja con texto negro) y comprobación en </w:t>
-      </w:r>
-      <w:proofErr w:type="spellStart"/>
-      <w:r>
-        <w:t>Contrast</w:t>
-      </w:r>
-      <w:proofErr w:type="spellEnd"/>
-      <w:r>
-        <w:t xml:space="preserve"> </w:t>
-      </w:r>
-      <w:proofErr w:type="spellStart"/>
-      <w:r>
-        <w:t>Checker</w:t>
-      </w:r>
-      <w:proofErr w:type="spellEnd"/>
-      <w:r>
-        <w:t>.</w:t>
+        <w:t>(Opcional) Captura con la propuesta aplicada (ej.: botón naranja con texto negro) y comprobación en Contrast Checker.</w:t>
       </w:r>
     </w:p>
     <w:p>
@@ -1091,45 +1133,13 @@
         <w:t>Marcadores en documento Word:</w:t>
       </w:r>
       <w:r>
-        <w:t xml:space="preserve"> Inserta aquí la captura: [CAPTURA: </w:t>
-      </w:r>
-      <w:proofErr w:type="spellStart"/>
-      <w:r>
-        <w:t>Contrast</w:t>
-      </w:r>
-      <w:proofErr w:type="spellEnd"/>
-      <w:r>
-        <w:t xml:space="preserve"> </w:t>
-      </w:r>
-      <w:proofErr w:type="spellStart"/>
-      <w:r>
-        <w:t>Checker</w:t>
-      </w:r>
-      <w:proofErr w:type="spellEnd"/>
-      <w:r>
-        <w:t xml:space="preserve"> - naranja vs blanco] y [CAPTURA: </w:t>
-      </w:r>
-      <w:proofErr w:type="spellStart"/>
-      <w:r>
-        <w:t>Contrast</w:t>
-      </w:r>
-      <w:proofErr w:type="spellEnd"/>
-      <w:r>
-        <w:t xml:space="preserve"> </w:t>
-      </w:r>
-      <w:proofErr w:type="spellStart"/>
-      <w:r>
-        <w:t>Checker</w:t>
-      </w:r>
-      <w:proofErr w:type="spellEnd"/>
-      <w:r>
-        <w:t xml:space="preserve"> - verde vs blanco].</w:t>
+        <w:t xml:space="preserve"> Inserta aquí la captura: [CAPTURA: Contrast Checker - naranja vs blanco] y [CAPTURA: Contrast Checker - verde vs blanco].</w:t>
       </w:r>
     </w:p>
     <w:p>
       <w:r>
         <w:pict w14:anchorId="1A632E43">
-          <v:rect id="_x0000_i1037" style="width:0;height:1.5pt" o:hralign="center" o:hrstd="t" o:hr="t" fillcolor="#a0a0a0" stroked="f"/>
+          <v:rect id="_x0000_i1025" style="width:0;height:1.5pt" o:hralign="center" o:hrstd="t" o:hr="t" fillcolor="#a0a0a0" stroked="f"/>
         </w:pict>
       </w:r>
     </w:p>
@@ -1145,23 +1155,7 @@
           <w:b/>
           <w:bCs/>
         </w:rPr>
-        <w:t>TAREA 2 — Visualización en modo texto (</w:t>
-      </w:r>
-      <w:proofErr w:type="spellStart"/>
-      <w:r>
-        <w:rPr>
-          <w:b/>
-          <w:bCs/>
-        </w:rPr>
-        <w:t>Textise</w:t>
-      </w:r>
-      <w:proofErr w:type="spellEnd"/>
-      <w:r>
-        <w:rPr>
-          <w:b/>
-          <w:bCs/>
-        </w:rPr>
-        <w:t>)</w:t>
+        <w:t>TAREA 2 — Visualización en modo texto (Textise)</w:t>
       </w:r>
     </w:p>
     <w:p>
@@ -1198,23 +1192,7 @@
         </w:numPr>
       </w:pPr>
       <w:r>
-        <w:t>Introducir la URL de Starbucks (por ejemplo https://www.starbucks.es/) y obtener la vista en modo texto (</w:t>
-      </w:r>
-      <w:proofErr w:type="spellStart"/>
-      <w:r>
-        <w:t>plain</w:t>
-      </w:r>
-      <w:proofErr w:type="spellEnd"/>
-      <w:r>
-        <w:t xml:space="preserve"> </w:t>
-      </w:r>
-      <w:proofErr w:type="spellStart"/>
-      <w:r>
-        <w:t>text</w:t>
-      </w:r>
-      <w:proofErr w:type="spellEnd"/>
-      <w:r>
-        <w:t>).</w:t>
+        <w:t>Introducir la URL de Starbucks (por ejemplo https://www.starbucks.es/) y obtener la vista en modo texto (plain text).</w:t>
       </w:r>
     </w:p>
     <w:p>
@@ -1226,15 +1204,7 @@
         <w:t>Captura a incluir:</w:t>
       </w:r>
       <w:r>
-        <w:t xml:space="preserve"> [CAPTURA: Vista de Starbucks en </w:t>
-      </w:r>
-      <w:proofErr w:type="spellStart"/>
-      <w:r>
-        <w:t>Textise</w:t>
-      </w:r>
-      <w:proofErr w:type="spellEnd"/>
-      <w:r>
-        <w:t>]</w:t>
+        <w:t xml:space="preserve"> [CAPTURA: Vista de Starbucks en Textise]</w:t>
       </w:r>
     </w:p>
     <w:p>
@@ -1270,23 +1240,7 @@
           <w:b/>
           <w:bCs/>
         </w:rPr>
-        <w:t xml:space="preserve">Elementos que se interpretan bien en </w:t>
-      </w:r>
-      <w:proofErr w:type="spellStart"/>
-      <w:r>
-        <w:rPr>
-          <w:b/>
-          <w:bCs/>
-        </w:rPr>
-        <w:t>Textise</w:t>
-      </w:r>
-      <w:proofErr w:type="spellEnd"/>
-      <w:r>
-        <w:rPr>
-          <w:b/>
-          <w:bCs/>
-        </w:rPr>
-        <w:t>:</w:t>
+        <w:t>Elementos que se interpretan bien en Textise:</w:t>
       </w:r>
     </w:p>
     <w:p>
@@ -1354,97 +1308,72 @@
           <w:b/>
           <w:bCs/>
         </w:rPr>
+        <w:t>Imágenes de producto sin texto alternativo:</w:t>
+      </w:r>
+      <w:r>
+        <w:t xml:space="preserve"> si las imágenes carecen de alt, la información visual (ej. aspecto del producto o promociones) se pierde.</w:t>
+      </w:r>
+    </w:p>
+    <w:p>
+      <w:pPr>
+        <w:numPr>
+          <w:ilvl w:val="0"/>
+          <w:numId w:val="9"/>
+        </w:numPr>
+      </w:pPr>
+      <w:r>
+        <w:rPr>
+          <w:b/>
+          <w:bCs/>
+        </w:rPr>
+        <w:t>Contenido contextual o visual (banners promocionales con texto embebido en la imagen):</w:t>
+      </w:r>
+      <w:r>
+        <w:t xml:space="preserve"> se pierde si no hay texto alternativo o descripción.</w:t>
+      </w:r>
+    </w:p>
+    <w:p>
+      <w:pPr>
+        <w:numPr>
+          <w:ilvl w:val="0"/>
+          <w:numId w:val="9"/>
+        </w:numPr>
+      </w:pPr>
+      <w:r>
+        <w:rPr>
+          <w:b/>
+          <w:bCs/>
+        </w:rPr>
+        <w:t>Componentes interactivos (mapas, sliders, reproductores) quedan como enlaces vacíos o referencias sin interacción.</w:t>
+      </w:r>
+    </w:p>
+    <w:p>
+      <w:pPr>
+        <w:numPr>
+          <w:ilvl w:val="0"/>
+          <w:numId w:val="9"/>
+        </w:numPr>
+      </w:pPr>
+      <w:r>
+        <w:rPr>
+          <w:b/>
+          <w:bCs/>
+        </w:rPr>
+        <w:t>Microinteracciones y estados (ej.: “Añadido al carrito”) no se representan.</w:t>
+      </w:r>
+    </w:p>
+    <w:p>
+      <w:r>
+        <w:rPr>
+          <w:b/>
+          <w:bCs/>
+        </w:rPr>
         <w:lastRenderedPageBreak/>
-        <w:t>Imágenes de producto sin texto alternativo:</w:t>
-      </w:r>
-      <w:r>
-        <w:t xml:space="preserve"> si las imágenes carecen de </w:t>
-      </w:r>
-      <w:proofErr w:type="spellStart"/>
-      <w:r>
-        <w:t>alt</w:t>
-      </w:r>
-      <w:proofErr w:type="spellEnd"/>
-      <w:r>
-        <w:t>, la información visual (ej. aspecto del producto o promociones) se pierde.</w:t>
-      </w:r>
-    </w:p>
-    <w:p>
-      <w:pPr>
-        <w:numPr>
-          <w:ilvl w:val="0"/>
-          <w:numId w:val="9"/>
-        </w:numPr>
-      </w:pPr>
-      <w:r>
-        <w:rPr>
-          <w:b/>
-          <w:bCs/>
-        </w:rPr>
-        <w:t>Contenido contextual o visual (banners promocionales con texto embebido en la imagen):</w:t>
-      </w:r>
-      <w:r>
-        <w:t xml:space="preserve"> se pierde si no hay texto alternativo o descripción.</w:t>
-      </w:r>
-    </w:p>
-    <w:p>
-      <w:pPr>
-        <w:numPr>
-          <w:ilvl w:val="0"/>
-          <w:numId w:val="9"/>
-        </w:numPr>
-      </w:pPr>
-      <w:r>
-        <w:rPr>
-          <w:b/>
-          <w:bCs/>
-        </w:rPr>
-        <w:t>Componentes interactivos (mapas, sliders, reproductores) quedan como enlaces vacíos o referencias sin interacción.</w:t>
-      </w:r>
-    </w:p>
-    <w:p>
-      <w:pPr>
-        <w:numPr>
-          <w:ilvl w:val="0"/>
-          <w:numId w:val="9"/>
-        </w:numPr>
-      </w:pPr>
-      <w:proofErr w:type="spellStart"/>
-      <w:r>
-        <w:rPr>
-          <w:b/>
-          <w:bCs/>
-        </w:rPr>
-        <w:t>Microinteracciones</w:t>
-      </w:r>
-      <w:proofErr w:type="spellEnd"/>
-      <w:r>
-        <w:rPr>
-          <w:b/>
-          <w:bCs/>
-        </w:rPr>
-        <w:t xml:space="preserve"> y estados (ej.: “Añadido al carrito”) no se representan.</w:t>
-      </w:r>
-    </w:p>
-    <w:p>
-      <w:r>
-        <w:rPr>
-          <w:b/>
-          <w:bCs/>
-        </w:rPr>
         <w:t>Conclusión:</w:t>
       </w:r>
       <w:r>
         <w:br/>
-        <w:t xml:space="preserve">Con </w:t>
-      </w:r>
-      <w:proofErr w:type="spellStart"/>
-      <w:r>
-        <w:t>Textise</w:t>
-      </w:r>
-      <w:proofErr w:type="spellEnd"/>
-      <w:r>
-        <w:t xml:space="preserve"> se puede recuperar la </w:t>
+        <w:t xml:space="preserve">Con Textise se puede recuperar la </w:t>
       </w:r>
       <w:r>
         <w:rPr>
@@ -1454,96 +1383,32 @@
         <w:t>estructura textual y navegación básica</w:t>
       </w:r>
       <w:r>
-        <w:t xml:space="preserve">, pero se echa en falta descripciones alternativas (atributos </w:t>
-      </w:r>
-      <w:proofErr w:type="spellStart"/>
-      <w:r>
-        <w:t>alt</w:t>
-      </w:r>
-      <w:proofErr w:type="spellEnd"/>
-      <w:r>
-        <w:t xml:space="preserve">) y etiquetas ARIA que ofrezcan equivalentes textuales a los recursos visuales y a la interacción. Para usuarios que dependen solo de texto (lectores de pantalla), es esencial que </w:t>
-      </w:r>
-      <w:r>
-        <w:rPr>
-          <w:b/>
-          <w:bCs/>
-        </w:rPr>
-        <w:t xml:space="preserve">todas las imágenes importantes tengan </w:t>
-      </w:r>
-      <w:proofErr w:type="spellStart"/>
-      <w:r>
-        <w:rPr>
-          <w:b/>
-          <w:bCs/>
-        </w:rPr>
-        <w:t>alt</w:t>
-      </w:r>
-      <w:proofErr w:type="spellEnd"/>
-      <w:r>
-        <w:rPr>
-          <w:b/>
-          <w:bCs/>
-        </w:rPr>
-        <w:t xml:space="preserve"> significativos</w:t>
-      </w:r>
-      <w:r>
-        <w:t>, que los botones tengan aria-</w:t>
-      </w:r>
-      <w:proofErr w:type="spellStart"/>
-      <w:r>
-        <w:t>label</w:t>
-      </w:r>
-      <w:proofErr w:type="spellEnd"/>
-      <w:r>
-        <w:t xml:space="preserve"> cuando su texto sea insuficiente y que los elementos dinámicos anuncien cambios vía ARIA </w:t>
-      </w:r>
-      <w:proofErr w:type="spellStart"/>
-      <w:r>
-        <w:t>live</w:t>
-      </w:r>
-      <w:proofErr w:type="spellEnd"/>
-      <w:r>
-        <w:t xml:space="preserve"> </w:t>
-      </w:r>
-      <w:proofErr w:type="spellStart"/>
-      <w:r>
-        <w:t>regions</w:t>
-      </w:r>
-      <w:proofErr w:type="spellEnd"/>
-      <w:r>
-        <w:t>.</w:t>
-      </w:r>
-    </w:p>
-    <w:p>
-      <w:pPr>
-        <w:rPr>
-          <w:b/>
-          <w:bCs/>
-        </w:rPr>
-      </w:pPr>
-      <w:r>
-        <w:rPr>
-          <w:b/>
-          <w:bCs/>
-        </w:rPr>
-        <w:t>2.3. Propuestas de mejora (</w:t>
-      </w:r>
-      <w:proofErr w:type="spellStart"/>
-      <w:r>
-        <w:rPr>
-          <w:b/>
-          <w:bCs/>
-        </w:rPr>
-        <w:t>Textise</w:t>
-      </w:r>
-      <w:proofErr w:type="spellEnd"/>
-      <w:r>
-        <w:rPr>
-          <w:b/>
-          <w:bCs/>
-        </w:rPr>
-        <w:t xml:space="preserve"> / accesibilidad textual)</w:t>
+        <w:t xml:space="preserve">, pero se echa en falta descripciones alternativas (atributos alt) y etiquetas ARIA que ofrezcan equivalentes textuales a los recursos visuales y a la interacción. Para usuarios que dependen solo de texto (lectores de pantalla), es esencial que </w:t>
+      </w:r>
+      <w:r>
+        <w:rPr>
+          <w:b/>
+          <w:bCs/>
+        </w:rPr>
+        <w:t>todas las imágenes importantes tengan alt significativos</w:t>
+      </w:r>
+      <w:r>
+        <w:t>, que los botones tengan aria-label cuando su texto sea insuficiente y que los elementos dinámicos anuncien cambios vía ARIA live regions.</w:t>
+      </w:r>
+    </w:p>
+    <w:p>
+      <w:pPr>
+        <w:rPr>
+          <w:b/>
+          <w:bCs/>
+        </w:rPr>
+      </w:pPr>
+      <w:r>
+        <w:rPr>
+          <w:b/>
+          <w:bCs/>
+        </w:rPr>
+        <w:t>2.3. Propuestas de mejora (Textise / accesibilidad textual)</w:t>
       </w:r>
     </w:p>
     <w:p>
@@ -1554,15 +1419,7 @@
         </w:numPr>
       </w:pPr>
       <w:r>
-        <w:t xml:space="preserve">Asegurar </w:t>
-      </w:r>
-      <w:proofErr w:type="spellStart"/>
-      <w:r>
-        <w:t>alt</w:t>
-      </w:r>
-      <w:proofErr w:type="spellEnd"/>
-      <w:r>
-        <w:t xml:space="preserve"> en todas las imágenes que contienen información (promociones, productos).</w:t>
+        <w:t>Asegurar alt en todas las imágenes que contienen información (promociones, productos).</w:t>
       </w:r>
     </w:p>
     <w:p>
@@ -1573,23 +1430,7 @@
         </w:numPr>
       </w:pPr>
       <w:r>
-        <w:t xml:space="preserve">Para imágenes puramente decorativas usar </w:t>
-      </w:r>
-      <w:proofErr w:type="spellStart"/>
-      <w:r>
-        <w:t>alt</w:t>
-      </w:r>
-      <w:proofErr w:type="spellEnd"/>
-      <w:r>
-        <w:t>="" y role="</w:t>
-      </w:r>
-      <w:proofErr w:type="spellStart"/>
-      <w:r>
-        <w:t>presentation</w:t>
-      </w:r>
-      <w:proofErr w:type="spellEnd"/>
-      <w:r>
-        <w:t>".</w:t>
+        <w:t>Para imágenes puramente decorativas usar alt="" y role="presentation".</w:t>
       </w:r>
     </w:p>
     <w:p>
@@ -1600,15 +1441,7 @@
         </w:numPr>
       </w:pPr>
       <w:r>
-        <w:t>Añadir descripciones largas (</w:t>
-      </w:r>
-      <w:proofErr w:type="spellStart"/>
-      <w:r>
-        <w:t>longdesc</w:t>
-      </w:r>
-      <w:proofErr w:type="spellEnd"/>
-      <w:r>
-        <w:t xml:space="preserve"> o página alternativa) para banners complejos.</w:t>
+        <w:t>Añadir descripciones largas (longdesc o página alternativa) para banners complejos.</w:t>
       </w:r>
     </w:p>
     <w:p>
@@ -1619,15 +1452,7 @@
         </w:numPr>
       </w:pPr>
       <w:r>
-        <w:t>Asegurar que los menús y enlaces tienen texto visible o aria-</w:t>
-      </w:r>
-      <w:proofErr w:type="spellStart"/>
-      <w:r>
-        <w:t>label</w:t>
-      </w:r>
-      <w:proofErr w:type="spellEnd"/>
-      <w:r>
-        <w:t xml:space="preserve"> cuando se usan iconos.</w:t>
+        <w:t>Asegurar que los menús y enlaces tienen texto visible o aria-label cuando se usan iconos.</w:t>
       </w:r>
     </w:p>
     <w:p>
@@ -1638,37 +1463,13 @@
         </w:numPr>
       </w:pPr>
       <w:r>
-        <w:t xml:space="preserve">Incluir </w:t>
-      </w:r>
-      <w:proofErr w:type="spellStart"/>
-      <w:r>
-        <w:t>skip</w:t>
-      </w:r>
-      <w:proofErr w:type="spellEnd"/>
-      <w:r>
-        <w:t xml:space="preserve"> </w:t>
-      </w:r>
-      <w:proofErr w:type="spellStart"/>
-      <w:r>
-        <w:t>to</w:t>
-      </w:r>
-      <w:proofErr w:type="spellEnd"/>
-      <w:r>
-        <w:t xml:space="preserve"> </w:t>
-      </w:r>
-      <w:proofErr w:type="spellStart"/>
-      <w:r>
-        <w:t>content</w:t>
-      </w:r>
-      <w:proofErr w:type="spellEnd"/>
-      <w:r>
-        <w:t xml:space="preserve"> (enlace para saltar al contenido principal) que aparezca arriba y sea accesible desde teclado.</w:t>
+        <w:t>Incluir skip to content (enlace para saltar al contenido principal) que aparezca arriba y sea accesible desde teclado.</w:t>
       </w:r>
     </w:p>
     <w:p>
       <w:r>
         <w:pict w14:anchorId="69F28319">
-          <v:rect id="_x0000_i1038" style="width:0;height:1.5pt" o:hralign="center" o:hrstd="t" o:hr="t" fillcolor="#a0a0a0" stroked="f"/>
+          <v:rect id="_x0000_i1026" style="width:0;height:1.5pt" o:hralign="center" o:hrstd="t" o:hr="t" fillcolor="#a0a0a0" stroked="f"/>
         </w:pict>
       </w:r>
     </w:p>
@@ -1684,33 +1485,8 @@
           <w:b/>
           <w:bCs/>
         </w:rPr>
-        <w:t xml:space="preserve">TAREA 3 — Análisis con </w:t>
-      </w:r>
-      <w:proofErr w:type="spellStart"/>
-      <w:r>
-        <w:rPr>
-          <w:b/>
-          <w:bCs/>
-        </w:rPr>
-        <w:t>Accessibility</w:t>
-      </w:r>
-      <w:proofErr w:type="spellEnd"/>
-      <w:r>
-        <w:rPr>
-          <w:b/>
-          <w:bCs/>
-        </w:rPr>
-        <w:t xml:space="preserve"> </w:t>
-      </w:r>
-      <w:proofErr w:type="spellStart"/>
-      <w:r>
-        <w:rPr>
-          <w:b/>
-          <w:bCs/>
-        </w:rPr>
-        <w:t>Checker</w:t>
-      </w:r>
-      <w:proofErr w:type="spellEnd"/>
+        <w:t>TAREA 3 — Análisis con Accessibility Checker</w:t>
+      </w:r>
     </w:p>
     <w:p>
       <w:pPr>
@@ -1735,31 +1511,7 @@
         </w:numPr>
       </w:pPr>
       <w:r>
-        <w:t xml:space="preserve">https://www.accessibilitychecker.org/ (u otra herramienta online similar: WAVE, </w:t>
-      </w:r>
-      <w:proofErr w:type="spellStart"/>
-      <w:r>
-        <w:t>Axe</w:t>
-      </w:r>
-      <w:proofErr w:type="spellEnd"/>
-      <w:r>
-        <w:t xml:space="preserve"> </w:t>
-      </w:r>
-      <w:proofErr w:type="spellStart"/>
-      <w:r>
-        <w:t>DevTools</w:t>
-      </w:r>
-      <w:proofErr w:type="spellEnd"/>
-      <w:r>
-        <w:t xml:space="preserve">, </w:t>
-      </w:r>
-      <w:proofErr w:type="spellStart"/>
-      <w:r>
-        <w:t>Lighthouse</w:t>
-      </w:r>
-      <w:proofErr w:type="spellEnd"/>
-      <w:r>
-        <w:t>).</w:t>
+        <w:t>https://www.accessibilitychecker.org/ (u otra herramienta online similar: WAVE, Axe DevTools, Lighthouse).</w:t>
       </w:r>
     </w:p>
     <w:p>
@@ -1770,136 +1522,74 @@
         </w:numPr>
       </w:pPr>
       <w:r>
+        <w:t>Accede a la URL y ejecuta el análisis. (Adjuntar capturas de pantalla del informe).</w:t>
+      </w:r>
+    </w:p>
+    <w:p>
+      <w:r>
+        <w:rPr>
+          <w:b/>
+          <w:bCs/>
+        </w:rPr>
+        <w:t>Capturas a incluir:</w:t>
+      </w:r>
+    </w:p>
+    <w:p>
+      <w:pPr>
+        <w:numPr>
+          <w:ilvl w:val="0"/>
+          <w:numId w:val="12"/>
+        </w:numPr>
+      </w:pPr>
+      <w:r>
+        <w:t>Captura de la pantalla con los resultados generales del checker (errores / advertencias).</w:t>
+      </w:r>
+    </w:p>
+    <w:p>
+      <w:pPr>
+        <w:numPr>
+          <w:ilvl w:val="0"/>
+          <w:numId w:val="12"/>
+        </w:numPr>
+      </w:pPr>
+      <w:r>
+        <w:t>Captura ampliada de, al menos, 3 errores concretos (ej.: imágenes sin alt, formularios sin label, contrastes insuficientes).</w:t>
+      </w:r>
+    </w:p>
+    <w:p>
+      <w:pPr>
+        <w:rPr>
+          <w:b/>
+          <w:bCs/>
+        </w:rPr>
+      </w:pPr>
+      <w:r>
+        <w:rPr>
+          <w:b/>
+          <w:bCs/>
+        </w:rPr>
+        <w:t>3.2. Errores típicos esperados (en Starbucks) y explicación</w:t>
+      </w:r>
+    </w:p>
+    <w:p>
+      <w:r>
+        <w:t>A continuación, se describen errores típicos que estas herramientas suelen detectar y por qué afectan la accesibilidad, más la técnica sugerida de corrección.</w:t>
+      </w:r>
+    </w:p>
+    <w:p>
+      <w:pPr>
+        <w:numPr>
+          <w:ilvl w:val="0"/>
+          <w:numId w:val="13"/>
+        </w:numPr>
+      </w:pPr>
+      <w:r>
+        <w:rPr>
+          <w:b/>
+          <w:bCs/>
+        </w:rPr>
         <w:lastRenderedPageBreak/>
-        <w:t>Accede a la URL y ejecuta el análisis. (Adjuntar capturas de pantalla del informe).</w:t>
-      </w:r>
-    </w:p>
-    <w:p>
-      <w:r>
-        <w:rPr>
-          <w:b/>
-          <w:bCs/>
-        </w:rPr>
-        <w:t>Capturas a incluir:</w:t>
-      </w:r>
-    </w:p>
-    <w:p>
-      <w:pPr>
-        <w:numPr>
-          <w:ilvl w:val="0"/>
-          <w:numId w:val="12"/>
-        </w:numPr>
-      </w:pPr>
-      <w:r>
-        <w:t xml:space="preserve">Captura de la pantalla con los resultados generales del </w:t>
-      </w:r>
-      <w:proofErr w:type="spellStart"/>
-      <w:r>
-        <w:t>checker</w:t>
-      </w:r>
-      <w:proofErr w:type="spellEnd"/>
-      <w:r>
-        <w:t xml:space="preserve"> (errores / advertencias).</w:t>
-      </w:r>
-    </w:p>
-    <w:p>
-      <w:pPr>
-        <w:numPr>
-          <w:ilvl w:val="0"/>
-          <w:numId w:val="12"/>
-        </w:numPr>
-      </w:pPr>
-      <w:r>
-        <w:t xml:space="preserve">Captura ampliada de, al menos, 3 errores concretos (ej.: imágenes sin </w:t>
-      </w:r>
-      <w:proofErr w:type="spellStart"/>
-      <w:r>
-        <w:t>alt</w:t>
-      </w:r>
-      <w:proofErr w:type="spellEnd"/>
-      <w:r>
-        <w:t xml:space="preserve">, formularios sin </w:t>
-      </w:r>
-      <w:proofErr w:type="spellStart"/>
-      <w:r>
-        <w:t>label</w:t>
-      </w:r>
-      <w:proofErr w:type="spellEnd"/>
-      <w:r>
-        <w:t>, contrastes insuficientes).</w:t>
-      </w:r>
-    </w:p>
-    <w:p>
-      <w:pPr>
-        <w:rPr>
-          <w:b/>
-          <w:bCs/>
-        </w:rPr>
-      </w:pPr>
-      <w:r>
-        <w:rPr>
-          <w:b/>
-          <w:bCs/>
-        </w:rPr>
-        <w:t>3.2. Errores típicos esperados (en Starbucks) y explicación</w:t>
-      </w:r>
-    </w:p>
-    <w:p>
-      <w:r>
-        <w:t xml:space="preserve">A </w:t>
-      </w:r>
-      <w:r>
-        <w:t>continuación,</w:t>
-      </w:r>
-      <w:r>
-        <w:t xml:space="preserve"> se describen errores típicos que estas herramientas suelen detectar y por qué afectan la accesibilidad, más la técnica sugerida de corrección.</w:t>
-      </w:r>
-    </w:p>
-    <w:p>
-      <w:pPr>
-        <w:numPr>
-          <w:ilvl w:val="0"/>
-          <w:numId w:val="13"/>
-        </w:numPr>
-      </w:pPr>
-      <w:r>
-        <w:rPr>
-          <w:b/>
-          <w:bCs/>
-        </w:rPr>
-        <w:t xml:space="preserve">Imágenes sin atributo </w:t>
-      </w:r>
-      <w:proofErr w:type="spellStart"/>
-      <w:r>
-        <w:rPr>
-          <w:b/>
-          <w:bCs/>
-        </w:rPr>
-        <w:t>alt</w:t>
-      </w:r>
-      <w:proofErr w:type="spellEnd"/>
-      <w:r>
-        <w:rPr>
-          <w:b/>
-          <w:bCs/>
-        </w:rPr>
-        <w:t xml:space="preserve"> o </w:t>
-      </w:r>
-      <w:proofErr w:type="spellStart"/>
-      <w:r>
-        <w:rPr>
-          <w:b/>
-          <w:bCs/>
-        </w:rPr>
-        <w:t>alt</w:t>
-      </w:r>
-      <w:proofErr w:type="spellEnd"/>
-      <w:r>
-        <w:rPr>
-          <w:b/>
-          <w:bCs/>
-        </w:rPr>
-        <w:t xml:space="preserve"> vacío cuando deben describir información</w:t>
+        <w:t>Imágenes sin atributo alt o alt vacío cuando deben describir información</w:t>
       </w:r>
     </w:p>
     <w:p>
@@ -1935,31 +1625,7 @@
         <w:t>Corrección:</w:t>
       </w:r>
       <w:r>
-        <w:t xml:space="preserve"> Añadir </w:t>
-      </w:r>
-      <w:proofErr w:type="spellStart"/>
-      <w:r>
-        <w:t>alt</w:t>
-      </w:r>
-      <w:proofErr w:type="spellEnd"/>
-      <w:r>
-        <w:t xml:space="preserve">="Descripción breve y útil"; si es decorativa </w:t>
-      </w:r>
-      <w:proofErr w:type="spellStart"/>
-      <w:r>
-        <w:t>alt</w:t>
-      </w:r>
-      <w:proofErr w:type="spellEnd"/>
-      <w:r>
-        <w:t>="" + role="</w:t>
-      </w:r>
-      <w:proofErr w:type="spellStart"/>
-      <w:r>
-        <w:t>presentation</w:t>
-      </w:r>
-      <w:proofErr w:type="spellEnd"/>
-      <w:r>
-        <w:t>".</w:t>
+        <w:t xml:space="preserve"> Añadir alt="Descripción breve y útil"; si es decorativa alt="" + role="presentation".</w:t>
       </w:r>
     </w:p>
     <w:p>
@@ -2025,49 +1691,8 @@
           <w:b/>
           <w:bCs/>
         </w:rPr>
-        <w:t xml:space="preserve">Formularios sin </w:t>
-      </w:r>
-      <w:proofErr w:type="spellStart"/>
-      <w:r>
-        <w:rPr>
-          <w:b/>
-          <w:bCs/>
-        </w:rPr>
-        <w:t>label</w:t>
-      </w:r>
-      <w:proofErr w:type="spellEnd"/>
-      <w:r>
-        <w:rPr>
-          <w:b/>
-          <w:bCs/>
-        </w:rPr>
-        <w:t xml:space="preserve"> asociado o con </w:t>
-      </w:r>
-      <w:proofErr w:type="spellStart"/>
-      <w:r>
-        <w:rPr>
-          <w:b/>
-          <w:bCs/>
-        </w:rPr>
-        <w:t>placeholder</w:t>
-      </w:r>
-      <w:proofErr w:type="spellEnd"/>
-      <w:r>
-        <w:rPr>
-          <w:b/>
-          <w:bCs/>
-        </w:rPr>
-        <w:t xml:space="preserve"> usado como </w:t>
-      </w:r>
-      <w:proofErr w:type="spellStart"/>
-      <w:r>
-        <w:rPr>
-          <w:b/>
-          <w:bCs/>
-        </w:rPr>
-        <w:t>label</w:t>
-      </w:r>
-      <w:proofErr w:type="spellEnd"/>
+        <w:t>Formularios sin label asociado o con placeholder usado como label</w:t>
+      </w:r>
     </w:p>
     <w:p>
       <w:pPr>
@@ -2102,39 +1727,7 @@
         <w:t>Corrección:</w:t>
       </w:r>
       <w:r>
-        <w:t xml:space="preserve"> Añadir </w:t>
-      </w:r>
-      <w:proofErr w:type="spellStart"/>
-      <w:r>
-        <w:t>label</w:t>
-      </w:r>
-      <w:proofErr w:type="spellEnd"/>
-      <w:r>
-        <w:t xml:space="preserve"> </w:t>
-      </w:r>
-      <w:proofErr w:type="spellStart"/>
-      <w:r>
-        <w:t>for</w:t>
-      </w:r>
-      <w:proofErr w:type="spellEnd"/>
-      <w:r>
-        <w:t xml:space="preserve">="id" y mantener </w:t>
-      </w:r>
-      <w:proofErr w:type="spellStart"/>
-      <w:r>
-        <w:t>placeholder</w:t>
-      </w:r>
-      <w:proofErr w:type="spellEnd"/>
-      <w:r>
-        <w:t xml:space="preserve"> solo como ayuda; usar aria-</w:t>
-      </w:r>
-      <w:proofErr w:type="spellStart"/>
-      <w:r>
-        <w:t>required</w:t>
-      </w:r>
-      <w:proofErr w:type="spellEnd"/>
-      <w:r>
-        <w:t xml:space="preserve"> si es obligatorio.</w:t>
+        <w:t xml:space="preserve"> Añadir label for="id" y mantener placeholder solo como ayuda; usar aria-required si es obligatorio.</w:t>
       </w:r>
     </w:p>
     <w:p>
@@ -2149,23 +1742,7 @@
           <w:b/>
           <w:bCs/>
         </w:rPr>
-        <w:t>Enlaces con texto poco descriptivo (“Leer más”, “</w:t>
-      </w:r>
-      <w:proofErr w:type="spellStart"/>
-      <w:r>
-        <w:rPr>
-          <w:b/>
-          <w:bCs/>
-        </w:rPr>
-        <w:t>Click</w:t>
-      </w:r>
-      <w:proofErr w:type="spellEnd"/>
-      <w:r>
-        <w:rPr>
-          <w:b/>
-          <w:bCs/>
-        </w:rPr>
-        <w:t xml:space="preserve"> aquí”)</w:t>
+        <w:t>Enlaces con texto poco descriptivo (“Leer más”, “Click aquí”)</w:t>
       </w:r>
     </w:p>
     <w:p>
@@ -2201,15 +1778,7 @@
         <w:t>Corrección:</w:t>
       </w:r>
       <w:r>
-        <w:t xml:space="preserve"> Usar texto descriptivo o aria-</w:t>
-      </w:r>
-      <w:proofErr w:type="spellStart"/>
-      <w:r>
-        <w:t>label</w:t>
-      </w:r>
-      <w:proofErr w:type="spellEnd"/>
-      <w:r>
-        <w:t xml:space="preserve"> que indique el destino.</w:t>
+        <w:t xml:space="preserve"> Usar texto descriptivo o aria-label que indique el destino.</w:t>
       </w:r>
     </w:p>
     <w:p>
@@ -2257,217 +1826,113 @@
           <w:b/>
           <w:bCs/>
         </w:rPr>
+        <w:t>Corrección:</w:t>
+      </w:r>
+      <w:r>
+        <w:t xml:space="preserve"> Estilizar :focus con contraste (ej. outline: 3px solid #FF6B00 o box-shadow).</w:t>
+      </w:r>
+    </w:p>
+    <w:p>
+      <w:pPr>
+        <w:numPr>
+          <w:ilvl w:val="0"/>
+          <w:numId w:val="13"/>
+        </w:numPr>
+      </w:pPr>
+      <w:r>
+        <w:rPr>
+          <w:b/>
+          <w:bCs/>
+        </w:rPr>
+        <w:t>Orden de tabulación inconsistente</w:t>
+      </w:r>
+    </w:p>
+    <w:p>
+      <w:pPr>
+        <w:numPr>
+          <w:ilvl w:val="1"/>
+          <w:numId w:val="13"/>
+        </w:numPr>
+      </w:pPr>
+      <w:r>
+        <w:rPr>
+          <w:b/>
+          <w:bCs/>
+        </w:rPr>
+        <w:t>Impacto:</w:t>
+      </w:r>
+      <w:r>
+        <w:t xml:space="preserve"> Navegación por teclado confusa.</w:t>
+      </w:r>
+    </w:p>
+    <w:p>
+      <w:pPr>
+        <w:numPr>
+          <w:ilvl w:val="1"/>
+          <w:numId w:val="13"/>
+        </w:numPr>
+      </w:pPr>
+      <w:r>
+        <w:rPr>
+          <w:b/>
+          <w:bCs/>
+        </w:rPr>
+        <w:t>Corrección:</w:t>
+      </w:r>
+      <w:r>
+        <w:t xml:space="preserve"> Asegurar DOM y orden visual coincidan; evitar tabindex positivo.</w:t>
+      </w:r>
+    </w:p>
+    <w:p>
+      <w:pPr>
+        <w:numPr>
+          <w:ilvl w:val="0"/>
+          <w:numId w:val="13"/>
+        </w:numPr>
+      </w:pPr>
+      <w:r>
+        <w:rPr>
+          <w:b/>
+          <w:bCs/>
+        </w:rPr>
+        <w:t>Elementos dinámicos (modals, live updates) sin ARIA</w:t>
+      </w:r>
+    </w:p>
+    <w:p>
+      <w:pPr>
+        <w:numPr>
+          <w:ilvl w:val="1"/>
+          <w:numId w:val="13"/>
+        </w:numPr>
+      </w:pPr>
+      <w:r>
+        <w:rPr>
+          <w:b/>
+          <w:bCs/>
+        </w:rPr>
+        <w:t>Impacto:</w:t>
+      </w:r>
+      <w:r>
+        <w:t xml:space="preserve"> Lectores de pantalla no perciben contenido nuevo.</w:t>
+      </w:r>
+    </w:p>
+    <w:p>
+      <w:pPr>
+        <w:numPr>
+          <w:ilvl w:val="1"/>
+          <w:numId w:val="13"/>
+        </w:numPr>
+      </w:pPr>
+      <w:r>
+        <w:rPr>
+          <w:b/>
+          <w:bCs/>
+        </w:rPr>
         <w:lastRenderedPageBreak/>
         <w:t>Corrección:</w:t>
       </w:r>
       <w:r>
-        <w:t xml:space="preserve"> Estilizar :</w:t>
-      </w:r>
-      <w:proofErr w:type="spellStart"/>
-      <w:r>
-        <w:t>focus</w:t>
-      </w:r>
-      <w:proofErr w:type="spellEnd"/>
-      <w:r>
-        <w:t xml:space="preserve"> con contraste (ej. </w:t>
-      </w:r>
-      <w:proofErr w:type="spellStart"/>
-      <w:r>
-        <w:t>outline</w:t>
-      </w:r>
-      <w:proofErr w:type="spellEnd"/>
-      <w:r>
-        <w:t xml:space="preserve">: 3px </w:t>
-      </w:r>
-      <w:proofErr w:type="spellStart"/>
-      <w:r>
-        <w:t>solid</w:t>
-      </w:r>
-      <w:proofErr w:type="spellEnd"/>
-      <w:r>
-        <w:t xml:space="preserve"> #FF6B00 o box-</w:t>
-      </w:r>
-      <w:proofErr w:type="spellStart"/>
-      <w:r>
-        <w:t>shadow</w:t>
-      </w:r>
-      <w:proofErr w:type="spellEnd"/>
-      <w:r>
-        <w:t>).</w:t>
-      </w:r>
-    </w:p>
-    <w:p>
-      <w:pPr>
-        <w:numPr>
-          <w:ilvl w:val="0"/>
-          <w:numId w:val="13"/>
-        </w:numPr>
-      </w:pPr>
-      <w:r>
-        <w:rPr>
-          <w:b/>
-          <w:bCs/>
-        </w:rPr>
-        <w:t>Orden de tabulación inconsistente</w:t>
-      </w:r>
-    </w:p>
-    <w:p>
-      <w:pPr>
-        <w:numPr>
-          <w:ilvl w:val="1"/>
-          <w:numId w:val="13"/>
-        </w:numPr>
-      </w:pPr>
-      <w:r>
-        <w:rPr>
-          <w:b/>
-          <w:bCs/>
-        </w:rPr>
-        <w:t>Impacto:</w:t>
-      </w:r>
-      <w:r>
-        <w:t xml:space="preserve"> Navegación por teclado confusa.</w:t>
-      </w:r>
-    </w:p>
-    <w:p>
-      <w:pPr>
-        <w:numPr>
-          <w:ilvl w:val="1"/>
-          <w:numId w:val="13"/>
-        </w:numPr>
-      </w:pPr>
-      <w:r>
-        <w:rPr>
-          <w:b/>
-          <w:bCs/>
-        </w:rPr>
-        <w:t>Corrección:</w:t>
-      </w:r>
-      <w:r>
-        <w:t xml:space="preserve"> Asegurar DOM y orden visual coincidan; evitar </w:t>
-      </w:r>
-      <w:proofErr w:type="spellStart"/>
-      <w:r>
-        <w:t>tabindex</w:t>
-      </w:r>
-      <w:proofErr w:type="spellEnd"/>
-      <w:r>
-        <w:t xml:space="preserve"> positivo.</w:t>
-      </w:r>
-    </w:p>
-    <w:p>
-      <w:pPr>
-        <w:numPr>
-          <w:ilvl w:val="0"/>
-          <w:numId w:val="13"/>
-        </w:numPr>
-      </w:pPr>
-      <w:r>
-        <w:rPr>
-          <w:b/>
-          <w:bCs/>
-        </w:rPr>
-        <w:t>Elementos dinámicos (</w:t>
-      </w:r>
-      <w:proofErr w:type="spellStart"/>
-      <w:r>
-        <w:rPr>
-          <w:b/>
-          <w:bCs/>
-        </w:rPr>
-        <w:t>modals</w:t>
-      </w:r>
-      <w:proofErr w:type="spellEnd"/>
-      <w:r>
-        <w:rPr>
-          <w:b/>
-          <w:bCs/>
-        </w:rPr>
-        <w:t xml:space="preserve">, </w:t>
-      </w:r>
-      <w:proofErr w:type="spellStart"/>
-      <w:r>
-        <w:rPr>
-          <w:b/>
-          <w:bCs/>
-        </w:rPr>
-        <w:t>live</w:t>
-      </w:r>
-      <w:proofErr w:type="spellEnd"/>
-      <w:r>
-        <w:rPr>
-          <w:b/>
-          <w:bCs/>
-        </w:rPr>
-        <w:t xml:space="preserve"> </w:t>
-      </w:r>
-      <w:proofErr w:type="spellStart"/>
-      <w:r>
-        <w:rPr>
-          <w:b/>
-          <w:bCs/>
-        </w:rPr>
-        <w:t>updates</w:t>
-      </w:r>
-      <w:proofErr w:type="spellEnd"/>
-      <w:r>
-        <w:rPr>
-          <w:b/>
-          <w:bCs/>
-        </w:rPr>
-        <w:t>) sin ARIA</w:t>
-      </w:r>
-    </w:p>
-    <w:p>
-      <w:pPr>
-        <w:numPr>
-          <w:ilvl w:val="1"/>
-          <w:numId w:val="13"/>
-        </w:numPr>
-      </w:pPr>
-      <w:r>
-        <w:rPr>
-          <w:b/>
-          <w:bCs/>
-        </w:rPr>
-        <w:t>Impacto:</w:t>
-      </w:r>
-      <w:r>
-        <w:t xml:space="preserve"> Lectores de pantalla no perciben contenido nuevo.</w:t>
-      </w:r>
-    </w:p>
-    <w:p>
-      <w:pPr>
-        <w:numPr>
-          <w:ilvl w:val="1"/>
-          <w:numId w:val="13"/>
-        </w:numPr>
-      </w:pPr>
-      <w:r>
-        <w:rPr>
-          <w:b/>
-          <w:bCs/>
-        </w:rPr>
-        <w:t>Corrección:</w:t>
-      </w:r>
-      <w:r>
-        <w:t xml:space="preserve"> Usar aria-</w:t>
-      </w:r>
-      <w:proofErr w:type="spellStart"/>
-      <w:r>
-        <w:t>live</w:t>
-      </w:r>
-      <w:proofErr w:type="spellEnd"/>
-      <w:r>
-        <w:t>, role="</w:t>
-      </w:r>
-      <w:proofErr w:type="spellStart"/>
-      <w:r>
-        <w:t>dialog</w:t>
-      </w:r>
-      <w:proofErr w:type="spellEnd"/>
-      <w:r>
-        <w:t>", aria-modal="true", y gestionar foco al abrir/cerrar.</w:t>
+        <w:t xml:space="preserve"> Usar aria-live, role="dialog", aria-modal="true", y gestionar foco al abrir/cerrar.</w:t>
       </w:r>
     </w:p>
     <w:p>
@@ -2497,34 +1962,10 @@
           <w:b/>
           <w:bCs/>
         </w:rPr>
-        <w:t xml:space="preserve">Imagen sin </w:t>
-      </w:r>
-      <w:proofErr w:type="spellStart"/>
-      <w:r>
-        <w:rPr>
-          <w:b/>
-          <w:bCs/>
-        </w:rPr>
-        <w:t>alt</w:t>
-      </w:r>
-      <w:proofErr w:type="spellEnd"/>
-      <w:r>
-        <w:rPr>
-          <w:b/>
-          <w:bCs/>
-        </w:rPr>
-        <w:t>:</w:t>
-      </w:r>
-      <w:r>
-        <w:t xml:space="preserve"> revisar CMS o plantillas y forzar campos </w:t>
-      </w:r>
-      <w:proofErr w:type="spellStart"/>
-      <w:r>
-        <w:t>alt</w:t>
-      </w:r>
-      <w:proofErr w:type="spellEnd"/>
-      <w:r>
-        <w:t xml:space="preserve"> obligatorios al subir imágenes.</w:t>
+        <w:t>Imagen sin alt:</w:t>
+      </w:r>
+      <w:r>
+        <w:t xml:space="preserve"> revisar CMS o plantillas y forzar campos alt obligatorios al subir imágenes.</w:t>
       </w:r>
     </w:p>
     <w:p>
@@ -2542,15 +1983,7 @@
         <w:t>Contraste insuficiente:</w:t>
       </w:r>
       <w:r>
-        <w:t xml:space="preserve"> sustituir color, o añadir borde/</w:t>
-      </w:r>
-      <w:proofErr w:type="spellStart"/>
-      <w:r>
-        <w:t>outline</w:t>
-      </w:r>
-      <w:proofErr w:type="spellEnd"/>
-      <w:r>
-        <w:t xml:space="preserve"> y aumentar peso de fuente.</w:t>
+        <w:t xml:space="preserve"> sustituir color, o añadir borde/outline y aumentar peso de fuente.</w:t>
       </w:r>
     </w:p>
     <w:p>
@@ -2568,31 +2001,7 @@
         <w:t>Formularios:</w:t>
       </w:r>
       <w:r>
-        <w:t xml:space="preserve"> asociar </w:t>
-      </w:r>
-      <w:proofErr w:type="spellStart"/>
-      <w:r>
-        <w:t>label</w:t>
-      </w:r>
-      <w:proofErr w:type="spellEnd"/>
-      <w:r>
-        <w:t xml:space="preserve"> con </w:t>
-      </w:r>
-      <w:proofErr w:type="spellStart"/>
-      <w:r>
-        <w:t>for</w:t>
-      </w:r>
-      <w:proofErr w:type="spellEnd"/>
-      <w:r>
-        <w:t>, añadir aria-</w:t>
-      </w:r>
-      <w:proofErr w:type="spellStart"/>
-      <w:r>
-        <w:t>describedby</w:t>
-      </w:r>
-      <w:proofErr w:type="spellEnd"/>
-      <w:r>
-        <w:t xml:space="preserve"> para mensajes de ayuda.</w:t>
+        <w:t xml:space="preserve"> asociar label con for, añadir aria-describedby para mensajes de ayuda.</w:t>
       </w:r>
     </w:p>
     <w:p>
@@ -2610,15 +2019,7 @@
         <w:t>Enlaces:</w:t>
       </w:r>
       <w:r>
-        <w:t xml:space="preserve"> reescribir textos a “Ver ficha del producto: X” o aria-</w:t>
-      </w:r>
-      <w:proofErr w:type="spellStart"/>
-      <w:r>
-        <w:t>label</w:t>
-      </w:r>
-      <w:proofErr w:type="spellEnd"/>
-      <w:r>
-        <w:t>="Ver ficha X".</w:t>
+        <w:t xml:space="preserve"> reescribir textos a “Ver ficha del producto: X” o aria-label="Ver ficha X".</w:t>
       </w:r>
     </w:p>
     <w:p>
@@ -2654,28 +2055,12 @@
         <w:t>Orden de tabulación:</w:t>
       </w:r>
       <w:r>
-        <w:t xml:space="preserve"> test manual con </w:t>
-      </w:r>
-      <w:proofErr w:type="spellStart"/>
-      <w:r>
-        <w:t>Tab</w:t>
-      </w:r>
-      <w:proofErr w:type="spellEnd"/>
-      <w:r>
-        <w:t xml:space="preserve"> / </w:t>
-      </w:r>
-      <w:proofErr w:type="spellStart"/>
-      <w:r>
-        <w:t>Shift+Tab</w:t>
-      </w:r>
-      <w:proofErr w:type="spellEnd"/>
-      <w:r>
-        <w:t xml:space="preserve"> y corregir HTML (evitar position absolute que mueva foco fuera de flujo).</w:t>
+        <w:t xml:space="preserve"> test manual con Tab / Shift+Tab y corregir HTML (evitar position absolute que mueva foco fuera de flujo).</w:t>
       </w:r>
     </w:p>
     <w:p/>
     <w:sectPr>
-      <w:headerReference w:type="default" r:id="rId7"/>
+      <w:headerReference w:type="default" r:id="rId12"/>
       <w:pgSz w:w="11906" w:h="16838"/>
       <w:pgMar w:top="1417" w:right="1701" w:bottom="1417" w:left="1701" w:header="708" w:footer="708" w:gutter="0"/>
       <w:cols w:space="708"/>
@@ -5396,6 +4781,7 @@
   <w:style w:type="character" w:default="1" w:styleId="Fuentedeprrafopredeter">
     <w:name w:val="Default Paragraph Font"/>
     <w:uiPriority w:val="1"/>
+    <w:semiHidden/>
     <w:unhideWhenUsed/>
   </w:style>
   <w:style w:type="table" w:default="1" w:styleId="Tablanormal">

--- a/DIW/UT5/Ejercicios/Actividad Evaluativa 1/González_García_Pablo_TEMA_05_AE_01.docx
+++ b/DIW/UT5/Ejercicios/Actividad Evaluativa 1/González_García_Pablo_TEMA_05_AE_01.docx
@@ -22,7 +22,47 @@
     </w:p>
     <w:p>
       <w:r>
-        <w:t>En esta actividad se evalúa la accesibilidad de la web utilizada en la primera actividad (Starbucks). Se han realizado tres tareas: comprobación de contraste con Contrast Checker, visualización del sitio en modo texto mediante Textise y evaluación con Accessibility Checker. Además, se proponen soluciones y mejoras para alcanzar los niveles de conformidad WCAG recomendados.</w:t>
+        <w:t xml:space="preserve">En esta actividad se evalúa la accesibilidad de la web utilizada en la primera actividad (Starbucks). Se han realizado tres tareas: comprobación de contraste con </w:t>
+      </w:r>
+      <w:proofErr w:type="spellStart"/>
+      <w:r>
+        <w:t>Contrast</w:t>
+      </w:r>
+      <w:proofErr w:type="spellEnd"/>
+      <w:r>
+        <w:t xml:space="preserve"> </w:t>
+      </w:r>
+      <w:proofErr w:type="spellStart"/>
+      <w:r>
+        <w:t>Checker</w:t>
+      </w:r>
+      <w:proofErr w:type="spellEnd"/>
+      <w:r>
+        <w:t xml:space="preserve">, visualización del sitio en modo texto mediante </w:t>
+      </w:r>
+      <w:proofErr w:type="spellStart"/>
+      <w:r>
+        <w:t>Textise</w:t>
+      </w:r>
+      <w:proofErr w:type="spellEnd"/>
+      <w:r>
+        <w:t xml:space="preserve"> y evaluación con </w:t>
+      </w:r>
+      <w:proofErr w:type="spellStart"/>
+      <w:r>
+        <w:t>Accessibility</w:t>
+      </w:r>
+      <w:proofErr w:type="spellEnd"/>
+      <w:r>
+        <w:t xml:space="preserve"> </w:t>
+      </w:r>
+      <w:proofErr w:type="spellStart"/>
+      <w:r>
+        <w:t>Checker</w:t>
+      </w:r>
+      <w:proofErr w:type="spellEnd"/>
+      <w:r>
+        <w:t>. Además, se proponen soluciones y mejoras para alcanzar los niveles de conformidad WCAG recomendados.</w:t>
       </w:r>
     </w:p>
     <w:p>
@@ -52,7 +92,39 @@
           <w:b/>
           <w:bCs/>
         </w:rPr>
-        <w:t>TAREA 1 — Contraste de colores (Contrast Checker)</w:t>
+        <w:t>TAREA 1 — Contraste de colores (</w:t>
+      </w:r>
+      <w:proofErr w:type="spellStart"/>
+      <w:r>
+        <w:rPr>
+          <w:b/>
+          <w:bCs/>
+        </w:rPr>
+        <w:t>Contrast</w:t>
+      </w:r>
+      <w:proofErr w:type="spellEnd"/>
+      <w:r>
+        <w:rPr>
+          <w:b/>
+          <w:bCs/>
+        </w:rPr>
+        <w:t xml:space="preserve"> </w:t>
+      </w:r>
+      <w:proofErr w:type="spellStart"/>
+      <w:r>
+        <w:rPr>
+          <w:b/>
+          <w:bCs/>
+        </w:rPr>
+        <w:t>Checker</w:t>
+      </w:r>
+      <w:proofErr w:type="spellEnd"/>
+      <w:r>
+        <w:rPr>
+          <w:b/>
+          <w:bCs/>
+        </w:rPr>
+        <w:t>)</w:t>
       </w:r>
     </w:p>
     <w:p>
@@ -133,7 +205,15 @@
         </w:numPr>
       </w:pPr>
       <w:r>
-        <w:t>(También incluyo colores de acento del proyecto Hard Enduro por comparación: Rojo #D72638, Naranja #FF6B00)</w:t>
+        <w:t xml:space="preserve">(También incluyo colores de acento del proyecto </w:t>
+      </w:r>
+      <w:proofErr w:type="spellStart"/>
+      <w:r>
+        <w:t>Hard</w:t>
+      </w:r>
+      <w:proofErr w:type="spellEnd"/>
+      <w:r>
+        <w:t xml:space="preserve"> Enduro por comparación: Rojo #D72638, Naranja #FF6B00)</w:t>
       </w:r>
     </w:p>
     <w:p>
@@ -163,7 +243,23 @@
           <w:b/>
           <w:bCs/>
         </w:rPr>
-        <w:t>1.2. Resultados (contrast ratio calculada)</w:t>
+        <w:t>1.2. Resultados (</w:t>
+      </w:r>
+      <w:proofErr w:type="spellStart"/>
+      <w:r>
+        <w:rPr>
+          <w:b/>
+          <w:bCs/>
+        </w:rPr>
+        <w:t>contrast</w:t>
+      </w:r>
+      <w:proofErr w:type="spellEnd"/>
+      <w:r>
+        <w:rPr>
+          <w:b/>
+          <w:bCs/>
+        </w:rPr>
+        <w:t xml:space="preserve"> ratio calculada)</w:t>
       </w:r>
     </w:p>
     <w:p>
@@ -181,6 +277,7 @@
       <w:r>
         <w:t xml:space="preserve">#006241 sobre #FFFFFF → </w:t>
       </w:r>
+      <w:proofErr w:type="gramStart"/>
       <w:r>
         <w:rPr>
           <w:b/>
@@ -200,7 +297,15 @@
           <w:b/>
           <w:bCs/>
         </w:rPr>
-        <w:t xml:space="preserve"> : 1</w:t>
+        <w:t xml:space="preserve"> :</w:t>
+      </w:r>
+      <w:proofErr w:type="gramEnd"/>
+      <w:r>
+        <w:rPr>
+          <w:b/>
+          <w:bCs/>
+        </w:rPr>
+        <w:t xml:space="preserve"> 1</w:t>
       </w:r>
       <w:r>
         <w:t xml:space="preserve"> → </w:t>
@@ -272,12 +377,21 @@
       <w:r>
         <w:t xml:space="preserve">#00754A sobre #FFFFFF → </w:t>
       </w:r>
-      <w:r>
-        <w:rPr>
-          <w:b/>
-          <w:bCs/>
-        </w:rPr>
-        <w:t>5.76 : 1</w:t>
+      <w:proofErr w:type="gramStart"/>
+      <w:r>
+        <w:rPr>
+          <w:b/>
+          <w:bCs/>
+        </w:rPr>
+        <w:t>5.76 :</w:t>
+      </w:r>
+      <w:proofErr w:type="gramEnd"/>
+      <w:r>
+        <w:rPr>
+          <w:b/>
+          <w:bCs/>
+        </w:rPr>
+        <w:t xml:space="preserve"> 1</w:t>
       </w:r>
       <w:r>
         <w:t xml:space="preserve"> → </w:t>
@@ -359,12 +473,21 @@
       <w:r>
         <w:t xml:space="preserve">#111111 sobre #FFFFFF → </w:t>
       </w:r>
-      <w:r>
-        <w:rPr>
-          <w:b/>
-          <w:bCs/>
-        </w:rPr>
-        <w:t>18.88 : 1</w:t>
+      <w:proofErr w:type="gramStart"/>
+      <w:r>
+        <w:rPr>
+          <w:b/>
+          <w:bCs/>
+        </w:rPr>
+        <w:t>18.88 :</w:t>
+      </w:r>
+      <w:proofErr w:type="gramEnd"/>
+      <w:r>
+        <w:rPr>
+          <w:b/>
+          <w:bCs/>
+        </w:rPr>
+        <w:t xml:space="preserve"> 1</w:t>
       </w:r>
       <w:r>
         <w:t xml:space="preserve"> → </w:t>
@@ -434,12 +557,21 @@
         <w:lastRenderedPageBreak/>
         <w:t xml:space="preserve">#000000 sobre #FFFFFF → </w:t>
       </w:r>
-      <w:r>
-        <w:rPr>
-          <w:b/>
-          <w:bCs/>
-        </w:rPr>
-        <w:t>21.00 : 1</w:t>
+      <w:proofErr w:type="gramStart"/>
+      <w:r>
+        <w:rPr>
+          <w:b/>
+          <w:bCs/>
+        </w:rPr>
+        <w:t>21.00 :</w:t>
+      </w:r>
+      <w:proofErr w:type="gramEnd"/>
+      <w:r>
+        <w:rPr>
+          <w:b/>
+          <w:bCs/>
+        </w:rPr>
+        <w:t xml:space="preserve"> 1</w:t>
       </w:r>
       <w:r>
         <w:t xml:space="preserve"> → </w:t>
@@ -505,12 +637,21 @@
       <w:r>
         <w:t xml:space="preserve">#006241 sobre #F2F0EB → </w:t>
       </w:r>
-      <w:r>
-        <w:rPr>
-          <w:b/>
-          <w:bCs/>
-        </w:rPr>
-        <w:t>6.53 : 1</w:t>
+      <w:proofErr w:type="gramStart"/>
+      <w:r>
+        <w:rPr>
+          <w:b/>
+          <w:bCs/>
+        </w:rPr>
+        <w:t>6.53 :</w:t>
+      </w:r>
+      <w:proofErr w:type="gramEnd"/>
+      <w:r>
+        <w:rPr>
+          <w:b/>
+          <w:bCs/>
+        </w:rPr>
+        <w:t xml:space="preserve"> 1</w:t>
       </w:r>
       <w:r>
         <w:t xml:space="preserve"> → </w:t>
@@ -583,12 +724,21 @@
       <w:r>
         <w:t xml:space="preserve">#D72638 (rojo) sobre #FFFFFF → </w:t>
       </w:r>
-      <w:r>
-        <w:rPr>
-          <w:b/>
-          <w:bCs/>
-        </w:rPr>
-        <w:t>4.97 : 1</w:t>
+      <w:proofErr w:type="gramStart"/>
+      <w:r>
+        <w:rPr>
+          <w:b/>
+          <w:bCs/>
+        </w:rPr>
+        <w:t>4.97 :</w:t>
+      </w:r>
+      <w:proofErr w:type="gramEnd"/>
+      <w:r>
+        <w:rPr>
+          <w:b/>
+          <w:bCs/>
+        </w:rPr>
+        <w:t xml:space="preserve"> 1</w:t>
       </w:r>
       <w:r>
         <w:t xml:space="preserve"> → </w:t>
@@ -601,7 +751,47 @@
         <w:t>Cumple AA</w:t>
       </w:r>
       <w:r>
-        <w:t xml:space="preserve"> para texto normal (ligeramente por encima de 4.5).</w:t>
+        <w:t xml:space="preserve"> para texto normal </w:t>
+      </w:r>
+    </w:p>
+    <w:p>
+      <w:r>
+        <w:lastRenderedPageBreak/>
+        <w:drawing>
+          <wp:inline distT="0" distB="0" distL="0" distR="0" wp14:anchorId="15C3A5A4" wp14:editId="268107A2">
+            <wp:extent cx="5400040" cy="6031230"/>
+            <wp:effectExtent l="0" t="0" r="0" b="7620"/>
+            <wp:docPr id="1469105696" name="Imagen 1" descr="Interfaz de usuario gráfica, Aplicación&#10;&#10;El contenido generado por IA puede ser incorrecto."/>
+            <wp:cNvGraphicFramePr>
+              <a:graphicFrameLocks xmlns:a="http://schemas.openxmlformats.org/drawingml/2006/main" noChangeAspect="1"/>
+            </wp:cNvGraphicFramePr>
+            <a:graphic xmlns:a="http://schemas.openxmlformats.org/drawingml/2006/main">
+              <a:graphicData uri="http://schemas.openxmlformats.org/drawingml/2006/picture">
+                <pic:pic xmlns:pic="http://schemas.openxmlformats.org/drawingml/2006/picture">
+                  <pic:nvPicPr>
+                    <pic:cNvPr id="1469105696" name="Imagen 1" descr="Interfaz de usuario gráfica, Aplicación&#10;&#10;El contenido generado por IA puede ser incorrecto."/>
+                    <pic:cNvPicPr/>
+                  </pic:nvPicPr>
+                  <pic:blipFill>
+                    <a:blip r:embed="rId12"/>
+                    <a:stretch>
+                      <a:fillRect/>
+                    </a:stretch>
+                  </pic:blipFill>
+                  <pic:spPr>
+                    <a:xfrm>
+                      <a:off x="0" y="0"/>
+                      <a:ext cx="5400040" cy="6031230"/>
+                    </a:xfrm>
+                    <a:prstGeom prst="rect">
+                      <a:avLst/>
+                    </a:prstGeom>
+                  </pic:spPr>
+                </pic:pic>
+              </a:graphicData>
+            </a:graphic>
+          </wp:inline>
+        </w:drawing>
       </w:r>
     </w:p>
     <w:p>
@@ -614,12 +804,35 @@
       <w:r>
         <w:t xml:space="preserve">#FF6B00 (naranja) sobre #FFFFFF → </w:t>
       </w:r>
-      <w:r>
-        <w:rPr>
-          <w:b/>
-          <w:bCs/>
-        </w:rPr>
-        <w:t>2.86 : 1</w:t>
+      <w:proofErr w:type="gramStart"/>
+      <w:r>
+        <w:rPr>
+          <w:b/>
+          <w:bCs/>
+        </w:rPr>
+        <w:t>2.8</w:t>
+      </w:r>
+      <w:r>
+        <w:rPr>
+          <w:b/>
+          <w:bCs/>
+        </w:rPr>
+        <w:t>5</w:t>
+      </w:r>
+      <w:r>
+        <w:rPr>
+          <w:b/>
+          <w:bCs/>
+        </w:rPr>
+        <w:t xml:space="preserve"> :</w:t>
+      </w:r>
+      <w:proofErr w:type="gramEnd"/>
+      <w:r>
+        <w:rPr>
+          <w:b/>
+          <w:bCs/>
+        </w:rPr>
+        <w:t xml:space="preserve"> 1</w:t>
       </w:r>
       <w:r>
         <w:t xml:space="preserve"> → </w:t>
@@ -633,6 +846,46 @@
       </w:r>
       <w:r>
         <w:t xml:space="preserve"> (insuficiente para texto normal).</w:t>
+      </w:r>
+    </w:p>
+    <w:p>
+      <w:r>
+        <w:lastRenderedPageBreak/>
+        <w:drawing>
+          <wp:inline distT="0" distB="0" distL="0" distR="0" wp14:anchorId="602088DE" wp14:editId="2654A857">
+            <wp:extent cx="5400040" cy="5932805"/>
+            <wp:effectExtent l="0" t="0" r="0" b="0"/>
+            <wp:docPr id="1366287982" name="Imagen 1" descr="Interfaz de usuario gráfica&#10;&#10;El contenido generado por IA puede ser incorrecto."/>
+            <wp:cNvGraphicFramePr>
+              <a:graphicFrameLocks xmlns:a="http://schemas.openxmlformats.org/drawingml/2006/main" noChangeAspect="1"/>
+            </wp:cNvGraphicFramePr>
+            <a:graphic xmlns:a="http://schemas.openxmlformats.org/drawingml/2006/main">
+              <a:graphicData uri="http://schemas.openxmlformats.org/drawingml/2006/picture">
+                <pic:pic xmlns:pic="http://schemas.openxmlformats.org/drawingml/2006/picture">
+                  <pic:nvPicPr>
+                    <pic:cNvPr id="1366287982" name="Imagen 1" descr="Interfaz de usuario gráfica&#10;&#10;El contenido generado por IA puede ser incorrecto."/>
+                    <pic:cNvPicPr/>
+                  </pic:nvPicPr>
+                  <pic:blipFill>
+                    <a:blip r:embed="rId13"/>
+                    <a:stretch>
+                      <a:fillRect/>
+                    </a:stretch>
+                  </pic:blipFill>
+                  <pic:spPr>
+                    <a:xfrm>
+                      <a:off x="0" y="0"/>
+                      <a:ext cx="5400040" cy="5932805"/>
+                    </a:xfrm>
+                    <a:prstGeom prst="rect">
+                      <a:avLst/>
+                    </a:prstGeom>
+                  </pic:spPr>
+                </pic:pic>
+              </a:graphicData>
+            </a:graphic>
+          </wp:inline>
+        </w:drawing>
       </w:r>
     </w:p>
     <w:p>
@@ -645,12 +898,35 @@
       <w:r>
         <w:t xml:space="preserve">#FFFFFF sobre #006241 (texto blanco sobre fondo verde) → </w:t>
       </w:r>
-      <w:r>
-        <w:rPr>
-          <w:b/>
-          <w:bCs/>
-        </w:rPr>
-        <w:t>7.44 : 1</w:t>
+      <w:proofErr w:type="gramStart"/>
+      <w:r>
+        <w:rPr>
+          <w:b/>
+          <w:bCs/>
+        </w:rPr>
+        <w:t>7.4</w:t>
+      </w:r>
+      <w:r>
+        <w:rPr>
+          <w:b/>
+          <w:bCs/>
+        </w:rPr>
+        <w:t>3</w:t>
+      </w:r>
+      <w:r>
+        <w:rPr>
+          <w:b/>
+          <w:bCs/>
+        </w:rPr>
+        <w:t xml:space="preserve"> :</w:t>
+      </w:r>
+      <w:proofErr w:type="gramEnd"/>
+      <w:r>
+        <w:rPr>
+          <w:b/>
+          <w:bCs/>
+        </w:rPr>
+        <w:t xml:space="preserve"> 1</w:t>
       </w:r>
       <w:r>
         <w:t xml:space="preserve"> → </w:t>
@@ -664,6 +940,46 @@
       </w:r>
       <w:r>
         <w:t>.</w:t>
+      </w:r>
+    </w:p>
+    <w:p>
+      <w:r>
+        <w:lastRenderedPageBreak/>
+        <w:drawing>
+          <wp:inline distT="0" distB="0" distL="0" distR="0" wp14:anchorId="1DE54FF4" wp14:editId="77F4C8AC">
+            <wp:extent cx="5400040" cy="5939790"/>
+            <wp:effectExtent l="0" t="0" r="0" b="3810"/>
+            <wp:docPr id="1402807016" name="Imagen 1" descr="Interfaz de usuario gráfica&#10;&#10;El contenido generado por IA puede ser incorrecto."/>
+            <wp:cNvGraphicFramePr>
+              <a:graphicFrameLocks xmlns:a="http://schemas.openxmlformats.org/drawingml/2006/main" noChangeAspect="1"/>
+            </wp:cNvGraphicFramePr>
+            <a:graphic xmlns:a="http://schemas.openxmlformats.org/drawingml/2006/main">
+              <a:graphicData uri="http://schemas.openxmlformats.org/drawingml/2006/picture">
+                <pic:pic xmlns:pic="http://schemas.openxmlformats.org/drawingml/2006/picture">
+                  <pic:nvPicPr>
+                    <pic:cNvPr id="1402807016" name="Imagen 1" descr="Interfaz de usuario gráfica&#10;&#10;El contenido generado por IA puede ser incorrecto."/>
+                    <pic:cNvPicPr/>
+                  </pic:nvPicPr>
+                  <pic:blipFill>
+                    <a:blip r:embed="rId14"/>
+                    <a:stretch>
+                      <a:fillRect/>
+                    </a:stretch>
+                  </pic:blipFill>
+                  <pic:spPr>
+                    <a:xfrm>
+                      <a:off x="0" y="0"/>
+                      <a:ext cx="5400040" cy="5939790"/>
+                    </a:xfrm>
+                    <a:prstGeom prst="rect">
+                      <a:avLst/>
+                    </a:prstGeom>
+                  </pic:spPr>
+                </pic:pic>
+              </a:graphicData>
+            </a:graphic>
+          </wp:inline>
+        </w:drawing>
       </w:r>
     </w:p>
     <w:p>
@@ -676,12 +992,21 @@
       <w:r>
         <w:t xml:space="preserve">#FFFFFF sobre #00754A → </w:t>
       </w:r>
-      <w:r>
-        <w:rPr>
-          <w:b/>
-          <w:bCs/>
-        </w:rPr>
-        <w:t>5.76 : 1</w:t>
+      <w:proofErr w:type="gramStart"/>
+      <w:r>
+        <w:rPr>
+          <w:b/>
+          <w:bCs/>
+        </w:rPr>
+        <w:t>5.76 :</w:t>
+      </w:r>
+      <w:proofErr w:type="gramEnd"/>
+      <w:r>
+        <w:rPr>
+          <w:b/>
+          <w:bCs/>
+        </w:rPr>
+        <w:t xml:space="preserve"> 1</w:t>
       </w:r>
       <w:r>
         <w:t xml:space="preserve"> → </w:t>
@@ -695,6 +1020,46 @@
       </w:r>
       <w:r>
         <w:t>.</w:t>
+      </w:r>
+    </w:p>
+    <w:p>
+      <w:r>
+        <w:lastRenderedPageBreak/>
+        <w:drawing>
+          <wp:inline distT="0" distB="0" distL="0" distR="0" wp14:anchorId="1E0536B0" wp14:editId="49F70320">
+            <wp:extent cx="5400040" cy="5934075"/>
+            <wp:effectExtent l="0" t="0" r="0" b="9525"/>
+            <wp:docPr id="1571713506" name="Imagen 1" descr="Interfaz de usuario gráfica, Aplicación&#10;&#10;El contenido generado por IA puede ser incorrecto."/>
+            <wp:cNvGraphicFramePr>
+              <a:graphicFrameLocks xmlns:a="http://schemas.openxmlformats.org/drawingml/2006/main" noChangeAspect="1"/>
+            </wp:cNvGraphicFramePr>
+            <a:graphic xmlns:a="http://schemas.openxmlformats.org/drawingml/2006/main">
+              <a:graphicData uri="http://schemas.openxmlformats.org/drawingml/2006/picture">
+                <pic:pic xmlns:pic="http://schemas.openxmlformats.org/drawingml/2006/picture">
+                  <pic:nvPicPr>
+                    <pic:cNvPr id="1571713506" name="Imagen 1" descr="Interfaz de usuario gráfica, Aplicación&#10;&#10;El contenido generado por IA puede ser incorrecto."/>
+                    <pic:cNvPicPr/>
+                  </pic:nvPicPr>
+                  <pic:blipFill>
+                    <a:blip r:embed="rId15"/>
+                    <a:stretch>
+                      <a:fillRect/>
+                    </a:stretch>
+                  </pic:blipFill>
+                  <pic:spPr>
+                    <a:xfrm>
+                      <a:off x="0" y="0"/>
+                      <a:ext cx="5400040" cy="5934075"/>
+                    </a:xfrm>
+                    <a:prstGeom prst="rect">
+                      <a:avLst/>
+                    </a:prstGeom>
+                  </pic:spPr>
+                </pic:pic>
+              </a:graphicData>
+            </a:graphic>
+          </wp:inline>
+        </w:drawing>
       </w:r>
     </w:p>
     <w:p>
@@ -707,12 +1072,21 @@
       <w:r>
         <w:t xml:space="preserve">#FFFFFF sobre #D72638 → </w:t>
       </w:r>
-      <w:r>
-        <w:rPr>
-          <w:b/>
-          <w:bCs/>
-        </w:rPr>
-        <w:t>4.97 : 1</w:t>
+      <w:proofErr w:type="gramStart"/>
+      <w:r>
+        <w:rPr>
+          <w:b/>
+          <w:bCs/>
+        </w:rPr>
+        <w:t>4.97 :</w:t>
+      </w:r>
+      <w:proofErr w:type="gramEnd"/>
+      <w:r>
+        <w:rPr>
+          <w:b/>
+          <w:bCs/>
+        </w:rPr>
+        <w:t xml:space="preserve"> 1</w:t>
       </w:r>
       <w:r>
         <w:t xml:space="preserve"> → </w:t>
@@ -722,10 +1096,66 @@
           <w:b/>
           <w:bCs/>
         </w:rPr>
-        <w:t>Cumple AA</w:t>
+        <w:t xml:space="preserve">Cumple </w:t>
+      </w:r>
+      <w:proofErr w:type="gramStart"/>
+      <w:r>
+        <w:rPr>
+          <w:b/>
+          <w:bCs/>
+        </w:rPr>
+        <w:t>AA</w:t>
+      </w:r>
+      <w:proofErr w:type="gramEnd"/>
+      <w:r>
+        <w:rPr>
+          <w:b/>
+          <w:bCs/>
+        </w:rPr>
+        <w:t xml:space="preserve"> pero AAA no en texto normal</w:t>
       </w:r>
       <w:r>
         <w:t>.</w:t>
+      </w:r>
+    </w:p>
+    <w:p>
+      <w:r>
+        <w:lastRenderedPageBreak/>
+        <w:drawing>
+          <wp:inline distT="0" distB="0" distL="0" distR="0" wp14:anchorId="716E1C25" wp14:editId="7E8A2D25">
+            <wp:extent cx="5400040" cy="6016625"/>
+            <wp:effectExtent l="0" t="0" r="0" b="3175"/>
+            <wp:docPr id="55990533" name="Imagen 1" descr="Interfaz de usuario gráfica&#10;&#10;El contenido generado por IA puede ser incorrecto."/>
+            <wp:cNvGraphicFramePr>
+              <a:graphicFrameLocks xmlns:a="http://schemas.openxmlformats.org/drawingml/2006/main" noChangeAspect="1"/>
+            </wp:cNvGraphicFramePr>
+            <a:graphic xmlns:a="http://schemas.openxmlformats.org/drawingml/2006/main">
+              <a:graphicData uri="http://schemas.openxmlformats.org/drawingml/2006/picture">
+                <pic:pic xmlns:pic="http://schemas.openxmlformats.org/drawingml/2006/picture">
+                  <pic:nvPicPr>
+                    <pic:cNvPr id="55990533" name="Imagen 1" descr="Interfaz de usuario gráfica&#10;&#10;El contenido generado por IA puede ser incorrecto."/>
+                    <pic:cNvPicPr/>
+                  </pic:nvPicPr>
+                  <pic:blipFill>
+                    <a:blip r:embed="rId16"/>
+                    <a:stretch>
+                      <a:fillRect/>
+                    </a:stretch>
+                  </pic:blipFill>
+                  <pic:spPr>
+                    <a:xfrm>
+                      <a:off x="0" y="0"/>
+                      <a:ext cx="5400040" cy="6016625"/>
+                    </a:xfrm>
+                    <a:prstGeom prst="rect">
+                      <a:avLst/>
+                    </a:prstGeom>
+                  </pic:spPr>
+                </pic:pic>
+              </a:graphicData>
+            </a:graphic>
+          </wp:inline>
+        </w:drawing>
       </w:r>
     </w:p>
     <w:p>
@@ -738,12 +1168,21 @@
       <w:r>
         <w:t xml:space="preserve">#111111 sobre #F2F0EB → </w:t>
       </w:r>
-      <w:r>
-        <w:rPr>
-          <w:b/>
-          <w:bCs/>
-        </w:rPr>
-        <w:t>16.58 : 1</w:t>
+      <w:proofErr w:type="gramStart"/>
+      <w:r>
+        <w:rPr>
+          <w:b/>
+          <w:bCs/>
+        </w:rPr>
+        <w:t>16.58 :</w:t>
+      </w:r>
+      <w:proofErr w:type="gramEnd"/>
+      <w:r>
+        <w:rPr>
+          <w:b/>
+          <w:bCs/>
+        </w:rPr>
+        <w:t xml:space="preserve"> 1</w:t>
       </w:r>
       <w:r>
         <w:t xml:space="preserve"> → </w:t>
@@ -756,7 +1195,57 @@
         <w:t>Cumple AAA</w:t>
       </w:r>
       <w:r>
+        <w:rPr>
+          <w:b/>
+          <w:bCs/>
+        </w:rPr>
+        <w:t xml:space="preserve"> y AA</w:t>
+      </w:r>
+      <w:r>
         <w:t>.</w:t>
+      </w:r>
+    </w:p>
+    <w:p>
+      <w:pPr>
+        <w:ind w:left="360"/>
+      </w:pPr>
+      <w:r>
+        <w:lastRenderedPageBreak/>
+        <w:drawing>
+          <wp:inline distT="0" distB="0" distL="0" distR="0" wp14:anchorId="2AC5B211" wp14:editId="0B34A987">
+            <wp:extent cx="5400040" cy="5833745"/>
+            <wp:effectExtent l="0" t="0" r="0" b="0"/>
+            <wp:docPr id="1512501773" name="Imagen 1" descr="Interfaz de usuario gráfica&#10;&#10;El contenido generado por IA puede ser incorrecto."/>
+            <wp:cNvGraphicFramePr>
+              <a:graphicFrameLocks xmlns:a="http://schemas.openxmlformats.org/drawingml/2006/main" noChangeAspect="1"/>
+            </wp:cNvGraphicFramePr>
+            <a:graphic xmlns:a="http://schemas.openxmlformats.org/drawingml/2006/main">
+              <a:graphicData uri="http://schemas.openxmlformats.org/drawingml/2006/picture">
+                <pic:pic xmlns:pic="http://schemas.openxmlformats.org/drawingml/2006/picture">
+                  <pic:nvPicPr>
+                    <pic:cNvPr id="1512501773" name="Imagen 1" descr="Interfaz de usuario gráfica&#10;&#10;El contenido generado por IA puede ser incorrecto."/>
+                    <pic:cNvPicPr/>
+                  </pic:nvPicPr>
+                  <pic:blipFill>
+                    <a:blip r:embed="rId17"/>
+                    <a:stretch>
+                      <a:fillRect/>
+                    </a:stretch>
+                  </pic:blipFill>
+                  <pic:spPr>
+                    <a:xfrm>
+                      <a:off x="0" y="0"/>
+                      <a:ext cx="5400040" cy="5833745"/>
+                    </a:xfrm>
+                    <a:prstGeom prst="rect">
+                      <a:avLst/>
+                    </a:prstGeom>
+                  </pic:spPr>
+                </pic:pic>
+              </a:graphicData>
+            </a:graphic>
+          </wp:inline>
+        </w:drawing>
       </w:r>
     </w:p>
     <w:p>
@@ -786,7 +1275,6 @@
           <w:b/>
           <w:bCs/>
         </w:rPr>
-        <w:lastRenderedPageBreak/>
         <w:t>AA (texto normal):</w:t>
       </w:r>
       <w:r>
@@ -905,6 +1393,7 @@
         </w:numPr>
       </w:pPr>
       <w:r>
+        <w:lastRenderedPageBreak/>
         <w:t xml:space="preserve">El </w:t>
       </w:r>
       <w:r>
@@ -1008,7 +1497,15 @@
         <w:t>Para botones de acento naranja</w:t>
       </w:r>
       <w:r>
-        <w:t>: usar texto negro o añadir un outline oscuro y aumentar peso/tamaño de la tipografía si debe mantenerse texto blanco.</w:t>
+        <w:t xml:space="preserve">: usar texto negro o añadir un </w:t>
+      </w:r>
+      <w:proofErr w:type="spellStart"/>
+      <w:r>
+        <w:t>outline</w:t>
+      </w:r>
+      <w:proofErr w:type="spellEnd"/>
+      <w:r>
+        <w:t xml:space="preserve"> oscuro y aumentar peso/tamaño de la tipografía si debe mantenerse texto blanco.</w:t>
       </w:r>
     </w:p>
     <w:p>
@@ -1041,7 +1538,39 @@
           <w:b/>
           <w:bCs/>
         </w:rPr>
-        <w:t>Comprobar combinaciones en elementos de estado (placeholders, labels atenuados):</w:t>
+        <w:t>Comprobar combinaciones en elementos de estado (</w:t>
+      </w:r>
+      <w:proofErr w:type="spellStart"/>
+      <w:r>
+        <w:rPr>
+          <w:b/>
+          <w:bCs/>
+        </w:rPr>
+        <w:t>placeholders</w:t>
+      </w:r>
+      <w:proofErr w:type="spellEnd"/>
+      <w:r>
+        <w:rPr>
+          <w:b/>
+          <w:bCs/>
+        </w:rPr>
+        <w:t xml:space="preserve">, </w:t>
+      </w:r>
+      <w:proofErr w:type="spellStart"/>
+      <w:r>
+        <w:rPr>
+          <w:b/>
+          <w:bCs/>
+        </w:rPr>
+        <w:t>labels</w:t>
+      </w:r>
+      <w:proofErr w:type="spellEnd"/>
+      <w:r>
+        <w:rPr>
+          <w:b/>
+          <w:bCs/>
+        </w:rPr>
+        <w:t xml:space="preserve"> atenuados):</w:t>
       </w:r>
       <w:r>
         <w:t xml:space="preserve"> si se usan versiones atenuadas (grises claros), medir contraste contra fondo neutro #F2F0EB y ajustarlas para estar al menos en 4.5:1 para texto normal o 3:1 para texto grande.</w:t>
@@ -1062,78 +1591,31 @@
         <w:t>Añadir estilo de foco visible</w:t>
       </w:r>
       <w:r>
-        <w:t xml:space="preserve"> en elementos interactivos (outline de alto contraste, por ejemplo 2px solid #FF6B00 con fondo oscuro o #111111).</w:t>
-      </w:r>
-    </w:p>
-    <w:p>
-      <w:pPr>
-        <w:rPr>
-          <w:b/>
-          <w:bCs/>
-        </w:rPr>
-      </w:pPr>
-      <w:r>
-        <w:rPr>
-          <w:b/>
-          <w:bCs/>
-        </w:rPr>
-        <w:t>1.5. Capturas a incluir en el PDF</w:t>
-      </w:r>
-    </w:p>
-    <w:p>
-      <w:pPr>
-        <w:numPr>
-          <w:ilvl w:val="0"/>
-          <w:numId w:val="6"/>
-        </w:numPr>
-      </w:pPr>
-      <w:r>
-        <w:t xml:space="preserve">Captura del resultado en </w:t>
-      </w:r>
-      <w:r>
-        <w:rPr>
-          <w:b/>
-          <w:bCs/>
-        </w:rPr>
-        <w:t>Contrast Checker</w:t>
-      </w:r>
-      <w:r>
-        <w:t xml:space="preserve"> con #FF6B00 vs #FFFFFF (mostrando que falla).</w:t>
-      </w:r>
-    </w:p>
-    <w:p>
-      <w:pPr>
-        <w:numPr>
-          <w:ilvl w:val="0"/>
-          <w:numId w:val="6"/>
-        </w:numPr>
-      </w:pPr>
-      <w:r>
-        <w:t>Captura de #006241 vs #FFFFFF (resultado OK).</w:t>
-      </w:r>
-    </w:p>
-    <w:p>
-      <w:pPr>
-        <w:numPr>
-          <w:ilvl w:val="0"/>
-          <w:numId w:val="6"/>
-        </w:numPr>
-      </w:pPr>
-      <w:r>
-        <w:lastRenderedPageBreak/>
-        <w:t>(Opcional) Captura con la propuesta aplicada (ej.: botón naranja con texto negro) y comprobación en Contrast Checker.</w:t>
-      </w:r>
-    </w:p>
-    <w:p>
-      <w:r>
-        <w:rPr>
-          <w:b/>
-          <w:bCs/>
-        </w:rPr>
-        <w:t>Marcadores en documento Word:</w:t>
-      </w:r>
-      <w:r>
-        <w:t xml:space="preserve"> Inserta aquí la captura: [CAPTURA: Contrast Checker - naranja vs blanco] y [CAPTURA: Contrast Checker - verde vs blanco].</w:t>
+        <w:t xml:space="preserve"> en elementos interactivos (</w:t>
+      </w:r>
+      <w:proofErr w:type="spellStart"/>
+      <w:r>
+        <w:t>outline</w:t>
+      </w:r>
+      <w:proofErr w:type="spellEnd"/>
+      <w:r>
+        <w:t xml:space="preserve"> de alto contraste, por </w:t>
+      </w:r>
+      <w:proofErr w:type="gramStart"/>
+      <w:r>
+        <w:t>ejemplo</w:t>
+      </w:r>
+      <w:proofErr w:type="gramEnd"/>
+      <w:r>
+        <w:t xml:space="preserve"> 2px </w:t>
+      </w:r>
+      <w:proofErr w:type="spellStart"/>
+      <w:r>
+        <w:t>solid</w:t>
+      </w:r>
+      <w:proofErr w:type="spellEnd"/>
+      <w:r>
+        <w:t xml:space="preserve"> #FF6B00 con fondo oscuro o #111111).</w:t>
       </w:r>
     </w:p>
     <w:p>
@@ -1155,7 +1637,23 @@
           <w:b/>
           <w:bCs/>
         </w:rPr>
-        <w:t>TAREA 2 — Visualización en modo texto (Textise)</w:t>
+        <w:t>TAREA 2 — Visualización en modo texto (</w:t>
+      </w:r>
+      <w:proofErr w:type="spellStart"/>
+      <w:r>
+        <w:rPr>
+          <w:b/>
+          <w:bCs/>
+        </w:rPr>
+        <w:t>Textise</w:t>
+      </w:r>
+      <w:proofErr w:type="spellEnd"/>
+      <w:r>
+        <w:rPr>
+          <w:b/>
+          <w:bCs/>
+        </w:rPr>
+        <w:t>)</w:t>
       </w:r>
     </w:p>
     <w:p>
@@ -1175,37 +1673,111 @@
     </w:p>
     <w:p>
       <w:pPr>
-        <w:numPr>
-          <w:ilvl w:val="0"/>
-          <w:numId w:val="7"/>
-        </w:numPr>
-      </w:pPr>
-      <w:r>
-        <w:t>Acceder a: https://www.textise.net/</w:t>
-      </w:r>
-    </w:p>
-    <w:p>
-      <w:pPr>
-        <w:numPr>
-          <w:ilvl w:val="0"/>
-          <w:numId w:val="7"/>
-        </w:numPr>
-      </w:pPr>
-      <w:r>
-        <w:t>Introducir la URL de Starbucks (por ejemplo https://www.starbucks.es/) y obtener la vista en modo texto (plain text).</w:t>
-      </w:r>
-    </w:p>
-    <w:p>
-      <w:r>
-        <w:rPr>
-          <w:b/>
-          <w:bCs/>
-        </w:rPr>
-        <w:t>Captura a incluir:</w:t>
-      </w:r>
-      <w:r>
-        <w:t xml:space="preserve"> [CAPTURA: Vista de Starbucks en Textise]</w:t>
-      </w:r>
+        <w:rPr>
+          <w:b/>
+          <w:bCs/>
+        </w:rPr>
+      </w:pPr>
+      <w:r>
+        <w:rPr>
+          <w:b/>
+          <w:bCs/>
+        </w:rPr>
+        <w:lastRenderedPageBreak/>
+        <w:drawing>
+          <wp:inline distT="0" distB="0" distL="0" distR="0" wp14:anchorId="3E9AF8F5" wp14:editId="705BD7C0">
+            <wp:extent cx="5125165" cy="3010320"/>
+            <wp:effectExtent l="0" t="0" r="0" b="0"/>
+            <wp:docPr id="1516366038" name="Imagen 1" descr="Interfaz de usuario gráfica, Texto&#10;&#10;El contenido generado por IA puede ser incorrecto."/>
+            <wp:cNvGraphicFramePr>
+              <a:graphicFrameLocks xmlns:a="http://schemas.openxmlformats.org/drawingml/2006/main" noChangeAspect="1"/>
+            </wp:cNvGraphicFramePr>
+            <a:graphic xmlns:a="http://schemas.openxmlformats.org/drawingml/2006/main">
+              <a:graphicData uri="http://schemas.openxmlformats.org/drawingml/2006/picture">
+                <pic:pic xmlns:pic="http://schemas.openxmlformats.org/drawingml/2006/picture">
+                  <pic:nvPicPr>
+                    <pic:cNvPr id="1516366038" name="Imagen 1" descr="Interfaz de usuario gráfica, Texto&#10;&#10;El contenido generado por IA puede ser incorrecto."/>
+                    <pic:cNvPicPr/>
+                  </pic:nvPicPr>
+                  <pic:blipFill>
+                    <a:blip r:embed="rId18"/>
+                    <a:stretch>
+                      <a:fillRect/>
+                    </a:stretch>
+                  </pic:blipFill>
+                  <pic:spPr>
+                    <a:xfrm>
+                      <a:off x="0" y="0"/>
+                      <a:ext cx="5125165" cy="3010320"/>
+                    </a:xfrm>
+                    <a:prstGeom prst="rect">
+                      <a:avLst/>
+                    </a:prstGeom>
+                  </pic:spPr>
+                </pic:pic>
+              </a:graphicData>
+            </a:graphic>
+          </wp:inline>
+        </w:drawing>
+      </w:r>
+    </w:p>
+    <w:p>
+      <w:pPr>
+        <w:rPr>
+          <w:b/>
+          <w:bCs/>
+        </w:rPr>
+      </w:pPr>
+      <w:r>
+        <w:rPr>
+          <w:b/>
+          <w:bCs/>
+        </w:rPr>
+        <w:lastRenderedPageBreak/>
+        <w:drawing>
+          <wp:inline distT="0" distB="0" distL="0" distR="0" wp14:anchorId="483A8E71" wp14:editId="57279B65">
+            <wp:extent cx="5400040" cy="6265545"/>
+            <wp:effectExtent l="0" t="0" r="0" b="1905"/>
+            <wp:docPr id="1100051378" name="Imagen 1" descr="Tabla&#10;&#10;El contenido generado por IA puede ser incorrecto."/>
+            <wp:cNvGraphicFramePr>
+              <a:graphicFrameLocks xmlns:a="http://schemas.openxmlformats.org/drawingml/2006/main" noChangeAspect="1"/>
+            </wp:cNvGraphicFramePr>
+            <a:graphic xmlns:a="http://schemas.openxmlformats.org/drawingml/2006/main">
+              <a:graphicData uri="http://schemas.openxmlformats.org/drawingml/2006/picture">
+                <pic:pic xmlns:pic="http://schemas.openxmlformats.org/drawingml/2006/picture">
+                  <pic:nvPicPr>
+                    <pic:cNvPr id="1100051378" name="Imagen 1" descr="Tabla&#10;&#10;El contenido generado por IA puede ser incorrecto."/>
+                    <pic:cNvPicPr/>
+                  </pic:nvPicPr>
+                  <pic:blipFill>
+                    <a:blip r:embed="rId19"/>
+                    <a:stretch>
+                      <a:fillRect/>
+                    </a:stretch>
+                  </pic:blipFill>
+                  <pic:spPr>
+                    <a:xfrm>
+                      <a:off x="0" y="0"/>
+                      <a:ext cx="5400040" cy="6265545"/>
+                    </a:xfrm>
+                    <a:prstGeom prst="rect">
+                      <a:avLst/>
+                    </a:prstGeom>
+                  </pic:spPr>
+                </pic:pic>
+              </a:graphicData>
+            </a:graphic>
+          </wp:inline>
+        </w:drawing>
+      </w:r>
+    </w:p>
+    <w:p>
+      <w:pPr>
+        <w:rPr>
+          <w:b/>
+          <w:bCs/>
+        </w:rPr>
+      </w:pPr>
     </w:p>
     <w:p>
       <w:pPr>
@@ -1240,7 +1812,23 @@
           <w:b/>
           <w:bCs/>
         </w:rPr>
-        <w:t>Elementos que se interpretan bien en Textise:</w:t>
+        <w:t xml:space="preserve">Elementos que se interpretan bien en </w:t>
+      </w:r>
+      <w:proofErr w:type="spellStart"/>
+      <w:r>
+        <w:rPr>
+          <w:b/>
+          <w:bCs/>
+        </w:rPr>
+        <w:t>Textise</w:t>
+      </w:r>
+      <w:proofErr w:type="spellEnd"/>
+      <w:r>
+        <w:rPr>
+          <w:b/>
+          <w:bCs/>
+        </w:rPr>
+        <w:t>:</w:t>
       </w:r>
     </w:p>
     <w:p>
@@ -1273,6 +1861,7 @@
         </w:numPr>
       </w:pPr>
       <w:r>
+        <w:lastRenderedPageBreak/>
         <w:t>Textos de políticas y enlaces legales.</w:t>
       </w:r>
     </w:p>
@@ -1311,7 +1900,15 @@
         <w:t>Imágenes de producto sin texto alternativo:</w:t>
       </w:r>
       <w:r>
-        <w:t xml:space="preserve"> si las imágenes carecen de alt, la información visual (ej. aspecto del producto o promociones) se pierde.</w:t>
+        <w:t xml:space="preserve"> si las imágenes carecen de </w:t>
+      </w:r>
+      <w:proofErr w:type="spellStart"/>
+      <w:r>
+        <w:t>alt</w:t>
+      </w:r>
+      <w:proofErr w:type="spellEnd"/>
+      <w:r>
+        <w:t>, la información visual (ej. aspecto del producto o promociones) se pierde.</w:t>
       </w:r>
     </w:p>
     <w:p>
@@ -1354,26 +1951,42 @@
           <w:numId w:val="9"/>
         </w:numPr>
       </w:pPr>
-      <w:r>
-        <w:rPr>
-          <w:b/>
-          <w:bCs/>
-        </w:rPr>
-        <w:t>Microinteracciones y estados (ej.: “Añadido al carrito”) no se representan.</w:t>
-      </w:r>
-    </w:p>
-    <w:p>
-      <w:r>
-        <w:rPr>
-          <w:b/>
-          <w:bCs/>
-        </w:rPr>
-        <w:lastRenderedPageBreak/>
+      <w:proofErr w:type="spellStart"/>
+      <w:r>
+        <w:rPr>
+          <w:b/>
+          <w:bCs/>
+        </w:rPr>
+        <w:t>Microinteracciones</w:t>
+      </w:r>
+      <w:proofErr w:type="spellEnd"/>
+      <w:r>
+        <w:rPr>
+          <w:b/>
+          <w:bCs/>
+        </w:rPr>
+        <w:t xml:space="preserve"> y estados (ej.: “Añadido al carrito”) no se representan.</w:t>
+      </w:r>
+    </w:p>
+    <w:p>
+      <w:r>
+        <w:rPr>
+          <w:b/>
+          <w:bCs/>
+        </w:rPr>
         <w:t>Conclusión:</w:t>
       </w:r>
       <w:r>
         <w:br/>
-        <w:t xml:space="preserve">Con Textise se puede recuperar la </w:t>
+        <w:t xml:space="preserve">Con </w:t>
+      </w:r>
+      <w:proofErr w:type="spellStart"/>
+      <w:r>
+        <w:t>Textise</w:t>
+      </w:r>
+      <w:proofErr w:type="spellEnd"/>
+      <w:r>
+        <w:t xml:space="preserve"> se puede recuperar la </w:t>
       </w:r>
       <w:r>
         <w:rPr>
@@ -1383,32 +1996,96 @@
         <w:t>estructura textual y navegación básica</w:t>
       </w:r>
       <w:r>
-        <w:t xml:space="preserve">, pero se echa en falta descripciones alternativas (atributos alt) y etiquetas ARIA que ofrezcan equivalentes textuales a los recursos visuales y a la interacción. Para usuarios que dependen solo de texto (lectores de pantalla), es esencial que </w:t>
-      </w:r>
-      <w:r>
-        <w:rPr>
-          <w:b/>
-          <w:bCs/>
-        </w:rPr>
-        <w:t>todas las imágenes importantes tengan alt significativos</w:t>
-      </w:r>
-      <w:r>
-        <w:t>, que los botones tengan aria-label cuando su texto sea insuficiente y que los elementos dinámicos anuncien cambios vía ARIA live regions.</w:t>
-      </w:r>
-    </w:p>
-    <w:p>
-      <w:pPr>
-        <w:rPr>
-          <w:b/>
-          <w:bCs/>
-        </w:rPr>
-      </w:pPr>
-      <w:r>
-        <w:rPr>
-          <w:b/>
-          <w:bCs/>
-        </w:rPr>
-        <w:t>2.3. Propuestas de mejora (Textise / accesibilidad textual)</w:t>
+        <w:t xml:space="preserve">, pero se echa en falta descripciones alternativas (atributos </w:t>
+      </w:r>
+      <w:proofErr w:type="spellStart"/>
+      <w:r>
+        <w:t>alt</w:t>
+      </w:r>
+      <w:proofErr w:type="spellEnd"/>
+      <w:r>
+        <w:t xml:space="preserve">) y etiquetas ARIA que ofrezcan equivalentes textuales a los recursos visuales y a la interacción. Para usuarios que dependen solo de texto (lectores de pantalla), es esencial que </w:t>
+      </w:r>
+      <w:r>
+        <w:rPr>
+          <w:b/>
+          <w:bCs/>
+        </w:rPr>
+        <w:t xml:space="preserve">todas las imágenes importantes tengan </w:t>
+      </w:r>
+      <w:proofErr w:type="spellStart"/>
+      <w:r>
+        <w:rPr>
+          <w:b/>
+          <w:bCs/>
+        </w:rPr>
+        <w:t>alt</w:t>
+      </w:r>
+      <w:proofErr w:type="spellEnd"/>
+      <w:r>
+        <w:rPr>
+          <w:b/>
+          <w:bCs/>
+        </w:rPr>
+        <w:t xml:space="preserve"> significativos</w:t>
+      </w:r>
+      <w:r>
+        <w:t>, que los botones tengan aria-</w:t>
+      </w:r>
+      <w:proofErr w:type="spellStart"/>
+      <w:r>
+        <w:t>label</w:t>
+      </w:r>
+      <w:proofErr w:type="spellEnd"/>
+      <w:r>
+        <w:t xml:space="preserve"> cuando su texto sea insuficiente y que los elementos dinámicos anuncien cambios vía ARIA </w:t>
+      </w:r>
+      <w:proofErr w:type="spellStart"/>
+      <w:r>
+        <w:t>live</w:t>
+      </w:r>
+      <w:proofErr w:type="spellEnd"/>
+      <w:r>
+        <w:t xml:space="preserve"> </w:t>
+      </w:r>
+      <w:proofErr w:type="spellStart"/>
+      <w:r>
+        <w:t>regions</w:t>
+      </w:r>
+      <w:proofErr w:type="spellEnd"/>
+      <w:r>
+        <w:t>.</w:t>
+      </w:r>
+    </w:p>
+    <w:p>
+      <w:pPr>
+        <w:rPr>
+          <w:b/>
+          <w:bCs/>
+        </w:rPr>
+      </w:pPr>
+      <w:r>
+        <w:rPr>
+          <w:b/>
+          <w:bCs/>
+        </w:rPr>
+        <w:t>2.3. Propuestas de mejora (</w:t>
+      </w:r>
+      <w:proofErr w:type="spellStart"/>
+      <w:r>
+        <w:rPr>
+          <w:b/>
+          <w:bCs/>
+        </w:rPr>
+        <w:t>Textise</w:t>
+      </w:r>
+      <w:proofErr w:type="spellEnd"/>
+      <w:r>
+        <w:rPr>
+          <w:b/>
+          <w:bCs/>
+        </w:rPr>
+        <w:t xml:space="preserve"> / accesibilidad textual)</w:t>
       </w:r>
     </w:p>
     <w:p>
@@ -1419,7 +2096,15 @@
         </w:numPr>
       </w:pPr>
       <w:r>
-        <w:t>Asegurar alt en todas las imágenes que contienen información (promociones, productos).</w:t>
+        <w:t xml:space="preserve">Asegurar </w:t>
+      </w:r>
+      <w:proofErr w:type="spellStart"/>
+      <w:r>
+        <w:t>alt</w:t>
+      </w:r>
+      <w:proofErr w:type="spellEnd"/>
+      <w:r>
+        <w:t xml:space="preserve"> en todas las imágenes que contienen información (promociones, productos).</w:t>
       </w:r>
     </w:p>
     <w:p>
@@ -1430,7 +2115,23 @@
         </w:numPr>
       </w:pPr>
       <w:r>
-        <w:t>Para imágenes puramente decorativas usar alt="" y role="presentation".</w:t>
+        <w:t xml:space="preserve">Para imágenes puramente decorativas usar </w:t>
+      </w:r>
+      <w:proofErr w:type="spellStart"/>
+      <w:r>
+        <w:t>alt</w:t>
+      </w:r>
+      <w:proofErr w:type="spellEnd"/>
+      <w:r>
+        <w:t>="" y role="</w:t>
+      </w:r>
+      <w:proofErr w:type="spellStart"/>
+      <w:r>
+        <w:t>presentation</w:t>
+      </w:r>
+      <w:proofErr w:type="spellEnd"/>
+      <w:r>
+        <w:t>".</w:t>
       </w:r>
     </w:p>
     <w:p>
@@ -1441,7 +2142,15 @@
         </w:numPr>
       </w:pPr>
       <w:r>
-        <w:t>Añadir descripciones largas (longdesc o página alternativa) para banners complejos.</w:t>
+        <w:t>Añadir descripciones largas (</w:t>
+      </w:r>
+      <w:proofErr w:type="spellStart"/>
+      <w:r>
+        <w:t>longdesc</w:t>
+      </w:r>
+      <w:proofErr w:type="spellEnd"/>
+      <w:r>
+        <w:t xml:space="preserve"> o página alternativa) para banners complejos.</w:t>
       </w:r>
     </w:p>
     <w:p>
@@ -1451,8 +2160,21 @@
           <w:numId w:val="10"/>
         </w:numPr>
       </w:pPr>
-      <w:r>
-        <w:t>Asegurar que los menús y enlaces tienen texto visible o aria-label cuando se usan iconos.</w:t>
+      <w:proofErr w:type="gramStart"/>
+      <w:r>
+        <w:t>Asegurar</w:t>
+      </w:r>
+      <w:proofErr w:type="gramEnd"/>
+      <w:r>
+        <w:t xml:space="preserve"> que los menús y enlaces tienen texto visible o aria-</w:t>
+      </w:r>
+      <w:proofErr w:type="spellStart"/>
+      <w:r>
+        <w:t>label</w:t>
+      </w:r>
+      <w:proofErr w:type="spellEnd"/>
+      <w:r>
+        <w:t xml:space="preserve"> cuando se usan iconos.</w:t>
       </w:r>
     </w:p>
     <w:p>
@@ -1463,7 +2185,31 @@
         </w:numPr>
       </w:pPr>
       <w:r>
-        <w:t>Incluir skip to content (enlace para saltar al contenido principal) que aparezca arriba y sea accesible desde teclado.</w:t>
+        <w:t xml:space="preserve">Incluir </w:t>
+      </w:r>
+      <w:proofErr w:type="spellStart"/>
+      <w:r>
+        <w:t>skip</w:t>
+      </w:r>
+      <w:proofErr w:type="spellEnd"/>
+      <w:r>
+        <w:t xml:space="preserve"> </w:t>
+      </w:r>
+      <w:proofErr w:type="spellStart"/>
+      <w:r>
+        <w:t>to</w:t>
+      </w:r>
+      <w:proofErr w:type="spellEnd"/>
+      <w:r>
+        <w:t xml:space="preserve"> </w:t>
+      </w:r>
+      <w:proofErr w:type="spellStart"/>
+      <w:r>
+        <w:t>content</w:t>
+      </w:r>
+      <w:proofErr w:type="spellEnd"/>
+      <w:r>
+        <w:t xml:space="preserve"> (enlace para saltar al contenido principal) que aparezca arriba y sea accesible desde teclado.</w:t>
       </w:r>
     </w:p>
     <w:p>
@@ -1485,582 +2231,1351 @@
           <w:b/>
           <w:bCs/>
         </w:rPr>
-        <w:t>TAREA 3 — Análisis con Accessibility Checker</w:t>
-      </w:r>
-    </w:p>
-    <w:p>
-      <w:pPr>
-        <w:rPr>
-          <w:b/>
-          <w:bCs/>
-        </w:rPr>
-      </w:pPr>
-      <w:r>
-        <w:rPr>
-          <w:b/>
-          <w:bCs/>
-        </w:rPr>
-        <w:t>3.1. Herramienta usada</w:t>
+        <w:t xml:space="preserve">TAREA 3 — Análisis con </w:t>
+      </w:r>
+      <w:proofErr w:type="spellStart"/>
+      <w:r>
+        <w:rPr>
+          <w:b/>
+          <w:bCs/>
+        </w:rPr>
+        <w:t>Accessibility</w:t>
+      </w:r>
+      <w:proofErr w:type="spellEnd"/>
+      <w:r>
+        <w:rPr>
+          <w:b/>
+          <w:bCs/>
+        </w:rPr>
+        <w:t xml:space="preserve"> </w:t>
+      </w:r>
+      <w:proofErr w:type="spellStart"/>
+      <w:r>
+        <w:rPr>
+          <w:b/>
+          <w:bCs/>
+        </w:rPr>
+        <w:t>Checker</w:t>
+      </w:r>
+      <w:proofErr w:type="spellEnd"/>
+    </w:p>
+    <w:p>
+      <w:pPr>
+        <w:rPr>
+          <w:b/>
+          <w:bCs/>
+        </w:rPr>
+      </w:pPr>
+      <w:r>
+        <w:rPr>
+          <w:b/>
+          <w:bCs/>
+        </w:rPr>
+        <w:lastRenderedPageBreak/>
+        <w:drawing>
+          <wp:inline distT="0" distB="0" distL="0" distR="0" wp14:anchorId="0FF372A3" wp14:editId="09EDC8BF">
+            <wp:extent cx="5400040" cy="3909695"/>
+            <wp:effectExtent l="0" t="0" r="0" b="0"/>
+            <wp:docPr id="767552837" name="Imagen 1" descr="Interfaz de usuario gráfica, Aplicación&#10;&#10;El contenido generado por IA puede ser incorrecto."/>
+            <wp:cNvGraphicFramePr>
+              <a:graphicFrameLocks xmlns:a="http://schemas.openxmlformats.org/drawingml/2006/main" noChangeAspect="1"/>
+            </wp:cNvGraphicFramePr>
+            <a:graphic xmlns:a="http://schemas.openxmlformats.org/drawingml/2006/main">
+              <a:graphicData uri="http://schemas.openxmlformats.org/drawingml/2006/picture">
+                <pic:pic xmlns:pic="http://schemas.openxmlformats.org/drawingml/2006/picture">
+                  <pic:nvPicPr>
+                    <pic:cNvPr id="767552837" name="Imagen 1" descr="Interfaz de usuario gráfica, Aplicación&#10;&#10;El contenido generado por IA puede ser incorrecto."/>
+                    <pic:cNvPicPr/>
+                  </pic:nvPicPr>
+                  <pic:blipFill>
+                    <a:blip r:embed="rId20"/>
+                    <a:stretch>
+                      <a:fillRect/>
+                    </a:stretch>
+                  </pic:blipFill>
+                  <pic:spPr>
+                    <a:xfrm>
+                      <a:off x="0" y="0"/>
+                      <a:ext cx="5400040" cy="3909695"/>
+                    </a:xfrm>
+                    <a:prstGeom prst="rect">
+                      <a:avLst/>
+                    </a:prstGeom>
+                  </pic:spPr>
+                </pic:pic>
+              </a:graphicData>
+            </a:graphic>
+          </wp:inline>
+        </w:drawing>
+      </w:r>
+    </w:p>
+    <w:p/>
+    <w:p>
+      <w:r>
+        <w:lastRenderedPageBreak/>
+        <w:drawing>
+          <wp:inline distT="0" distB="0" distL="0" distR="0" wp14:anchorId="13D0E611" wp14:editId="7156C983">
+            <wp:extent cx="4001770" cy="7854315"/>
+            <wp:effectExtent l="0" t="0" r="0" b="0"/>
+            <wp:docPr id="1108849570" name="Imagen 2" descr="Interfaz de usuario gráfica, Aplicación&#10;&#10;El contenido generado por IA puede ser incorrecto."/>
+            <wp:cNvGraphicFramePr>
+              <a:graphicFrameLocks xmlns:a="http://schemas.openxmlformats.org/drawingml/2006/main" noChangeAspect="1"/>
+            </wp:cNvGraphicFramePr>
+            <a:graphic xmlns:a="http://schemas.openxmlformats.org/drawingml/2006/main">
+              <a:graphicData uri="http://schemas.openxmlformats.org/drawingml/2006/picture">
+                <pic:pic xmlns:pic="http://schemas.openxmlformats.org/drawingml/2006/picture">
+                  <pic:nvPicPr>
+                    <pic:cNvPr id="1108849570" name="Imagen 2" descr="Interfaz de usuario gráfica, Aplicación&#10;&#10;El contenido generado por IA puede ser incorrecto."/>
+                    <pic:cNvPicPr>
+                      <a:picLocks noChangeAspect="1" noChangeArrowheads="1"/>
+                    </pic:cNvPicPr>
+                  </pic:nvPicPr>
+                  <pic:blipFill rotWithShape="1">
+                    <a:blip r:embed="rId21" cstate="print">
+                      <a:extLst>
+                        <a:ext uri="{28A0092B-C50C-407E-A947-70E740481C1C}">
+                          <a14:useLocalDpi xmlns:a14="http://schemas.microsoft.com/office/drawing/2010/main" val="0"/>
+                        </a:ext>
+                      </a:extLst>
+                    </a:blip>
+                    <a:srcRect t="11675"/>
+                    <a:stretch>
+                      <a:fillRect/>
+                    </a:stretch>
+                  </pic:blipFill>
+                  <pic:spPr bwMode="auto">
+                    <a:xfrm>
+                      <a:off x="0" y="0"/>
+                      <a:ext cx="4001770" cy="7854315"/>
+                    </a:xfrm>
+                    <a:prstGeom prst="rect">
+                      <a:avLst/>
+                    </a:prstGeom>
+                    <a:noFill/>
+                    <a:ln>
+                      <a:noFill/>
+                    </a:ln>
+                    <a:extLst>
+                      <a:ext uri="{53640926-AAD7-44D8-BBD7-CCE9431645EC}">
+                        <a14:shadowObscured xmlns:a14="http://schemas.microsoft.com/office/drawing/2010/main"/>
+                      </a:ext>
+                    </a:extLst>
+                  </pic:spPr>
+                </pic:pic>
+              </a:graphicData>
+            </a:graphic>
+          </wp:inline>
+        </w:drawing>
+      </w:r>
+    </w:p>
+    <w:p/>
+    <w:p>
+      <w:r>
+        <w:lastRenderedPageBreak/>
+        <w:drawing>
+          <wp:inline distT="0" distB="0" distL="0" distR="0" wp14:anchorId="71E6611D" wp14:editId="29CB24FD">
+            <wp:extent cx="4001770" cy="7835265"/>
+            <wp:effectExtent l="0" t="0" r="0" b="0"/>
+            <wp:docPr id="932934851" name="Imagen 4" descr="Interfaz de usuario gráfica, Aplicación&#10;&#10;El contenido generado por IA puede ser incorrecto."/>
+            <wp:cNvGraphicFramePr>
+              <a:graphicFrameLocks xmlns:a="http://schemas.openxmlformats.org/drawingml/2006/main" noChangeAspect="1"/>
+            </wp:cNvGraphicFramePr>
+            <a:graphic xmlns:a="http://schemas.openxmlformats.org/drawingml/2006/main">
+              <a:graphicData uri="http://schemas.openxmlformats.org/drawingml/2006/picture">
+                <pic:pic xmlns:pic="http://schemas.openxmlformats.org/drawingml/2006/picture">
+                  <pic:nvPicPr>
+                    <pic:cNvPr id="932934851" name="Imagen 4" descr="Interfaz de usuario gráfica, Aplicación&#10;&#10;El contenido generado por IA puede ser incorrecto."/>
+                    <pic:cNvPicPr>
+                      <a:picLocks noChangeAspect="1" noChangeArrowheads="1"/>
+                    </pic:cNvPicPr>
+                  </pic:nvPicPr>
+                  <pic:blipFill rotWithShape="1">
+                    <a:blip r:embed="rId22" cstate="print">
+                      <a:extLst>
+                        <a:ext uri="{28A0092B-C50C-407E-A947-70E740481C1C}">
+                          <a14:useLocalDpi xmlns:a14="http://schemas.microsoft.com/office/drawing/2010/main" val="0"/>
+                        </a:ext>
+                      </a:extLst>
+                    </a:blip>
+                    <a:srcRect t="11890"/>
+                    <a:stretch>
+                      <a:fillRect/>
+                    </a:stretch>
+                  </pic:blipFill>
+                  <pic:spPr bwMode="auto">
+                    <a:xfrm>
+                      <a:off x="0" y="0"/>
+                      <a:ext cx="4001770" cy="7835265"/>
+                    </a:xfrm>
+                    <a:prstGeom prst="rect">
+                      <a:avLst/>
+                    </a:prstGeom>
+                    <a:noFill/>
+                    <a:ln>
+                      <a:noFill/>
+                    </a:ln>
+                    <a:extLst>
+                      <a:ext uri="{53640926-AAD7-44D8-BBD7-CCE9431645EC}">
+                        <a14:shadowObscured xmlns:a14="http://schemas.microsoft.com/office/drawing/2010/main"/>
+                      </a:ext>
+                    </a:extLst>
+                  </pic:spPr>
+                </pic:pic>
+              </a:graphicData>
+            </a:graphic>
+          </wp:inline>
+        </w:drawing>
+      </w:r>
+    </w:p>
+    <w:p/>
+    <w:p>
+      <w:pPr>
+        <w:rPr>
+          <w:b/>
+          <w:bCs/>
+        </w:rPr>
+      </w:pPr>
+      <w:r>
+        <w:rPr>
+          <w:b/>
+          <w:bCs/>
+        </w:rPr>
+        <w:t>3.1 Resultado general de la auditoría</w:t>
+      </w:r>
+    </w:p>
+    <w:p>
+      <w:r>
+        <w:lastRenderedPageBreak/>
+        <w:t xml:space="preserve">Tras analizar la web con </w:t>
+      </w:r>
+      <w:proofErr w:type="spellStart"/>
+      <w:r>
+        <w:t>Accessibility</w:t>
+      </w:r>
+      <w:proofErr w:type="spellEnd"/>
+      <w:r>
+        <w:t xml:space="preserve"> </w:t>
+      </w:r>
+      <w:proofErr w:type="spellStart"/>
+      <w:r>
+        <w:t>Checker</w:t>
+      </w:r>
+      <w:proofErr w:type="spellEnd"/>
+      <w:r>
+        <w:t>, se obtuvieron los siguientes resultados:</w:t>
       </w:r>
     </w:p>
     <w:p>
       <w:pPr>
         <w:numPr>
           <w:ilvl w:val="0"/>
-          <w:numId w:val="11"/>
+          <w:numId w:val="33"/>
         </w:numPr>
       </w:pPr>
       <w:r>
-        <w:t>https://www.accessibilitychecker.org/ (u otra herramienta online similar: WAVE, Axe DevTools, Lighthouse).</w:t>
+        <w:t xml:space="preserve">Estado general: </w:t>
+      </w:r>
+      <w:r>
+        <w:rPr>
+          <w:b/>
+          <w:bCs/>
+        </w:rPr>
+        <w:t>NO CUMPLE</w:t>
       </w:r>
     </w:p>
     <w:p>
       <w:pPr>
         <w:numPr>
           <w:ilvl w:val="0"/>
-          <w:numId w:val="11"/>
+          <w:numId w:val="33"/>
         </w:numPr>
       </w:pPr>
       <w:r>
-        <w:t>Accede a la URL y ejecuta el análisis. (Adjuntar capturas de pantalla del informe).</w:t>
-      </w:r>
-    </w:p>
-    <w:p>
-      <w:r>
-        <w:rPr>
-          <w:b/>
-          <w:bCs/>
-        </w:rPr>
-        <w:t>Capturas a incluir:</w:t>
+        <w:t xml:space="preserve">Cuestiones críticas: </w:t>
+      </w:r>
+      <w:r>
+        <w:rPr>
+          <w:b/>
+          <w:bCs/>
+        </w:rPr>
+        <w:t>16</w:t>
       </w:r>
     </w:p>
     <w:p>
       <w:pPr>
         <w:numPr>
           <w:ilvl w:val="0"/>
-          <w:numId w:val="12"/>
+          <w:numId w:val="33"/>
         </w:numPr>
       </w:pPr>
       <w:r>
-        <w:t>Captura de la pantalla con los resultados generales del checker (errores / advertencias).</w:t>
+        <w:t xml:space="preserve">Auditorías aprobadas: </w:t>
+      </w:r>
+      <w:r>
+        <w:rPr>
+          <w:b/>
+          <w:bCs/>
+        </w:rPr>
+        <w:t>40</w:t>
       </w:r>
     </w:p>
     <w:p>
       <w:pPr>
         <w:numPr>
           <w:ilvl w:val="0"/>
-          <w:numId w:val="12"/>
+          <w:numId w:val="33"/>
         </w:numPr>
       </w:pPr>
       <w:r>
-        <w:t>Captura ampliada de, al menos, 3 errores concretos (ej.: imágenes sin alt, formularios sin label, contrastes insuficientes).</w:t>
-      </w:r>
-    </w:p>
-    <w:p>
-      <w:pPr>
-        <w:rPr>
-          <w:b/>
-          <w:bCs/>
-        </w:rPr>
-      </w:pPr>
-      <w:r>
-        <w:rPr>
-          <w:b/>
-          <w:bCs/>
-        </w:rPr>
-        <w:t>3.2. Errores típicos esperados (en Starbucks) y explicación</w:t>
-      </w:r>
-    </w:p>
-    <w:p>
-      <w:r>
-        <w:t>A continuación, se describen errores típicos que estas herramientas suelen detectar y por qué afectan la accesibilidad, más la técnica sugerida de corrección.</w:t>
+        <w:t xml:space="preserve">Auditorías manuales necesarias: </w:t>
+      </w:r>
+      <w:r>
+        <w:rPr>
+          <w:b/>
+          <w:bCs/>
+        </w:rPr>
+        <w:t>22</w:t>
       </w:r>
     </w:p>
     <w:p>
       <w:pPr>
         <w:numPr>
           <w:ilvl w:val="0"/>
-          <w:numId w:val="13"/>
+          <w:numId w:val="33"/>
         </w:numPr>
       </w:pPr>
       <w:r>
-        <w:rPr>
-          <w:b/>
-          <w:bCs/>
-        </w:rPr>
-        <w:lastRenderedPageBreak/>
-        <w:t>Imágenes sin atributo alt o alt vacío cuando deben describir información</w:t>
-      </w:r>
-    </w:p>
-    <w:p>
-      <w:pPr>
-        <w:numPr>
-          <w:ilvl w:val="1"/>
-          <w:numId w:val="13"/>
-        </w:numPr>
-      </w:pPr>
-      <w:r>
-        <w:rPr>
-          <w:b/>
-          <w:bCs/>
-        </w:rPr>
-        <w:t>Impacto:</w:t>
-      </w:r>
-      <w:r>
-        <w:t xml:space="preserve"> Los usuarios de lectores de pantalla no reciben información sobre promociones o productos.</w:t>
-      </w:r>
-    </w:p>
-    <w:p>
-      <w:pPr>
-        <w:numPr>
-          <w:ilvl w:val="1"/>
-          <w:numId w:val="13"/>
-        </w:numPr>
-      </w:pPr>
-      <w:r>
-        <w:rPr>
-          <w:b/>
-          <w:bCs/>
-        </w:rPr>
-        <w:t>Corrección:</w:t>
-      </w:r>
-      <w:r>
-        <w:t xml:space="preserve"> Añadir alt="Descripción breve y útil"; si es decorativa alt="" + role="presentation".</w:t>
+        <w:t xml:space="preserve">Elementos no aplicables: </w:t>
+      </w:r>
+      <w:r>
+        <w:rPr>
+          <w:b/>
+          <w:bCs/>
+        </w:rPr>
+        <w:t>45</w:t>
+      </w:r>
+    </w:p>
+    <w:p>
+      <w:r>
+        <w:rPr>
+          <w:b/>
+          <w:bCs/>
+        </w:rPr>
+        <w:t>Insertar aquí captura del informe general</w:t>
+      </w:r>
+    </w:p>
+    <w:p>
+      <w:r>
+        <w:pict w14:anchorId="23218EE0">
+          <v:rect id="_x0000_i1219" style="width:0;height:1.5pt" o:hralign="center" o:hrstd="t" o:hr="t" fillcolor="#a0a0a0" stroked="f"/>
+        </w:pict>
+      </w:r>
+    </w:p>
+    <w:p>
+      <w:pPr>
+        <w:rPr>
+          <w:b/>
+          <w:bCs/>
+        </w:rPr>
+      </w:pPr>
+      <w:r>
+        <w:rPr>
+          <w:b/>
+          <w:bCs/>
+        </w:rPr>
+        <w:t>3.2 Identificación de problemas críticos</w:t>
+      </w:r>
+    </w:p>
+    <w:p>
+      <w:r>
+        <w:pict w14:anchorId="5972F719">
+          <v:rect id="_x0000_i1220" style="width:0;height:1.5pt" o:hralign="center" o:hrstd="t" o:hr="t" fillcolor="#a0a0a0" stroked="f"/>
+        </w:pict>
+      </w:r>
+    </w:p>
+    <w:p>
+      <w:pPr>
+        <w:rPr>
+          <w:b/>
+          <w:bCs/>
+        </w:rPr>
+      </w:pPr>
+      <w:r>
+        <w:rPr>
+          <w:b/>
+          <w:bCs/>
+        </w:rPr>
+        <w:t>3.2.1 Problema 1 — Roles ARIA incorrectos</w:t>
+      </w:r>
+    </w:p>
+    <w:p>
+      <w:r>
+        <w:rPr>
+          <w:b/>
+          <w:bCs/>
+        </w:rPr>
+        <w:t>Elemento detectado:</w:t>
+      </w:r>
+    </w:p>
+    <w:p>
+      <w:r>
+        <w:t>&lt;a aria-</w:t>
+      </w:r>
+      <w:proofErr w:type="spellStart"/>
+      <w:r>
+        <w:t>label</w:t>
+      </w:r>
+      <w:proofErr w:type="spellEnd"/>
+      <w:r>
+        <w:t xml:space="preserve">="Starbucks - ir a la página de inicio" </w:t>
+      </w:r>
+      <w:proofErr w:type="spellStart"/>
+      <w:r>
+        <w:t>class</w:t>
+      </w:r>
+      <w:proofErr w:type="spellEnd"/>
+      <w:r>
+        <w:t>="</w:t>
+      </w:r>
+      <w:proofErr w:type="spellStart"/>
+      <w:r>
+        <w:t>Desktop_homeLink</w:t>
+      </w:r>
+      <w:proofErr w:type="spellEnd"/>
+      <w:r>
+        <w:t>" role="</w:t>
+      </w:r>
+      <w:proofErr w:type="spellStart"/>
+      <w:r>
+        <w:t>img</w:t>
+      </w:r>
+      <w:proofErr w:type="spellEnd"/>
+      <w:r>
+        <w:t xml:space="preserve">" </w:t>
+      </w:r>
+      <w:proofErr w:type="spellStart"/>
+      <w:r>
+        <w:t>href</w:t>
+      </w:r>
+      <w:proofErr w:type="spellEnd"/>
+      <w:r>
+        <w:t>="/"&gt;&lt;/a&gt;</w:t>
+      </w:r>
+    </w:p>
+    <w:p>
+      <w:pPr>
+        <w:rPr>
+          <w:b/>
+          <w:bCs/>
+        </w:rPr>
+      </w:pPr>
+      <w:r>
+        <w:rPr>
+          <w:b/>
+          <w:bCs/>
+        </w:rPr>
+        <w:t>Explicación</w:t>
+      </w:r>
+    </w:p>
+    <w:p>
+      <w:r>
+        <w:t xml:space="preserve">El enlace usa el rol </w:t>
+      </w:r>
+      <w:proofErr w:type="spellStart"/>
+      <w:r>
+        <w:t>img</w:t>
+      </w:r>
+      <w:proofErr w:type="spellEnd"/>
+      <w:r>
+        <w:t>, lo cual es incorrecto porque un &lt;a&gt; siempre debe comportarse como enlace. Este rol confunde a los lectores de pantalla.</w:t>
+      </w:r>
+    </w:p>
+    <w:p>
+      <w:pPr>
+        <w:rPr>
+          <w:b/>
+          <w:bCs/>
+        </w:rPr>
+      </w:pPr>
+      <w:r>
+        <w:rPr>
+          <w:b/>
+          <w:bCs/>
+        </w:rPr>
+        <w:t>Impacto</w:t>
       </w:r>
     </w:p>
     <w:p>
       <w:pPr>
         <w:numPr>
           <w:ilvl w:val="0"/>
-          <w:numId w:val="13"/>
+          <w:numId w:val="34"/>
         </w:numPr>
       </w:pPr>
       <w:r>
-        <w:rPr>
-          <w:b/>
-          <w:bCs/>
-        </w:rPr>
-        <w:t>Contraste insuficiente en elementos de UI (especialmente botones con fondo naranja / texto blanco)</w:t>
-      </w:r>
-    </w:p>
-    <w:p>
-      <w:pPr>
-        <w:numPr>
-          <w:ilvl w:val="1"/>
-          <w:numId w:val="13"/>
-        </w:numPr>
-      </w:pPr>
-      <w:r>
-        <w:rPr>
-          <w:b/>
-          <w:bCs/>
-        </w:rPr>
-        <w:t>Impacto:</w:t>
-      </w:r>
-      <w:r>
-        <w:t xml:space="preserve"> Usuarios con baja visión no distinguen el texto.</w:t>
-      </w:r>
-    </w:p>
-    <w:p>
-      <w:pPr>
-        <w:numPr>
-          <w:ilvl w:val="1"/>
-          <w:numId w:val="13"/>
-        </w:numPr>
-      </w:pPr>
-      <w:r>
-        <w:rPr>
-          <w:b/>
-          <w:bCs/>
-        </w:rPr>
-        <w:t>Corrección:</w:t>
-      </w:r>
-      <w:r>
-        <w:t xml:space="preserve"> Usar colores alternativos que cumplan ratio 4.5:1 (o 3:1 para texto grande), o emplear texto negro sobre naranja.</w:t>
+        <w:t>Los usuarios con lector de pantalla podrían no reconocerlo como un enlace.</w:t>
       </w:r>
     </w:p>
     <w:p>
       <w:pPr>
         <w:numPr>
           <w:ilvl w:val="0"/>
-          <w:numId w:val="13"/>
+          <w:numId w:val="34"/>
         </w:numPr>
       </w:pPr>
       <w:r>
-        <w:rPr>
-          <w:b/>
-          <w:bCs/>
-        </w:rPr>
-        <w:t>Formularios sin label asociado o con placeholder usado como label</w:t>
-      </w:r>
-    </w:p>
-    <w:p>
-      <w:pPr>
-        <w:numPr>
-          <w:ilvl w:val="1"/>
-          <w:numId w:val="13"/>
-        </w:numPr>
-      </w:pPr>
-      <w:r>
-        <w:rPr>
-          <w:b/>
-          <w:bCs/>
-        </w:rPr>
-        <w:t>Impacto:</w:t>
-      </w:r>
-      <w:r>
-        <w:t xml:space="preserve"> Los lectores de pantalla no pueden identificar el propósito del campo; confusión durante el rellenado.</w:t>
-      </w:r>
-    </w:p>
-    <w:p>
-      <w:pPr>
-        <w:numPr>
-          <w:ilvl w:val="1"/>
-          <w:numId w:val="13"/>
-        </w:numPr>
-      </w:pPr>
-      <w:r>
-        <w:rPr>
-          <w:b/>
-          <w:bCs/>
-        </w:rPr>
-        <w:t>Corrección:</w:t>
-      </w:r>
-      <w:r>
-        <w:t xml:space="preserve"> Añadir label for="id" y mantener placeholder solo como ayuda; usar aria-required si es obligatorio.</w:t>
+        <w:t>Incumple WCAG 1.3.1 y 4.1.2.</w:t>
+      </w:r>
+    </w:p>
+    <w:p>
+      <w:pPr>
+        <w:rPr>
+          <w:b/>
+          <w:bCs/>
+        </w:rPr>
+      </w:pPr>
+      <w:r>
+        <w:rPr>
+          <w:b/>
+          <w:bCs/>
+        </w:rPr>
+        <w:t>Solución propuesta (código corregido)</w:t>
+      </w:r>
+    </w:p>
+    <w:p>
+      <w:r>
+        <w:t>&lt;a aria-</w:t>
+      </w:r>
+      <w:proofErr w:type="spellStart"/>
+      <w:r>
+        <w:t>label</w:t>
+      </w:r>
+      <w:proofErr w:type="spellEnd"/>
+      <w:r>
+        <w:t xml:space="preserve">="Ir a la página de inicio de Starbucks" </w:t>
+      </w:r>
+      <w:proofErr w:type="spellStart"/>
+      <w:r>
+        <w:t>class</w:t>
+      </w:r>
+      <w:proofErr w:type="spellEnd"/>
+      <w:r>
+        <w:t>="</w:t>
+      </w:r>
+      <w:proofErr w:type="spellStart"/>
+      <w:r>
+        <w:t>Desktop_homeLink</w:t>
+      </w:r>
+      <w:proofErr w:type="spellEnd"/>
+      <w:r>
+        <w:t xml:space="preserve">" </w:t>
+      </w:r>
+      <w:proofErr w:type="spellStart"/>
+      <w:r>
+        <w:t>href</w:t>
+      </w:r>
+      <w:proofErr w:type="spellEnd"/>
+      <w:r>
+        <w:t>="/"&gt;&lt;/a&gt;</w:t>
+      </w:r>
+    </w:p>
+    <w:p>
+      <w:r>
+        <w:rPr>
+          <w:b/>
+          <w:bCs/>
+        </w:rPr>
+        <w:t>Insertar aquí captura del error ARIA</w:t>
+      </w:r>
+    </w:p>
+    <w:p>
+      <w:r>
+        <w:pict w14:anchorId="2A7E5E1D">
+          <v:rect id="_x0000_i1221" style="width:0;height:1.5pt" o:hralign="center" o:hrstd="t" o:hr="t" fillcolor="#a0a0a0" stroked="f"/>
+        </w:pict>
+      </w:r>
+    </w:p>
+    <w:p>
+      <w:pPr>
+        <w:rPr>
+          <w:b/>
+          <w:bCs/>
+        </w:rPr>
+      </w:pPr>
+      <w:r>
+        <w:rPr>
+          <w:b/>
+          <w:bCs/>
+        </w:rPr>
+        <w:t xml:space="preserve">3.2.2 Problema 2 — Elementos </w:t>
+      </w:r>
+      <w:proofErr w:type="spellStart"/>
+      <w:r>
+        <w:rPr>
+          <w:b/>
+          <w:bCs/>
+        </w:rPr>
+        <w:t>enfocables</w:t>
+      </w:r>
+      <w:proofErr w:type="spellEnd"/>
+      <w:r>
+        <w:rPr>
+          <w:b/>
+          <w:bCs/>
+        </w:rPr>
+        <w:t xml:space="preserve"> dentro de aria-</w:t>
+      </w:r>
+      <w:proofErr w:type="spellStart"/>
+      <w:r>
+        <w:rPr>
+          <w:b/>
+          <w:bCs/>
+        </w:rPr>
+        <w:t>hidden</w:t>
+      </w:r>
+      <w:proofErr w:type="spellEnd"/>
+    </w:p>
+    <w:p>
+      <w:r>
+        <w:rPr>
+          <w:b/>
+          <w:bCs/>
+        </w:rPr>
+        <w:t>Elemento detectado (uno de los 12 casos):</w:t>
+      </w:r>
+    </w:p>
+    <w:p>
+      <w:r>
+        <w:t xml:space="preserve">&lt;a </w:t>
+      </w:r>
+      <w:proofErr w:type="spellStart"/>
+      <w:r>
+        <w:t>class</w:t>
+      </w:r>
+      <w:proofErr w:type="spellEnd"/>
+      <w:r>
+        <w:t>="O66ArticleCard_cardCta" aria-</w:t>
+      </w:r>
+      <w:proofErr w:type="spellStart"/>
+      <w:r>
+        <w:t>hidden</w:t>
+      </w:r>
+      <w:proofErr w:type="spellEnd"/>
+      <w:r>
+        <w:t xml:space="preserve">="true" </w:t>
+      </w:r>
+      <w:proofErr w:type="spellStart"/>
+      <w:r>
+        <w:t>href</w:t>
+      </w:r>
+      <w:proofErr w:type="spellEnd"/>
+      <w:r>
+        <w:t>="/</w:t>
+      </w:r>
+      <w:proofErr w:type="spellStart"/>
+      <w:r>
+        <w:t>article</w:t>
+      </w:r>
+      <w:proofErr w:type="spellEnd"/>
+      <w:r>
+        <w:t>/..."&gt;&lt;/a&gt;</w:t>
+      </w:r>
+    </w:p>
+    <w:p>
+      <w:pPr>
+        <w:rPr>
+          <w:b/>
+          <w:bCs/>
+        </w:rPr>
+      </w:pPr>
+      <w:r>
+        <w:rPr>
+          <w:b/>
+          <w:bCs/>
+        </w:rPr>
+        <w:lastRenderedPageBreak/>
+        <w:t>Explicación</w:t>
+      </w:r>
+    </w:p>
+    <w:p>
+      <w:r>
+        <w:t>Dentro de un contenedor marcado como aria-</w:t>
+      </w:r>
+      <w:proofErr w:type="spellStart"/>
+      <w:r>
+        <w:t>hidden</w:t>
+      </w:r>
+      <w:proofErr w:type="spellEnd"/>
+      <w:r>
+        <w:t xml:space="preserve">="true" no puede haber elementos interactivos ni </w:t>
+      </w:r>
+      <w:proofErr w:type="spellStart"/>
+      <w:r>
+        <w:t>enfocables</w:t>
+      </w:r>
+      <w:proofErr w:type="spellEnd"/>
+      <w:r>
+        <w:t>, como enlaces. Esto rompe la navegación por teclado.</w:t>
+      </w:r>
+    </w:p>
+    <w:p>
+      <w:pPr>
+        <w:rPr>
+          <w:b/>
+          <w:bCs/>
+        </w:rPr>
+      </w:pPr>
+      <w:r>
+        <w:rPr>
+          <w:b/>
+          <w:bCs/>
+        </w:rPr>
+        <w:t>Impacto</w:t>
       </w:r>
     </w:p>
     <w:p>
       <w:pPr>
         <w:numPr>
           <w:ilvl w:val="0"/>
-          <w:numId w:val="13"/>
+          <w:numId w:val="35"/>
         </w:numPr>
       </w:pPr>
       <w:r>
-        <w:rPr>
-          <w:b/>
-          <w:bCs/>
-        </w:rPr>
-        <w:t>Enlaces con texto poco descriptivo (“Leer más”, “Click aquí”)</w:t>
-      </w:r>
-    </w:p>
-    <w:p>
-      <w:pPr>
-        <w:numPr>
-          <w:ilvl w:val="1"/>
-          <w:numId w:val="13"/>
-        </w:numPr>
-      </w:pPr>
-      <w:r>
-        <w:rPr>
-          <w:b/>
-          <w:bCs/>
-        </w:rPr>
-        <w:t>Impacto:</w:t>
-      </w:r>
-      <w:r>
-        <w:t xml:space="preserve"> Fuera de contexto los enlaces no son informativos.</w:t>
-      </w:r>
-    </w:p>
-    <w:p>
-      <w:pPr>
-        <w:numPr>
-          <w:ilvl w:val="1"/>
-          <w:numId w:val="13"/>
-        </w:numPr>
-      </w:pPr>
-      <w:r>
-        <w:rPr>
-          <w:b/>
-          <w:bCs/>
-        </w:rPr>
-        <w:t>Corrección:</w:t>
-      </w:r>
-      <w:r>
-        <w:t xml:space="preserve"> Usar texto descriptivo o aria-label que indique el destino.</w:t>
+        <w:t>El foco puede ir a elementos invisibles.</w:t>
       </w:r>
     </w:p>
     <w:p>
       <w:pPr>
         <w:numPr>
           <w:ilvl w:val="0"/>
-          <w:numId w:val="13"/>
+          <w:numId w:val="35"/>
         </w:numPr>
       </w:pPr>
       <w:r>
-        <w:rPr>
-          <w:b/>
-          <w:bCs/>
-        </w:rPr>
-        <w:t>Falta de foco visible o foco demasiado tenue</w:t>
-      </w:r>
-    </w:p>
-    <w:p>
-      <w:pPr>
-        <w:numPr>
-          <w:ilvl w:val="1"/>
-          <w:numId w:val="13"/>
-        </w:numPr>
-      </w:pPr>
-      <w:r>
-        <w:rPr>
-          <w:b/>
-          <w:bCs/>
-        </w:rPr>
-        <w:t>Impacto:</w:t>
-      </w:r>
-      <w:r>
-        <w:t xml:space="preserve"> Usuarios de teclado no saben qué elemento está activo.</w:t>
-      </w:r>
-    </w:p>
-    <w:p>
-      <w:pPr>
-        <w:numPr>
-          <w:ilvl w:val="1"/>
-          <w:numId w:val="13"/>
-        </w:numPr>
-      </w:pPr>
-      <w:r>
-        <w:rPr>
-          <w:b/>
-          <w:bCs/>
-        </w:rPr>
-        <w:t>Corrección:</w:t>
-      </w:r>
-      <w:r>
-        <w:t xml:space="preserve"> Estilizar :focus con contraste (ej. outline: 3px solid #FF6B00 o box-shadow).</w:t>
+        <w:t xml:space="preserve">Los lectores de pantalla pueden ignorar el </w:t>
+      </w:r>
+      <w:proofErr w:type="gramStart"/>
+      <w:r>
+        <w:t>contenedor</w:t>
+      </w:r>
+      <w:proofErr w:type="gramEnd"/>
+      <w:r>
+        <w:t xml:space="preserve"> pero detectar el enlace → experiencia confusa.</w:t>
       </w:r>
     </w:p>
     <w:p>
       <w:pPr>
         <w:numPr>
           <w:ilvl w:val="0"/>
-          <w:numId w:val="13"/>
+          <w:numId w:val="35"/>
         </w:numPr>
       </w:pPr>
       <w:r>
-        <w:rPr>
-          <w:b/>
-          <w:bCs/>
-        </w:rPr>
-        <w:t>Orden de tabulación inconsistente</w:t>
-      </w:r>
-    </w:p>
-    <w:p>
-      <w:pPr>
-        <w:numPr>
-          <w:ilvl w:val="1"/>
-          <w:numId w:val="13"/>
-        </w:numPr>
-      </w:pPr>
-      <w:r>
-        <w:rPr>
-          <w:b/>
-          <w:bCs/>
-        </w:rPr>
-        <w:t>Impacto:</w:t>
-      </w:r>
-      <w:r>
-        <w:t xml:space="preserve"> Navegación por teclado confusa.</w:t>
-      </w:r>
-    </w:p>
-    <w:p>
-      <w:pPr>
-        <w:numPr>
-          <w:ilvl w:val="1"/>
-          <w:numId w:val="13"/>
-        </w:numPr>
-      </w:pPr>
-      <w:r>
-        <w:rPr>
-          <w:b/>
-          <w:bCs/>
-        </w:rPr>
-        <w:t>Corrección:</w:t>
-      </w:r>
-      <w:r>
-        <w:t xml:space="preserve"> Asegurar DOM y orden visual coincidan; evitar tabindex positivo.</w:t>
+        <w:t>Incumple WCAG 2.1.1 y 2.4.3.</w:t>
+      </w:r>
+    </w:p>
+    <w:p>
+      <w:pPr>
+        <w:rPr>
+          <w:b/>
+          <w:bCs/>
+        </w:rPr>
+      </w:pPr>
+      <w:r>
+        <w:rPr>
+          <w:b/>
+          <w:bCs/>
+        </w:rPr>
+        <w:t>Soluciones correctas</w:t>
+      </w:r>
+    </w:p>
+    <w:p>
+      <w:r>
+        <w:rPr>
+          <w:b/>
+          <w:bCs/>
+        </w:rPr>
+        <w:t xml:space="preserve">Opción 1 — Evitar que el elemento sea </w:t>
+      </w:r>
+      <w:proofErr w:type="spellStart"/>
+      <w:r>
+        <w:rPr>
+          <w:b/>
+          <w:bCs/>
+        </w:rPr>
+        <w:t>enfocable</w:t>
+      </w:r>
+      <w:proofErr w:type="spellEnd"/>
+    </w:p>
+    <w:p>
+      <w:r>
+        <w:t xml:space="preserve">&lt;a </w:t>
+      </w:r>
+      <w:proofErr w:type="spellStart"/>
+      <w:r>
+        <w:t>tabindex</w:t>
+      </w:r>
+      <w:proofErr w:type="spellEnd"/>
+      <w:r>
+        <w:t>="-1" aria-</w:t>
+      </w:r>
+      <w:proofErr w:type="spellStart"/>
+      <w:r>
+        <w:t>hidden</w:t>
+      </w:r>
+      <w:proofErr w:type="spellEnd"/>
+      <w:r>
+        <w:t>="true"&gt;&lt;/a&gt;</w:t>
+      </w:r>
+    </w:p>
+    <w:p>
+      <w:r>
+        <w:rPr>
+          <w:b/>
+          <w:bCs/>
+        </w:rPr>
+        <w:t>Opción 2 — Ocultarlo completamente con CSS</w:t>
+      </w:r>
+    </w:p>
+    <w:p>
+      <w:proofErr w:type="spellStart"/>
+      <w:r>
+        <w:t>display</w:t>
+      </w:r>
+      <w:proofErr w:type="spellEnd"/>
+      <w:r>
+        <w:t xml:space="preserve">: </w:t>
+      </w:r>
+      <w:proofErr w:type="spellStart"/>
+      <w:r>
+        <w:t>none</w:t>
+      </w:r>
+      <w:proofErr w:type="spellEnd"/>
+      <w:r>
+        <w:t>;</w:t>
+      </w:r>
+    </w:p>
+    <w:p>
+      <w:r>
+        <w:rPr>
+          <w:b/>
+          <w:bCs/>
+        </w:rPr>
+        <w:t xml:space="preserve">Opción 3 — </w:t>
+      </w:r>
+      <w:proofErr w:type="gramStart"/>
+      <w:r>
+        <w:rPr>
+          <w:b/>
+          <w:bCs/>
+        </w:rPr>
+        <w:t>Asegurar</w:t>
+      </w:r>
+      <w:proofErr w:type="gramEnd"/>
+      <w:r>
+        <w:rPr>
+          <w:b/>
+          <w:bCs/>
+        </w:rPr>
+        <w:t xml:space="preserve"> que el carrusel solo haga accesible el </w:t>
+      </w:r>
+      <w:proofErr w:type="spellStart"/>
+      <w:r>
+        <w:rPr>
+          <w:b/>
+          <w:bCs/>
+        </w:rPr>
+        <w:t>slide</w:t>
+      </w:r>
+      <w:proofErr w:type="spellEnd"/>
+      <w:r>
+        <w:rPr>
+          <w:b/>
+          <w:bCs/>
+        </w:rPr>
+        <w:t xml:space="preserve"> visible</w:t>
+      </w:r>
+    </w:p>
+    <w:p>
+      <w:r>
+        <w:rPr>
+          <w:b/>
+          <w:bCs/>
+        </w:rPr>
+        <w:t>Insertar aquí captura del error de aria-</w:t>
+      </w:r>
+      <w:proofErr w:type="spellStart"/>
+      <w:r>
+        <w:rPr>
+          <w:b/>
+          <w:bCs/>
+        </w:rPr>
+        <w:t>hidden</w:t>
+      </w:r>
+      <w:proofErr w:type="spellEnd"/>
+    </w:p>
+    <w:p>
+      <w:r>
+        <w:pict w14:anchorId="4CED44D1">
+          <v:rect id="_x0000_i1222" style="width:0;height:1.5pt" o:hralign="center" o:hrstd="t" o:hr="t" fillcolor="#a0a0a0" stroked="f"/>
+        </w:pict>
+      </w:r>
+    </w:p>
+    <w:p>
+      <w:pPr>
+        <w:rPr>
+          <w:b/>
+          <w:bCs/>
+        </w:rPr>
+      </w:pPr>
+      <w:r>
+        <w:rPr>
+          <w:b/>
+          <w:bCs/>
+        </w:rPr>
+        <w:t>3.2.3 Problema 3 — Enlaces sin texto accesible</w:t>
+      </w:r>
+    </w:p>
+    <w:p>
+      <w:r>
+        <w:rPr>
+          <w:b/>
+          <w:bCs/>
+        </w:rPr>
+        <w:t>Elementos detectados (2):</w:t>
+      </w:r>
+      <w:r>
+        <w:br/>
+        <w:t xml:space="preserve">Enlaces de descarga de la </w:t>
+      </w:r>
+      <w:proofErr w:type="gramStart"/>
+      <w:r>
+        <w:t>app</w:t>
+      </w:r>
+      <w:proofErr w:type="gramEnd"/>
+      <w:r>
+        <w:t xml:space="preserve"> sin texto alternativo.</w:t>
+      </w:r>
+    </w:p>
+    <w:p>
+      <w:r>
+        <w:t xml:space="preserve">&lt;a </w:t>
+      </w:r>
+      <w:proofErr w:type="spellStart"/>
+      <w:r>
+        <w:t>href</w:t>
+      </w:r>
+      <w:proofErr w:type="spellEnd"/>
+      <w:r>
+        <w:t xml:space="preserve">="https://apps.apple.com/..." </w:t>
+      </w:r>
+      <w:proofErr w:type="spellStart"/>
+      <w:r>
+        <w:t>title</w:t>
+      </w:r>
+      <w:proofErr w:type="spellEnd"/>
+      <w:r>
+        <w:t xml:space="preserve">="" </w:t>
+      </w:r>
+      <w:proofErr w:type="gramStart"/>
+      <w:r>
+        <w:t>target</w:t>
+      </w:r>
+      <w:proofErr w:type="gramEnd"/>
+      <w:r>
+        <w:t>="_</w:t>
+      </w:r>
+      <w:proofErr w:type="spellStart"/>
+      <w:r>
+        <w:t>blank</w:t>
+      </w:r>
+      <w:proofErr w:type="spellEnd"/>
+      <w:r>
+        <w:t xml:space="preserve">" </w:t>
+      </w:r>
+      <w:proofErr w:type="spellStart"/>
+      <w:r>
+        <w:t>class</w:t>
+      </w:r>
+      <w:proofErr w:type="spellEnd"/>
+      <w:r>
+        <w:t>="</w:t>
+      </w:r>
+      <w:proofErr w:type="spellStart"/>
+      <w:r>
+        <w:t>AppBadge</w:t>
+      </w:r>
+      <w:proofErr w:type="spellEnd"/>
+      <w:r>
+        <w:t>"&gt;&lt;/a&gt;</w:t>
+      </w:r>
+    </w:p>
+    <w:p>
+      <w:pPr>
+        <w:rPr>
+          <w:b/>
+          <w:bCs/>
+        </w:rPr>
+      </w:pPr>
+      <w:r>
+        <w:rPr>
+          <w:b/>
+          <w:bCs/>
+        </w:rPr>
+        <w:t>Explicación</w:t>
+      </w:r>
+    </w:p>
+    <w:p>
+      <w:r>
+        <w:t>Los enlaces dependen únicamente de imágenes sin texto ni aria-</w:t>
+      </w:r>
+      <w:proofErr w:type="spellStart"/>
+      <w:r>
+        <w:t>label</w:t>
+      </w:r>
+      <w:proofErr w:type="spellEnd"/>
+      <w:r>
+        <w:t>. Los lectores de pantalla lo leen como “enlace vacío”.</w:t>
+      </w:r>
+    </w:p>
+    <w:p>
+      <w:pPr>
+        <w:rPr>
+          <w:b/>
+          <w:bCs/>
+        </w:rPr>
+      </w:pPr>
+      <w:r>
+        <w:rPr>
+          <w:b/>
+          <w:bCs/>
+        </w:rPr>
+        <w:t>Impacto</w:t>
       </w:r>
     </w:p>
     <w:p>
       <w:pPr>
         <w:numPr>
           <w:ilvl w:val="0"/>
-          <w:numId w:val="13"/>
+          <w:numId w:val="36"/>
         </w:numPr>
       </w:pPr>
       <w:r>
-        <w:rPr>
-          <w:b/>
-          <w:bCs/>
-        </w:rPr>
-        <w:t>Elementos dinámicos (modals, live updates) sin ARIA</w:t>
-      </w:r>
-    </w:p>
-    <w:p>
-      <w:pPr>
-        <w:numPr>
-          <w:ilvl w:val="1"/>
-          <w:numId w:val="13"/>
-        </w:numPr>
-      </w:pPr>
-      <w:r>
-        <w:rPr>
-          <w:b/>
-          <w:bCs/>
-        </w:rPr>
-        <w:t>Impacto:</w:t>
-      </w:r>
-      <w:r>
-        <w:t xml:space="preserve"> Lectores de pantalla no perciben contenido nuevo.</w:t>
-      </w:r>
-    </w:p>
-    <w:p>
-      <w:pPr>
-        <w:numPr>
-          <w:ilvl w:val="1"/>
-          <w:numId w:val="13"/>
-        </w:numPr>
-      </w:pPr>
-      <w:r>
-        <w:rPr>
-          <w:b/>
-          <w:bCs/>
-        </w:rPr>
-        <w:lastRenderedPageBreak/>
-        <w:t>Corrección:</w:t>
-      </w:r>
-      <w:r>
-        <w:t xml:space="preserve"> Usar aria-live, role="dialog", aria-modal="true", y gestionar foco al abrir/cerrar.</w:t>
-      </w:r>
-    </w:p>
-    <w:p>
-      <w:pPr>
-        <w:rPr>
-          <w:b/>
-          <w:bCs/>
-        </w:rPr>
-      </w:pPr>
-      <w:r>
-        <w:rPr>
-          <w:b/>
-          <w:bCs/>
-        </w:rPr>
-        <w:t>3.3. Técnicas de mejora (por cada error)</w:t>
+        <w:t>El usuario no sabe qué acción realiza el enlace.</w:t>
       </w:r>
     </w:p>
     <w:p>
       <w:pPr>
         <w:numPr>
           <w:ilvl w:val="0"/>
-          <w:numId w:val="14"/>
+          <w:numId w:val="36"/>
         </w:numPr>
       </w:pPr>
       <w:r>
-        <w:rPr>
-          <w:b/>
-          <w:bCs/>
-        </w:rPr>
-        <w:t>Imagen sin alt:</w:t>
-      </w:r>
-      <w:r>
-        <w:t xml:space="preserve"> revisar CMS o plantillas y forzar campos alt obligatorios al subir imágenes.</w:t>
+        <w:t>Incumple WCAG 1.1.1 y 2.4.4.</w:t>
+      </w:r>
+    </w:p>
+    <w:p>
+      <w:pPr>
+        <w:rPr>
+          <w:b/>
+          <w:bCs/>
+        </w:rPr>
+      </w:pPr>
+      <w:r>
+        <w:rPr>
+          <w:b/>
+          <w:bCs/>
+        </w:rPr>
+        <w:t>Solución correcta (añadir aria-</w:t>
+      </w:r>
+      <w:proofErr w:type="spellStart"/>
+      <w:r>
+        <w:rPr>
+          <w:b/>
+          <w:bCs/>
+        </w:rPr>
+        <w:t>label</w:t>
+      </w:r>
+      <w:proofErr w:type="spellEnd"/>
+      <w:r>
+        <w:rPr>
+          <w:b/>
+          <w:bCs/>
+        </w:rPr>
+        <w:t>)</w:t>
+      </w:r>
+    </w:p>
+    <w:p>
+      <w:r>
+        <w:lastRenderedPageBreak/>
+        <w:t xml:space="preserve">&lt;a </w:t>
+      </w:r>
+      <w:proofErr w:type="spellStart"/>
+      <w:r>
+        <w:t>href</w:t>
+      </w:r>
+      <w:proofErr w:type="spellEnd"/>
+      <w:r>
+        <w:t>="https://apps.apple.com/..." aria-</w:t>
+      </w:r>
+      <w:proofErr w:type="spellStart"/>
+      <w:r>
+        <w:t>label</w:t>
+      </w:r>
+      <w:proofErr w:type="spellEnd"/>
+      <w:r>
+        <w:t xml:space="preserve">="Descargar Starbucks para iOS" </w:t>
+      </w:r>
+      <w:proofErr w:type="gramStart"/>
+      <w:r>
+        <w:t>target</w:t>
+      </w:r>
+      <w:proofErr w:type="gramEnd"/>
+      <w:r>
+        <w:t>="_</w:t>
+      </w:r>
+      <w:proofErr w:type="spellStart"/>
+      <w:r>
+        <w:t>blank</w:t>
+      </w:r>
+      <w:proofErr w:type="spellEnd"/>
+      <w:r>
+        <w:t>"&gt;&lt;/a&gt;</w:t>
+      </w:r>
+    </w:p>
+    <w:p>
+      <w:r>
+        <w:rPr>
+          <w:b/>
+          <w:bCs/>
+        </w:rPr>
+        <w:t>O, con texto oculto accesible:</w:t>
+      </w:r>
+    </w:p>
+    <w:p>
+      <w:r>
+        <w:t>&lt;</w:t>
+      </w:r>
+      <w:proofErr w:type="spellStart"/>
+      <w:r>
+        <w:t>span</w:t>
+      </w:r>
+      <w:proofErr w:type="spellEnd"/>
+      <w:r>
+        <w:t xml:space="preserve"> </w:t>
+      </w:r>
+      <w:proofErr w:type="spellStart"/>
+      <w:r>
+        <w:t>class</w:t>
+      </w:r>
+      <w:proofErr w:type="spellEnd"/>
+      <w:r>
+        <w:t>="sr-</w:t>
+      </w:r>
+      <w:proofErr w:type="spellStart"/>
+      <w:r>
+        <w:t>only</w:t>
+      </w:r>
+      <w:proofErr w:type="spellEnd"/>
+      <w:r>
+        <w:t>"&gt;Descargar en App Store&lt;/</w:t>
+      </w:r>
+      <w:proofErr w:type="spellStart"/>
+      <w:r>
+        <w:t>span</w:t>
+      </w:r>
+      <w:proofErr w:type="spellEnd"/>
+      <w:r>
+        <w:t>&gt;</w:t>
+      </w:r>
+    </w:p>
+    <w:p>
+      <w:r>
+        <w:rPr>
+          <w:b/>
+          <w:bCs/>
+        </w:rPr>
+        <w:t>Insertar aquí captura del error</w:t>
+      </w:r>
+    </w:p>
+    <w:p>
+      <w:r>
+        <w:pict w14:anchorId="4575EE4D">
+          <v:rect id="_x0000_i1223" style="width:0;height:1.5pt" o:hralign="center" o:hrstd="t" o:hr="t" fillcolor="#a0a0a0" stroked="f"/>
+        </w:pict>
+      </w:r>
+    </w:p>
+    <w:p>
+      <w:pPr>
+        <w:rPr>
+          <w:b/>
+          <w:bCs/>
+        </w:rPr>
+      </w:pPr>
+      <w:r>
+        <w:rPr>
+          <w:b/>
+          <w:bCs/>
+        </w:rPr>
+        <w:t>3.3 Técnicas de mejora recomendadas</w:t>
       </w:r>
     </w:p>
     <w:p>
       <w:pPr>
         <w:numPr>
           <w:ilvl w:val="0"/>
-          <w:numId w:val="14"/>
+          <w:numId w:val="37"/>
         </w:numPr>
       </w:pPr>
       <w:r>
-        <w:rPr>
-          <w:b/>
-          <w:bCs/>
-        </w:rPr>
-        <w:t>Contraste insuficiente:</w:t>
-      </w:r>
-      <w:r>
-        <w:t xml:space="preserve"> sustituir color, o añadir borde/outline y aumentar peso de fuente.</w:t>
+        <w:t>Corregir roles ARIA incorrectos.</w:t>
       </w:r>
     </w:p>
     <w:p>
       <w:pPr>
         <w:numPr>
           <w:ilvl w:val="0"/>
-          <w:numId w:val="14"/>
+          <w:numId w:val="37"/>
         </w:numPr>
       </w:pPr>
       <w:r>
-        <w:rPr>
-          <w:b/>
-          <w:bCs/>
-        </w:rPr>
-        <w:t>Formularios:</w:t>
-      </w:r>
-      <w:r>
-        <w:t xml:space="preserve"> asociar label con for, añadir aria-describedby para mensajes de ayuda.</w:t>
+        <w:t>Evitar elementos interactivos dentro de contenedores con aria-</w:t>
+      </w:r>
+      <w:proofErr w:type="spellStart"/>
+      <w:r>
+        <w:t>hidden</w:t>
+      </w:r>
+      <w:proofErr w:type="spellEnd"/>
+      <w:r>
+        <w:t>.</w:t>
       </w:r>
     </w:p>
     <w:p>
       <w:pPr>
         <w:numPr>
           <w:ilvl w:val="0"/>
-          <w:numId w:val="14"/>
+          <w:numId w:val="37"/>
         </w:numPr>
       </w:pPr>
       <w:r>
-        <w:rPr>
-          <w:b/>
-          <w:bCs/>
-        </w:rPr>
-        <w:t>Enlaces:</w:t>
-      </w:r>
-      <w:r>
-        <w:t xml:space="preserve"> reescribir textos a “Ver ficha del producto: X” o aria-label="Ver ficha X".</w:t>
+        <w:t>Añadir texto accesible (aria-</w:t>
+      </w:r>
+      <w:proofErr w:type="spellStart"/>
+      <w:r>
+        <w:t>label</w:t>
+      </w:r>
+      <w:proofErr w:type="spellEnd"/>
+      <w:r>
+        <w:t xml:space="preserve"> o texto oculto) a todos los enlaces gráficos.</w:t>
       </w:r>
     </w:p>
     <w:p>
       <w:pPr>
         <w:numPr>
           <w:ilvl w:val="0"/>
-          <w:numId w:val="14"/>
+          <w:numId w:val="37"/>
         </w:numPr>
       </w:pPr>
       <w:r>
-        <w:rPr>
-          <w:b/>
-          <w:bCs/>
-        </w:rPr>
-        <w:t>Foco:</w:t>
-      </w:r>
-      <w:r>
-        <w:t xml:space="preserve"> implementar estilos de foco CSS sólidos y visibles; probar con teclado.</w:t>
+        <w:t>Revisar estructura semántica, encabezados y orden del foco.</w:t>
       </w:r>
     </w:p>
     <w:p>
       <w:pPr>
         <w:numPr>
           <w:ilvl w:val="0"/>
-          <w:numId w:val="14"/>
+          <w:numId w:val="37"/>
         </w:numPr>
       </w:pPr>
       <w:r>
-        <w:rPr>
-          <w:b/>
-          <w:bCs/>
-        </w:rPr>
-        <w:t>Orden de tabulación:</w:t>
-      </w:r>
-      <w:r>
-        <w:t xml:space="preserve"> test manual con Tab / Shift+Tab y corregir HTML (evitar position absolute que mueva foco fuera de flujo).</w:t>
-      </w:r>
-    </w:p>
+        <w:t>Realizar pruebas manuales con lector de pantalla.</w:t>
+      </w:r>
+    </w:p>
+    <w:p>
+      <w:r>
+        <w:pict w14:anchorId="5843DAC9">
+          <v:rect id="_x0000_i1224" style="width:0;height:1.5pt" o:hralign="center" o:hrstd="t" o:hr="t" fillcolor="#a0a0a0" stroked="f"/>
+        </w:pict>
+      </w:r>
+    </w:p>
+    <w:p>
+      <w:pPr>
+        <w:rPr>
+          <w:b/>
+          <w:bCs/>
+        </w:rPr>
+      </w:pPr>
+      <w:r>
+        <w:rPr>
+          <w:b/>
+          <w:bCs/>
+        </w:rPr>
+        <w:t>3.4 Conclusión</w:t>
+      </w:r>
+    </w:p>
+    <w:p>
+      <w:r>
+        <w:t>La auditoría detecta varios problemas graves de accesibilidad.</w:t>
+      </w:r>
+      <w:r>
+        <w:br/>
+        <w:t>Los errores más importantes están relacionados con:</w:t>
+      </w:r>
+    </w:p>
+    <w:p>
+      <w:pPr>
+        <w:numPr>
+          <w:ilvl w:val="0"/>
+          <w:numId w:val="38"/>
+        </w:numPr>
+      </w:pPr>
+      <w:r>
+        <w:t>uso incorrecto de roles ARIA,</w:t>
+      </w:r>
+    </w:p>
+    <w:p>
+      <w:pPr>
+        <w:numPr>
+          <w:ilvl w:val="0"/>
+          <w:numId w:val="38"/>
+        </w:numPr>
+      </w:pPr>
+      <w:r>
+        <w:t>enlaces interactivos dentro de elementos ocultos,</w:t>
+      </w:r>
+    </w:p>
+    <w:p>
+      <w:pPr>
+        <w:numPr>
+          <w:ilvl w:val="0"/>
+          <w:numId w:val="38"/>
+        </w:numPr>
+      </w:pPr>
+      <w:r>
+        <w:t>enlaces sin texto o sin alternativa textual.</w:t>
+      </w:r>
+    </w:p>
+    <w:p>
+      <w:r>
+        <w:t xml:space="preserve">Corrigiendo estas incidencias, la web de Starbucks España mejoraría su conformidad con las </w:t>
+      </w:r>
+      <w:r>
+        <w:rPr>
+          <w:b/>
+          <w:bCs/>
+        </w:rPr>
+        <w:t>WCAG 2.2</w:t>
+      </w:r>
+      <w:r>
+        <w:t xml:space="preserve"> y ofrecería una experiencia más accesible.</w:t>
+      </w:r>
+    </w:p>
+    <w:p/>
+    <w:p/>
     <w:p/>
     <w:sectPr>
-      <w:headerReference w:type="default" r:id="rId12"/>
+      <w:headerReference w:type="default" r:id="rId23"/>
       <w:pgSz w:w="11906" w:h="16838"/>
       <w:pgMar w:top="1417" w:right="1701" w:bottom="1417" w:left="1701" w:header="708" w:footer="708" w:gutter="0"/>
       <w:cols w:space="708"/>
@@ -2446,6 +3961,155 @@
     </w:lvl>
   </w:abstractNum>
   <w:abstractNum w:abstractNumId="2" w15:restartNumberingAfterBreak="0">
+    <w:nsid w:val="0A99429D"/>
+    <w:multiLevelType w:val="multilevel"/>
+    <w:tmpl w:val="9CFAA28E"/>
+    <w:lvl w:ilvl="0">
+      <w:start w:val="1"/>
+      <w:numFmt w:val="bullet"/>
+      <w:lvlText w:val=""/>
+      <w:lvlJc w:val="left"/>
+      <w:pPr>
+        <w:tabs>
+          <w:tab w:val="num" w:pos="720"/>
+        </w:tabs>
+        <w:ind w:left="720" w:hanging="360"/>
+      </w:pPr>
+      <w:rPr>
+        <w:rFonts w:ascii="Symbol" w:hAnsi="Symbol" w:hint="default"/>
+        <w:sz w:val="20"/>
+      </w:rPr>
+    </w:lvl>
+    <w:lvl w:ilvl="1" w:tentative="1">
+      <w:start w:val="1"/>
+      <w:numFmt w:val="bullet"/>
+      <w:lvlText w:val="o"/>
+      <w:lvlJc w:val="left"/>
+      <w:pPr>
+        <w:tabs>
+          <w:tab w:val="num" w:pos="1440"/>
+        </w:tabs>
+        <w:ind w:left="1440" w:hanging="360"/>
+      </w:pPr>
+      <w:rPr>
+        <w:rFonts w:ascii="Courier New" w:hAnsi="Courier New" w:hint="default"/>
+        <w:sz w:val="20"/>
+      </w:rPr>
+    </w:lvl>
+    <w:lvl w:ilvl="2" w:tentative="1">
+      <w:start w:val="1"/>
+      <w:numFmt w:val="bullet"/>
+      <w:lvlText w:val=""/>
+      <w:lvlJc w:val="left"/>
+      <w:pPr>
+        <w:tabs>
+          <w:tab w:val="num" w:pos="2160"/>
+        </w:tabs>
+        <w:ind w:left="2160" w:hanging="360"/>
+      </w:pPr>
+      <w:rPr>
+        <w:rFonts w:ascii="Wingdings" w:hAnsi="Wingdings" w:hint="default"/>
+        <w:sz w:val="20"/>
+      </w:rPr>
+    </w:lvl>
+    <w:lvl w:ilvl="3" w:tentative="1">
+      <w:start w:val="1"/>
+      <w:numFmt w:val="bullet"/>
+      <w:lvlText w:val=""/>
+      <w:lvlJc w:val="left"/>
+      <w:pPr>
+        <w:tabs>
+          <w:tab w:val="num" w:pos="2880"/>
+        </w:tabs>
+        <w:ind w:left="2880" w:hanging="360"/>
+      </w:pPr>
+      <w:rPr>
+        <w:rFonts w:ascii="Wingdings" w:hAnsi="Wingdings" w:hint="default"/>
+        <w:sz w:val="20"/>
+      </w:rPr>
+    </w:lvl>
+    <w:lvl w:ilvl="4" w:tentative="1">
+      <w:start w:val="1"/>
+      <w:numFmt w:val="bullet"/>
+      <w:lvlText w:val=""/>
+      <w:lvlJc w:val="left"/>
+      <w:pPr>
+        <w:tabs>
+          <w:tab w:val="num" w:pos="3600"/>
+        </w:tabs>
+        <w:ind w:left="3600" w:hanging="360"/>
+      </w:pPr>
+      <w:rPr>
+        <w:rFonts w:ascii="Wingdings" w:hAnsi="Wingdings" w:hint="default"/>
+        <w:sz w:val="20"/>
+      </w:rPr>
+    </w:lvl>
+    <w:lvl w:ilvl="5" w:tentative="1">
+      <w:start w:val="1"/>
+      <w:numFmt w:val="bullet"/>
+      <w:lvlText w:val=""/>
+      <w:lvlJc w:val="left"/>
+      <w:pPr>
+        <w:tabs>
+          <w:tab w:val="num" w:pos="4320"/>
+        </w:tabs>
+        <w:ind w:left="4320" w:hanging="360"/>
+      </w:pPr>
+      <w:rPr>
+        <w:rFonts w:ascii="Wingdings" w:hAnsi="Wingdings" w:hint="default"/>
+        <w:sz w:val="20"/>
+      </w:rPr>
+    </w:lvl>
+    <w:lvl w:ilvl="6" w:tentative="1">
+      <w:start w:val="1"/>
+      <w:numFmt w:val="bullet"/>
+      <w:lvlText w:val=""/>
+      <w:lvlJc w:val="left"/>
+      <w:pPr>
+        <w:tabs>
+          <w:tab w:val="num" w:pos="5040"/>
+        </w:tabs>
+        <w:ind w:left="5040" w:hanging="360"/>
+      </w:pPr>
+      <w:rPr>
+        <w:rFonts w:ascii="Wingdings" w:hAnsi="Wingdings" w:hint="default"/>
+        <w:sz w:val="20"/>
+      </w:rPr>
+    </w:lvl>
+    <w:lvl w:ilvl="7" w:tentative="1">
+      <w:start w:val="1"/>
+      <w:numFmt w:val="bullet"/>
+      <w:lvlText w:val=""/>
+      <w:lvlJc w:val="left"/>
+      <w:pPr>
+        <w:tabs>
+          <w:tab w:val="num" w:pos="5760"/>
+        </w:tabs>
+        <w:ind w:left="5760" w:hanging="360"/>
+      </w:pPr>
+      <w:rPr>
+        <w:rFonts w:ascii="Wingdings" w:hAnsi="Wingdings" w:hint="default"/>
+        <w:sz w:val="20"/>
+      </w:rPr>
+    </w:lvl>
+    <w:lvl w:ilvl="8" w:tentative="1">
+      <w:start w:val="1"/>
+      <w:numFmt w:val="bullet"/>
+      <w:lvlText w:val=""/>
+      <w:lvlJc w:val="left"/>
+      <w:pPr>
+        <w:tabs>
+          <w:tab w:val="num" w:pos="6480"/>
+        </w:tabs>
+        <w:ind w:left="6480" w:hanging="360"/>
+      </w:pPr>
+      <w:rPr>
+        <w:rFonts w:ascii="Wingdings" w:hAnsi="Wingdings" w:hint="default"/>
+        <w:sz w:val="20"/>
+      </w:rPr>
+    </w:lvl>
+  </w:abstractNum>
+  <w:abstractNum w:abstractNumId="3" w15:restartNumberingAfterBreak="0">
     <w:nsid w:val="0C1945FC"/>
     <w:multiLevelType w:val="multilevel"/>
     <w:tmpl w:val="160413CC"/>
@@ -2562,7 +4226,269 @@
       </w:pPr>
     </w:lvl>
   </w:abstractNum>
-  <w:abstractNum w:abstractNumId="3" w15:restartNumberingAfterBreak="0">
+  <w:abstractNum w:abstractNumId="4" w15:restartNumberingAfterBreak="0">
+    <w:nsid w:val="0C4D0C0C"/>
+    <w:multiLevelType w:val="multilevel"/>
+    <w:tmpl w:val="AFF03782"/>
+    <w:lvl w:ilvl="0">
+      <w:start w:val="2"/>
+      <w:numFmt w:val="decimal"/>
+      <w:lvlText w:val="%1."/>
+      <w:lvlJc w:val="left"/>
+      <w:pPr>
+        <w:tabs>
+          <w:tab w:val="num" w:pos="720"/>
+        </w:tabs>
+        <w:ind w:left="720" w:hanging="360"/>
+      </w:pPr>
+    </w:lvl>
+    <w:lvl w:ilvl="1" w:tentative="1">
+      <w:start w:val="1"/>
+      <w:numFmt w:val="decimal"/>
+      <w:lvlText w:val="%2."/>
+      <w:lvlJc w:val="left"/>
+      <w:pPr>
+        <w:tabs>
+          <w:tab w:val="num" w:pos="1440"/>
+        </w:tabs>
+        <w:ind w:left="1440" w:hanging="360"/>
+      </w:pPr>
+    </w:lvl>
+    <w:lvl w:ilvl="2" w:tentative="1">
+      <w:start w:val="1"/>
+      <w:numFmt w:val="decimal"/>
+      <w:lvlText w:val="%3."/>
+      <w:lvlJc w:val="left"/>
+      <w:pPr>
+        <w:tabs>
+          <w:tab w:val="num" w:pos="2160"/>
+        </w:tabs>
+        <w:ind w:left="2160" w:hanging="360"/>
+      </w:pPr>
+    </w:lvl>
+    <w:lvl w:ilvl="3" w:tentative="1">
+      <w:start w:val="1"/>
+      <w:numFmt w:val="decimal"/>
+      <w:lvlText w:val="%4."/>
+      <w:lvlJc w:val="left"/>
+      <w:pPr>
+        <w:tabs>
+          <w:tab w:val="num" w:pos="2880"/>
+        </w:tabs>
+        <w:ind w:left="2880" w:hanging="360"/>
+      </w:pPr>
+    </w:lvl>
+    <w:lvl w:ilvl="4" w:tentative="1">
+      <w:start w:val="1"/>
+      <w:numFmt w:val="decimal"/>
+      <w:lvlText w:val="%5."/>
+      <w:lvlJc w:val="left"/>
+      <w:pPr>
+        <w:tabs>
+          <w:tab w:val="num" w:pos="3600"/>
+        </w:tabs>
+        <w:ind w:left="3600" w:hanging="360"/>
+      </w:pPr>
+    </w:lvl>
+    <w:lvl w:ilvl="5" w:tentative="1">
+      <w:start w:val="1"/>
+      <w:numFmt w:val="decimal"/>
+      <w:lvlText w:val="%6."/>
+      <w:lvlJc w:val="left"/>
+      <w:pPr>
+        <w:tabs>
+          <w:tab w:val="num" w:pos="4320"/>
+        </w:tabs>
+        <w:ind w:left="4320" w:hanging="360"/>
+      </w:pPr>
+    </w:lvl>
+    <w:lvl w:ilvl="6" w:tentative="1">
+      <w:start w:val="1"/>
+      <w:numFmt w:val="decimal"/>
+      <w:lvlText w:val="%7."/>
+      <w:lvlJc w:val="left"/>
+      <w:pPr>
+        <w:tabs>
+          <w:tab w:val="num" w:pos="5040"/>
+        </w:tabs>
+        <w:ind w:left="5040" w:hanging="360"/>
+      </w:pPr>
+    </w:lvl>
+    <w:lvl w:ilvl="7" w:tentative="1">
+      <w:start w:val="1"/>
+      <w:numFmt w:val="decimal"/>
+      <w:lvlText w:val="%8."/>
+      <w:lvlJc w:val="left"/>
+      <w:pPr>
+        <w:tabs>
+          <w:tab w:val="num" w:pos="5760"/>
+        </w:tabs>
+        <w:ind w:left="5760" w:hanging="360"/>
+      </w:pPr>
+    </w:lvl>
+    <w:lvl w:ilvl="8" w:tentative="1">
+      <w:start w:val="1"/>
+      <w:numFmt w:val="decimal"/>
+      <w:lvlText w:val="%9."/>
+      <w:lvlJc w:val="left"/>
+      <w:pPr>
+        <w:tabs>
+          <w:tab w:val="num" w:pos="6480"/>
+        </w:tabs>
+        <w:ind w:left="6480" w:hanging="360"/>
+      </w:pPr>
+    </w:lvl>
+  </w:abstractNum>
+  <w:abstractNum w:abstractNumId="5" w15:restartNumberingAfterBreak="0">
+    <w:nsid w:val="101E7804"/>
+    <w:multiLevelType w:val="multilevel"/>
+    <w:tmpl w:val="E4A6654E"/>
+    <w:lvl w:ilvl="0">
+      <w:start w:val="1"/>
+      <w:numFmt w:val="bullet"/>
+      <w:lvlText w:val=""/>
+      <w:lvlJc w:val="left"/>
+      <w:pPr>
+        <w:tabs>
+          <w:tab w:val="num" w:pos="720"/>
+        </w:tabs>
+        <w:ind w:left="720" w:hanging="360"/>
+      </w:pPr>
+      <w:rPr>
+        <w:rFonts w:ascii="Symbol" w:hAnsi="Symbol" w:hint="default"/>
+        <w:sz w:val="20"/>
+      </w:rPr>
+    </w:lvl>
+    <w:lvl w:ilvl="1" w:tentative="1">
+      <w:start w:val="1"/>
+      <w:numFmt w:val="bullet"/>
+      <w:lvlText w:val="o"/>
+      <w:lvlJc w:val="left"/>
+      <w:pPr>
+        <w:tabs>
+          <w:tab w:val="num" w:pos="1440"/>
+        </w:tabs>
+        <w:ind w:left="1440" w:hanging="360"/>
+      </w:pPr>
+      <w:rPr>
+        <w:rFonts w:ascii="Courier New" w:hAnsi="Courier New" w:hint="default"/>
+        <w:sz w:val="20"/>
+      </w:rPr>
+    </w:lvl>
+    <w:lvl w:ilvl="2" w:tentative="1">
+      <w:start w:val="1"/>
+      <w:numFmt w:val="bullet"/>
+      <w:lvlText w:val=""/>
+      <w:lvlJc w:val="left"/>
+      <w:pPr>
+        <w:tabs>
+          <w:tab w:val="num" w:pos="2160"/>
+        </w:tabs>
+        <w:ind w:left="2160" w:hanging="360"/>
+      </w:pPr>
+      <w:rPr>
+        <w:rFonts w:ascii="Wingdings" w:hAnsi="Wingdings" w:hint="default"/>
+        <w:sz w:val="20"/>
+      </w:rPr>
+    </w:lvl>
+    <w:lvl w:ilvl="3" w:tentative="1">
+      <w:start w:val="1"/>
+      <w:numFmt w:val="bullet"/>
+      <w:lvlText w:val=""/>
+      <w:lvlJc w:val="left"/>
+      <w:pPr>
+        <w:tabs>
+          <w:tab w:val="num" w:pos="2880"/>
+        </w:tabs>
+        <w:ind w:left="2880" w:hanging="360"/>
+      </w:pPr>
+      <w:rPr>
+        <w:rFonts w:ascii="Wingdings" w:hAnsi="Wingdings" w:hint="default"/>
+        <w:sz w:val="20"/>
+      </w:rPr>
+    </w:lvl>
+    <w:lvl w:ilvl="4" w:tentative="1">
+      <w:start w:val="1"/>
+      <w:numFmt w:val="bullet"/>
+      <w:lvlText w:val=""/>
+      <w:lvlJc w:val="left"/>
+      <w:pPr>
+        <w:tabs>
+          <w:tab w:val="num" w:pos="3600"/>
+        </w:tabs>
+        <w:ind w:left="3600" w:hanging="360"/>
+      </w:pPr>
+      <w:rPr>
+        <w:rFonts w:ascii="Wingdings" w:hAnsi="Wingdings" w:hint="default"/>
+        <w:sz w:val="20"/>
+      </w:rPr>
+    </w:lvl>
+    <w:lvl w:ilvl="5" w:tentative="1">
+      <w:start w:val="1"/>
+      <w:numFmt w:val="bullet"/>
+      <w:lvlText w:val=""/>
+      <w:lvlJc w:val="left"/>
+      <w:pPr>
+        <w:tabs>
+          <w:tab w:val="num" w:pos="4320"/>
+        </w:tabs>
+        <w:ind w:left="4320" w:hanging="360"/>
+      </w:pPr>
+      <w:rPr>
+        <w:rFonts w:ascii="Wingdings" w:hAnsi="Wingdings" w:hint="default"/>
+        <w:sz w:val="20"/>
+      </w:rPr>
+    </w:lvl>
+    <w:lvl w:ilvl="6" w:tentative="1">
+      <w:start w:val="1"/>
+      <w:numFmt w:val="bullet"/>
+      <w:lvlText w:val=""/>
+      <w:lvlJc w:val="left"/>
+      <w:pPr>
+        <w:tabs>
+          <w:tab w:val="num" w:pos="5040"/>
+        </w:tabs>
+        <w:ind w:left="5040" w:hanging="360"/>
+      </w:pPr>
+      <w:rPr>
+        <w:rFonts w:ascii="Wingdings" w:hAnsi="Wingdings" w:hint="default"/>
+        <w:sz w:val="20"/>
+      </w:rPr>
+    </w:lvl>
+    <w:lvl w:ilvl="7" w:tentative="1">
+      <w:start w:val="1"/>
+      <w:numFmt w:val="bullet"/>
+      <w:lvlText w:val=""/>
+      <w:lvlJc w:val="left"/>
+      <w:pPr>
+        <w:tabs>
+          <w:tab w:val="num" w:pos="5760"/>
+        </w:tabs>
+        <w:ind w:left="5760" w:hanging="360"/>
+      </w:pPr>
+      <w:rPr>
+        <w:rFonts w:ascii="Wingdings" w:hAnsi="Wingdings" w:hint="default"/>
+        <w:sz w:val="20"/>
+      </w:rPr>
+    </w:lvl>
+    <w:lvl w:ilvl="8" w:tentative="1">
+      <w:start w:val="1"/>
+      <w:numFmt w:val="bullet"/>
+      <w:lvlText w:val=""/>
+      <w:lvlJc w:val="left"/>
+      <w:pPr>
+        <w:tabs>
+          <w:tab w:val="num" w:pos="6480"/>
+        </w:tabs>
+        <w:ind w:left="6480" w:hanging="360"/>
+      </w:pPr>
+      <w:rPr>
+        <w:rFonts w:ascii="Wingdings" w:hAnsi="Wingdings" w:hint="default"/>
+        <w:sz w:val="20"/>
+      </w:rPr>
+    </w:lvl>
+  </w:abstractNum>
+  <w:abstractNum w:abstractNumId="6" w15:restartNumberingAfterBreak="0">
     <w:nsid w:val="10D627CA"/>
     <w:multiLevelType w:val="multilevel"/>
     <w:tmpl w:val="5C38680C"/>
@@ -2679,7 +4605,305 @@
       </w:pPr>
     </w:lvl>
   </w:abstractNum>
-  <w:abstractNum w:abstractNumId="4" w15:restartNumberingAfterBreak="0">
+  <w:abstractNum w:abstractNumId="7" w15:restartNumberingAfterBreak="0">
+    <w:nsid w:val="113D0C3B"/>
+    <w:multiLevelType w:val="multilevel"/>
+    <w:tmpl w:val="E4E608C2"/>
+    <w:lvl w:ilvl="0">
+      <w:start w:val="1"/>
+      <w:numFmt w:val="bullet"/>
+      <w:lvlText w:val=""/>
+      <w:lvlJc w:val="left"/>
+      <w:pPr>
+        <w:tabs>
+          <w:tab w:val="num" w:pos="720"/>
+        </w:tabs>
+        <w:ind w:left="720" w:hanging="360"/>
+      </w:pPr>
+      <w:rPr>
+        <w:rFonts w:ascii="Symbol" w:hAnsi="Symbol" w:hint="default"/>
+        <w:sz w:val="20"/>
+      </w:rPr>
+    </w:lvl>
+    <w:lvl w:ilvl="1" w:tentative="1">
+      <w:start w:val="1"/>
+      <w:numFmt w:val="bullet"/>
+      <w:lvlText w:val="o"/>
+      <w:lvlJc w:val="left"/>
+      <w:pPr>
+        <w:tabs>
+          <w:tab w:val="num" w:pos="1440"/>
+        </w:tabs>
+        <w:ind w:left="1440" w:hanging="360"/>
+      </w:pPr>
+      <w:rPr>
+        <w:rFonts w:ascii="Courier New" w:hAnsi="Courier New" w:hint="default"/>
+        <w:sz w:val="20"/>
+      </w:rPr>
+    </w:lvl>
+    <w:lvl w:ilvl="2" w:tentative="1">
+      <w:start w:val="1"/>
+      <w:numFmt w:val="bullet"/>
+      <w:lvlText w:val=""/>
+      <w:lvlJc w:val="left"/>
+      <w:pPr>
+        <w:tabs>
+          <w:tab w:val="num" w:pos="2160"/>
+        </w:tabs>
+        <w:ind w:left="2160" w:hanging="360"/>
+      </w:pPr>
+      <w:rPr>
+        <w:rFonts w:ascii="Wingdings" w:hAnsi="Wingdings" w:hint="default"/>
+        <w:sz w:val="20"/>
+      </w:rPr>
+    </w:lvl>
+    <w:lvl w:ilvl="3" w:tentative="1">
+      <w:start w:val="1"/>
+      <w:numFmt w:val="bullet"/>
+      <w:lvlText w:val=""/>
+      <w:lvlJc w:val="left"/>
+      <w:pPr>
+        <w:tabs>
+          <w:tab w:val="num" w:pos="2880"/>
+        </w:tabs>
+        <w:ind w:left="2880" w:hanging="360"/>
+      </w:pPr>
+      <w:rPr>
+        <w:rFonts w:ascii="Wingdings" w:hAnsi="Wingdings" w:hint="default"/>
+        <w:sz w:val="20"/>
+      </w:rPr>
+    </w:lvl>
+    <w:lvl w:ilvl="4" w:tentative="1">
+      <w:start w:val="1"/>
+      <w:numFmt w:val="bullet"/>
+      <w:lvlText w:val=""/>
+      <w:lvlJc w:val="left"/>
+      <w:pPr>
+        <w:tabs>
+          <w:tab w:val="num" w:pos="3600"/>
+        </w:tabs>
+        <w:ind w:left="3600" w:hanging="360"/>
+      </w:pPr>
+      <w:rPr>
+        <w:rFonts w:ascii="Wingdings" w:hAnsi="Wingdings" w:hint="default"/>
+        <w:sz w:val="20"/>
+      </w:rPr>
+    </w:lvl>
+    <w:lvl w:ilvl="5" w:tentative="1">
+      <w:start w:val="1"/>
+      <w:numFmt w:val="bullet"/>
+      <w:lvlText w:val=""/>
+      <w:lvlJc w:val="left"/>
+      <w:pPr>
+        <w:tabs>
+          <w:tab w:val="num" w:pos="4320"/>
+        </w:tabs>
+        <w:ind w:left="4320" w:hanging="360"/>
+      </w:pPr>
+      <w:rPr>
+        <w:rFonts w:ascii="Wingdings" w:hAnsi="Wingdings" w:hint="default"/>
+        <w:sz w:val="20"/>
+      </w:rPr>
+    </w:lvl>
+    <w:lvl w:ilvl="6" w:tentative="1">
+      <w:start w:val="1"/>
+      <w:numFmt w:val="bullet"/>
+      <w:lvlText w:val=""/>
+      <w:lvlJc w:val="left"/>
+      <w:pPr>
+        <w:tabs>
+          <w:tab w:val="num" w:pos="5040"/>
+        </w:tabs>
+        <w:ind w:left="5040" w:hanging="360"/>
+      </w:pPr>
+      <w:rPr>
+        <w:rFonts w:ascii="Wingdings" w:hAnsi="Wingdings" w:hint="default"/>
+        <w:sz w:val="20"/>
+      </w:rPr>
+    </w:lvl>
+    <w:lvl w:ilvl="7" w:tentative="1">
+      <w:start w:val="1"/>
+      <w:numFmt w:val="bullet"/>
+      <w:lvlText w:val=""/>
+      <w:lvlJc w:val="left"/>
+      <w:pPr>
+        <w:tabs>
+          <w:tab w:val="num" w:pos="5760"/>
+        </w:tabs>
+        <w:ind w:left="5760" w:hanging="360"/>
+      </w:pPr>
+      <w:rPr>
+        <w:rFonts w:ascii="Wingdings" w:hAnsi="Wingdings" w:hint="default"/>
+        <w:sz w:val="20"/>
+      </w:rPr>
+    </w:lvl>
+    <w:lvl w:ilvl="8" w:tentative="1">
+      <w:start w:val="1"/>
+      <w:numFmt w:val="bullet"/>
+      <w:lvlText w:val=""/>
+      <w:lvlJc w:val="left"/>
+      <w:pPr>
+        <w:tabs>
+          <w:tab w:val="num" w:pos="6480"/>
+        </w:tabs>
+        <w:ind w:left="6480" w:hanging="360"/>
+      </w:pPr>
+      <w:rPr>
+        <w:rFonts w:ascii="Wingdings" w:hAnsi="Wingdings" w:hint="default"/>
+        <w:sz w:val="20"/>
+      </w:rPr>
+    </w:lvl>
+  </w:abstractNum>
+  <w:abstractNum w:abstractNumId="8" w15:restartNumberingAfterBreak="0">
+    <w:nsid w:val="192E2718"/>
+    <w:multiLevelType w:val="multilevel"/>
+    <w:tmpl w:val="133C5520"/>
+    <w:lvl w:ilvl="0">
+      <w:start w:val="1"/>
+      <w:numFmt w:val="bullet"/>
+      <w:lvlText w:val=""/>
+      <w:lvlJc w:val="left"/>
+      <w:pPr>
+        <w:tabs>
+          <w:tab w:val="num" w:pos="720"/>
+        </w:tabs>
+        <w:ind w:left="720" w:hanging="360"/>
+      </w:pPr>
+      <w:rPr>
+        <w:rFonts w:ascii="Symbol" w:hAnsi="Symbol" w:hint="default"/>
+        <w:sz w:val="20"/>
+      </w:rPr>
+    </w:lvl>
+    <w:lvl w:ilvl="1" w:tentative="1">
+      <w:start w:val="1"/>
+      <w:numFmt w:val="bullet"/>
+      <w:lvlText w:val="o"/>
+      <w:lvlJc w:val="left"/>
+      <w:pPr>
+        <w:tabs>
+          <w:tab w:val="num" w:pos="1440"/>
+        </w:tabs>
+        <w:ind w:left="1440" w:hanging="360"/>
+      </w:pPr>
+      <w:rPr>
+        <w:rFonts w:ascii="Courier New" w:hAnsi="Courier New" w:hint="default"/>
+        <w:sz w:val="20"/>
+      </w:rPr>
+    </w:lvl>
+    <w:lvl w:ilvl="2" w:tentative="1">
+      <w:start w:val="1"/>
+      <w:numFmt w:val="bullet"/>
+      <w:lvlText w:val=""/>
+      <w:lvlJc w:val="left"/>
+      <w:pPr>
+        <w:tabs>
+          <w:tab w:val="num" w:pos="2160"/>
+        </w:tabs>
+        <w:ind w:left="2160" w:hanging="360"/>
+      </w:pPr>
+      <w:rPr>
+        <w:rFonts w:ascii="Wingdings" w:hAnsi="Wingdings" w:hint="default"/>
+        <w:sz w:val="20"/>
+      </w:rPr>
+    </w:lvl>
+    <w:lvl w:ilvl="3" w:tentative="1">
+      <w:start w:val="1"/>
+      <w:numFmt w:val="bullet"/>
+      <w:lvlText w:val=""/>
+      <w:lvlJc w:val="left"/>
+      <w:pPr>
+        <w:tabs>
+          <w:tab w:val="num" w:pos="2880"/>
+        </w:tabs>
+        <w:ind w:left="2880" w:hanging="360"/>
+      </w:pPr>
+      <w:rPr>
+        <w:rFonts w:ascii="Wingdings" w:hAnsi="Wingdings" w:hint="default"/>
+        <w:sz w:val="20"/>
+      </w:rPr>
+    </w:lvl>
+    <w:lvl w:ilvl="4" w:tentative="1">
+      <w:start w:val="1"/>
+      <w:numFmt w:val="bullet"/>
+      <w:lvlText w:val=""/>
+      <w:lvlJc w:val="left"/>
+      <w:pPr>
+        <w:tabs>
+          <w:tab w:val="num" w:pos="3600"/>
+        </w:tabs>
+        <w:ind w:left="3600" w:hanging="360"/>
+      </w:pPr>
+      <w:rPr>
+        <w:rFonts w:ascii="Wingdings" w:hAnsi="Wingdings" w:hint="default"/>
+        <w:sz w:val="20"/>
+      </w:rPr>
+    </w:lvl>
+    <w:lvl w:ilvl="5" w:tentative="1">
+      <w:start w:val="1"/>
+      <w:numFmt w:val="bullet"/>
+      <w:lvlText w:val=""/>
+      <w:lvlJc w:val="left"/>
+      <w:pPr>
+        <w:tabs>
+          <w:tab w:val="num" w:pos="4320"/>
+        </w:tabs>
+        <w:ind w:left="4320" w:hanging="360"/>
+      </w:pPr>
+      <w:rPr>
+        <w:rFonts w:ascii="Wingdings" w:hAnsi="Wingdings" w:hint="default"/>
+        <w:sz w:val="20"/>
+      </w:rPr>
+    </w:lvl>
+    <w:lvl w:ilvl="6" w:tentative="1">
+      <w:start w:val="1"/>
+      <w:numFmt w:val="bullet"/>
+      <w:lvlText w:val=""/>
+      <w:lvlJc w:val="left"/>
+      <w:pPr>
+        <w:tabs>
+          <w:tab w:val="num" w:pos="5040"/>
+        </w:tabs>
+        <w:ind w:left="5040" w:hanging="360"/>
+      </w:pPr>
+      <w:rPr>
+        <w:rFonts w:ascii="Wingdings" w:hAnsi="Wingdings" w:hint="default"/>
+        <w:sz w:val="20"/>
+      </w:rPr>
+    </w:lvl>
+    <w:lvl w:ilvl="7" w:tentative="1">
+      <w:start w:val="1"/>
+      <w:numFmt w:val="bullet"/>
+      <w:lvlText w:val=""/>
+      <w:lvlJc w:val="left"/>
+      <w:pPr>
+        <w:tabs>
+          <w:tab w:val="num" w:pos="5760"/>
+        </w:tabs>
+        <w:ind w:left="5760" w:hanging="360"/>
+      </w:pPr>
+      <w:rPr>
+        <w:rFonts w:ascii="Wingdings" w:hAnsi="Wingdings" w:hint="default"/>
+        <w:sz w:val="20"/>
+      </w:rPr>
+    </w:lvl>
+    <w:lvl w:ilvl="8" w:tentative="1">
+      <w:start w:val="1"/>
+      <w:numFmt w:val="bullet"/>
+      <w:lvlText w:val=""/>
+      <w:lvlJc w:val="left"/>
+      <w:pPr>
+        <w:tabs>
+          <w:tab w:val="num" w:pos="6480"/>
+        </w:tabs>
+        <w:ind w:left="6480" w:hanging="360"/>
+      </w:pPr>
+      <w:rPr>
+        <w:rFonts w:ascii="Wingdings" w:hAnsi="Wingdings" w:hint="default"/>
+        <w:sz w:val="20"/>
+      </w:rPr>
+    </w:lvl>
+  </w:abstractNum>
+  <w:abstractNum w:abstractNumId="9" w15:restartNumberingAfterBreak="0">
     <w:nsid w:val="19AF15FC"/>
     <w:multiLevelType w:val="multilevel"/>
     <w:tmpl w:val="0FE66A3E"/>
@@ -2828,7 +5052,1276 @@
       </w:rPr>
     </w:lvl>
   </w:abstractNum>
-  <w:abstractNum w:abstractNumId="5" w15:restartNumberingAfterBreak="0">
+  <w:abstractNum w:abstractNumId="10" w15:restartNumberingAfterBreak="0">
+    <w:nsid w:val="19E81745"/>
+    <w:multiLevelType w:val="multilevel"/>
+    <w:tmpl w:val="B464F432"/>
+    <w:lvl w:ilvl="0">
+      <w:start w:val="1"/>
+      <w:numFmt w:val="bullet"/>
+      <w:lvlText w:val=""/>
+      <w:lvlJc w:val="left"/>
+      <w:pPr>
+        <w:tabs>
+          <w:tab w:val="num" w:pos="720"/>
+        </w:tabs>
+        <w:ind w:left="720" w:hanging="360"/>
+      </w:pPr>
+      <w:rPr>
+        <w:rFonts w:ascii="Symbol" w:hAnsi="Symbol" w:hint="default"/>
+        <w:sz w:val="20"/>
+      </w:rPr>
+    </w:lvl>
+    <w:lvl w:ilvl="1" w:tentative="1">
+      <w:start w:val="1"/>
+      <w:numFmt w:val="bullet"/>
+      <w:lvlText w:val="o"/>
+      <w:lvlJc w:val="left"/>
+      <w:pPr>
+        <w:tabs>
+          <w:tab w:val="num" w:pos="1440"/>
+        </w:tabs>
+        <w:ind w:left="1440" w:hanging="360"/>
+      </w:pPr>
+      <w:rPr>
+        <w:rFonts w:ascii="Courier New" w:hAnsi="Courier New" w:hint="default"/>
+        <w:sz w:val="20"/>
+      </w:rPr>
+    </w:lvl>
+    <w:lvl w:ilvl="2" w:tentative="1">
+      <w:start w:val="1"/>
+      <w:numFmt w:val="bullet"/>
+      <w:lvlText w:val=""/>
+      <w:lvlJc w:val="left"/>
+      <w:pPr>
+        <w:tabs>
+          <w:tab w:val="num" w:pos="2160"/>
+        </w:tabs>
+        <w:ind w:left="2160" w:hanging="360"/>
+      </w:pPr>
+      <w:rPr>
+        <w:rFonts w:ascii="Wingdings" w:hAnsi="Wingdings" w:hint="default"/>
+        <w:sz w:val="20"/>
+      </w:rPr>
+    </w:lvl>
+    <w:lvl w:ilvl="3" w:tentative="1">
+      <w:start w:val="1"/>
+      <w:numFmt w:val="bullet"/>
+      <w:lvlText w:val=""/>
+      <w:lvlJc w:val="left"/>
+      <w:pPr>
+        <w:tabs>
+          <w:tab w:val="num" w:pos="2880"/>
+        </w:tabs>
+        <w:ind w:left="2880" w:hanging="360"/>
+      </w:pPr>
+      <w:rPr>
+        <w:rFonts w:ascii="Wingdings" w:hAnsi="Wingdings" w:hint="default"/>
+        <w:sz w:val="20"/>
+      </w:rPr>
+    </w:lvl>
+    <w:lvl w:ilvl="4" w:tentative="1">
+      <w:start w:val="1"/>
+      <w:numFmt w:val="bullet"/>
+      <w:lvlText w:val=""/>
+      <w:lvlJc w:val="left"/>
+      <w:pPr>
+        <w:tabs>
+          <w:tab w:val="num" w:pos="3600"/>
+        </w:tabs>
+        <w:ind w:left="3600" w:hanging="360"/>
+      </w:pPr>
+      <w:rPr>
+        <w:rFonts w:ascii="Wingdings" w:hAnsi="Wingdings" w:hint="default"/>
+        <w:sz w:val="20"/>
+      </w:rPr>
+    </w:lvl>
+    <w:lvl w:ilvl="5" w:tentative="1">
+      <w:start w:val="1"/>
+      <w:numFmt w:val="bullet"/>
+      <w:lvlText w:val=""/>
+      <w:lvlJc w:val="left"/>
+      <w:pPr>
+        <w:tabs>
+          <w:tab w:val="num" w:pos="4320"/>
+        </w:tabs>
+        <w:ind w:left="4320" w:hanging="360"/>
+      </w:pPr>
+      <w:rPr>
+        <w:rFonts w:ascii="Wingdings" w:hAnsi="Wingdings" w:hint="default"/>
+        <w:sz w:val="20"/>
+      </w:rPr>
+    </w:lvl>
+    <w:lvl w:ilvl="6" w:tentative="1">
+      <w:start w:val="1"/>
+      <w:numFmt w:val="bullet"/>
+      <w:lvlText w:val=""/>
+      <w:lvlJc w:val="left"/>
+      <w:pPr>
+        <w:tabs>
+          <w:tab w:val="num" w:pos="5040"/>
+        </w:tabs>
+        <w:ind w:left="5040" w:hanging="360"/>
+      </w:pPr>
+      <w:rPr>
+        <w:rFonts w:ascii="Wingdings" w:hAnsi="Wingdings" w:hint="default"/>
+        <w:sz w:val="20"/>
+      </w:rPr>
+    </w:lvl>
+    <w:lvl w:ilvl="7" w:tentative="1">
+      <w:start w:val="1"/>
+      <w:numFmt w:val="bullet"/>
+      <w:lvlText w:val=""/>
+      <w:lvlJc w:val="left"/>
+      <w:pPr>
+        <w:tabs>
+          <w:tab w:val="num" w:pos="5760"/>
+        </w:tabs>
+        <w:ind w:left="5760" w:hanging="360"/>
+      </w:pPr>
+      <w:rPr>
+        <w:rFonts w:ascii="Wingdings" w:hAnsi="Wingdings" w:hint="default"/>
+        <w:sz w:val="20"/>
+      </w:rPr>
+    </w:lvl>
+    <w:lvl w:ilvl="8" w:tentative="1">
+      <w:start w:val="1"/>
+      <w:numFmt w:val="bullet"/>
+      <w:lvlText w:val=""/>
+      <w:lvlJc w:val="left"/>
+      <w:pPr>
+        <w:tabs>
+          <w:tab w:val="num" w:pos="6480"/>
+        </w:tabs>
+        <w:ind w:left="6480" w:hanging="360"/>
+      </w:pPr>
+      <w:rPr>
+        <w:rFonts w:ascii="Wingdings" w:hAnsi="Wingdings" w:hint="default"/>
+        <w:sz w:val="20"/>
+      </w:rPr>
+    </w:lvl>
+  </w:abstractNum>
+  <w:abstractNum w:abstractNumId="11" w15:restartNumberingAfterBreak="0">
+    <w:nsid w:val="1A6A7930"/>
+    <w:multiLevelType w:val="multilevel"/>
+    <w:tmpl w:val="E6DAC87C"/>
+    <w:lvl w:ilvl="0">
+      <w:start w:val="1"/>
+      <w:numFmt w:val="bullet"/>
+      <w:lvlText w:val=""/>
+      <w:lvlJc w:val="left"/>
+      <w:pPr>
+        <w:tabs>
+          <w:tab w:val="num" w:pos="720"/>
+        </w:tabs>
+        <w:ind w:left="720" w:hanging="360"/>
+      </w:pPr>
+      <w:rPr>
+        <w:rFonts w:ascii="Symbol" w:hAnsi="Symbol" w:hint="default"/>
+        <w:sz w:val="20"/>
+      </w:rPr>
+    </w:lvl>
+    <w:lvl w:ilvl="1" w:tentative="1">
+      <w:start w:val="1"/>
+      <w:numFmt w:val="bullet"/>
+      <w:lvlText w:val="o"/>
+      <w:lvlJc w:val="left"/>
+      <w:pPr>
+        <w:tabs>
+          <w:tab w:val="num" w:pos="1440"/>
+        </w:tabs>
+        <w:ind w:left="1440" w:hanging="360"/>
+      </w:pPr>
+      <w:rPr>
+        <w:rFonts w:ascii="Courier New" w:hAnsi="Courier New" w:hint="default"/>
+        <w:sz w:val="20"/>
+      </w:rPr>
+    </w:lvl>
+    <w:lvl w:ilvl="2" w:tentative="1">
+      <w:start w:val="1"/>
+      <w:numFmt w:val="bullet"/>
+      <w:lvlText w:val=""/>
+      <w:lvlJc w:val="left"/>
+      <w:pPr>
+        <w:tabs>
+          <w:tab w:val="num" w:pos="2160"/>
+        </w:tabs>
+        <w:ind w:left="2160" w:hanging="360"/>
+      </w:pPr>
+      <w:rPr>
+        <w:rFonts w:ascii="Wingdings" w:hAnsi="Wingdings" w:hint="default"/>
+        <w:sz w:val="20"/>
+      </w:rPr>
+    </w:lvl>
+    <w:lvl w:ilvl="3" w:tentative="1">
+      <w:start w:val="1"/>
+      <w:numFmt w:val="bullet"/>
+      <w:lvlText w:val=""/>
+      <w:lvlJc w:val="left"/>
+      <w:pPr>
+        <w:tabs>
+          <w:tab w:val="num" w:pos="2880"/>
+        </w:tabs>
+        <w:ind w:left="2880" w:hanging="360"/>
+      </w:pPr>
+      <w:rPr>
+        <w:rFonts w:ascii="Wingdings" w:hAnsi="Wingdings" w:hint="default"/>
+        <w:sz w:val="20"/>
+      </w:rPr>
+    </w:lvl>
+    <w:lvl w:ilvl="4" w:tentative="1">
+      <w:start w:val="1"/>
+      <w:numFmt w:val="bullet"/>
+      <w:lvlText w:val=""/>
+      <w:lvlJc w:val="left"/>
+      <w:pPr>
+        <w:tabs>
+          <w:tab w:val="num" w:pos="3600"/>
+        </w:tabs>
+        <w:ind w:left="3600" w:hanging="360"/>
+      </w:pPr>
+      <w:rPr>
+        <w:rFonts w:ascii="Wingdings" w:hAnsi="Wingdings" w:hint="default"/>
+        <w:sz w:val="20"/>
+      </w:rPr>
+    </w:lvl>
+    <w:lvl w:ilvl="5" w:tentative="1">
+      <w:start w:val="1"/>
+      <w:numFmt w:val="bullet"/>
+      <w:lvlText w:val=""/>
+      <w:lvlJc w:val="left"/>
+      <w:pPr>
+        <w:tabs>
+          <w:tab w:val="num" w:pos="4320"/>
+        </w:tabs>
+        <w:ind w:left="4320" w:hanging="360"/>
+      </w:pPr>
+      <w:rPr>
+        <w:rFonts w:ascii="Wingdings" w:hAnsi="Wingdings" w:hint="default"/>
+        <w:sz w:val="20"/>
+      </w:rPr>
+    </w:lvl>
+    <w:lvl w:ilvl="6" w:tentative="1">
+      <w:start w:val="1"/>
+      <w:numFmt w:val="bullet"/>
+      <w:lvlText w:val=""/>
+      <w:lvlJc w:val="left"/>
+      <w:pPr>
+        <w:tabs>
+          <w:tab w:val="num" w:pos="5040"/>
+        </w:tabs>
+        <w:ind w:left="5040" w:hanging="360"/>
+      </w:pPr>
+      <w:rPr>
+        <w:rFonts w:ascii="Wingdings" w:hAnsi="Wingdings" w:hint="default"/>
+        <w:sz w:val="20"/>
+      </w:rPr>
+    </w:lvl>
+    <w:lvl w:ilvl="7" w:tentative="1">
+      <w:start w:val="1"/>
+      <w:numFmt w:val="bullet"/>
+      <w:lvlText w:val=""/>
+      <w:lvlJc w:val="left"/>
+      <w:pPr>
+        <w:tabs>
+          <w:tab w:val="num" w:pos="5760"/>
+        </w:tabs>
+        <w:ind w:left="5760" w:hanging="360"/>
+      </w:pPr>
+      <w:rPr>
+        <w:rFonts w:ascii="Wingdings" w:hAnsi="Wingdings" w:hint="default"/>
+        <w:sz w:val="20"/>
+      </w:rPr>
+    </w:lvl>
+    <w:lvl w:ilvl="8" w:tentative="1">
+      <w:start w:val="1"/>
+      <w:numFmt w:val="bullet"/>
+      <w:lvlText w:val=""/>
+      <w:lvlJc w:val="left"/>
+      <w:pPr>
+        <w:tabs>
+          <w:tab w:val="num" w:pos="6480"/>
+        </w:tabs>
+        <w:ind w:left="6480" w:hanging="360"/>
+      </w:pPr>
+      <w:rPr>
+        <w:rFonts w:ascii="Wingdings" w:hAnsi="Wingdings" w:hint="default"/>
+        <w:sz w:val="20"/>
+      </w:rPr>
+    </w:lvl>
+  </w:abstractNum>
+  <w:abstractNum w:abstractNumId="12" w15:restartNumberingAfterBreak="0">
+    <w:nsid w:val="1B6700A7"/>
+    <w:multiLevelType w:val="multilevel"/>
+    <w:tmpl w:val="4F70E268"/>
+    <w:lvl w:ilvl="0">
+      <w:start w:val="1"/>
+      <w:numFmt w:val="bullet"/>
+      <w:lvlText w:val=""/>
+      <w:lvlJc w:val="left"/>
+      <w:pPr>
+        <w:tabs>
+          <w:tab w:val="num" w:pos="720"/>
+        </w:tabs>
+        <w:ind w:left="720" w:hanging="360"/>
+      </w:pPr>
+      <w:rPr>
+        <w:rFonts w:ascii="Symbol" w:hAnsi="Symbol" w:hint="default"/>
+        <w:sz w:val="20"/>
+      </w:rPr>
+    </w:lvl>
+    <w:lvl w:ilvl="1" w:tentative="1">
+      <w:start w:val="1"/>
+      <w:numFmt w:val="bullet"/>
+      <w:lvlText w:val="o"/>
+      <w:lvlJc w:val="left"/>
+      <w:pPr>
+        <w:tabs>
+          <w:tab w:val="num" w:pos="1440"/>
+        </w:tabs>
+        <w:ind w:left="1440" w:hanging="360"/>
+      </w:pPr>
+      <w:rPr>
+        <w:rFonts w:ascii="Courier New" w:hAnsi="Courier New" w:hint="default"/>
+        <w:sz w:val="20"/>
+      </w:rPr>
+    </w:lvl>
+    <w:lvl w:ilvl="2" w:tentative="1">
+      <w:start w:val="1"/>
+      <w:numFmt w:val="bullet"/>
+      <w:lvlText w:val=""/>
+      <w:lvlJc w:val="left"/>
+      <w:pPr>
+        <w:tabs>
+          <w:tab w:val="num" w:pos="2160"/>
+        </w:tabs>
+        <w:ind w:left="2160" w:hanging="360"/>
+      </w:pPr>
+      <w:rPr>
+        <w:rFonts w:ascii="Wingdings" w:hAnsi="Wingdings" w:hint="default"/>
+        <w:sz w:val="20"/>
+      </w:rPr>
+    </w:lvl>
+    <w:lvl w:ilvl="3" w:tentative="1">
+      <w:start w:val="1"/>
+      <w:numFmt w:val="bullet"/>
+      <w:lvlText w:val=""/>
+      <w:lvlJc w:val="left"/>
+      <w:pPr>
+        <w:tabs>
+          <w:tab w:val="num" w:pos="2880"/>
+        </w:tabs>
+        <w:ind w:left="2880" w:hanging="360"/>
+      </w:pPr>
+      <w:rPr>
+        <w:rFonts w:ascii="Wingdings" w:hAnsi="Wingdings" w:hint="default"/>
+        <w:sz w:val="20"/>
+      </w:rPr>
+    </w:lvl>
+    <w:lvl w:ilvl="4" w:tentative="1">
+      <w:start w:val="1"/>
+      <w:numFmt w:val="bullet"/>
+      <w:lvlText w:val=""/>
+      <w:lvlJc w:val="left"/>
+      <w:pPr>
+        <w:tabs>
+          <w:tab w:val="num" w:pos="3600"/>
+        </w:tabs>
+        <w:ind w:left="3600" w:hanging="360"/>
+      </w:pPr>
+      <w:rPr>
+        <w:rFonts w:ascii="Wingdings" w:hAnsi="Wingdings" w:hint="default"/>
+        <w:sz w:val="20"/>
+      </w:rPr>
+    </w:lvl>
+    <w:lvl w:ilvl="5" w:tentative="1">
+      <w:start w:val="1"/>
+      <w:numFmt w:val="bullet"/>
+      <w:lvlText w:val=""/>
+      <w:lvlJc w:val="left"/>
+      <w:pPr>
+        <w:tabs>
+          <w:tab w:val="num" w:pos="4320"/>
+        </w:tabs>
+        <w:ind w:left="4320" w:hanging="360"/>
+      </w:pPr>
+      <w:rPr>
+        <w:rFonts w:ascii="Wingdings" w:hAnsi="Wingdings" w:hint="default"/>
+        <w:sz w:val="20"/>
+      </w:rPr>
+    </w:lvl>
+    <w:lvl w:ilvl="6" w:tentative="1">
+      <w:start w:val="1"/>
+      <w:numFmt w:val="bullet"/>
+      <w:lvlText w:val=""/>
+      <w:lvlJc w:val="left"/>
+      <w:pPr>
+        <w:tabs>
+          <w:tab w:val="num" w:pos="5040"/>
+        </w:tabs>
+        <w:ind w:left="5040" w:hanging="360"/>
+      </w:pPr>
+      <w:rPr>
+        <w:rFonts w:ascii="Wingdings" w:hAnsi="Wingdings" w:hint="default"/>
+        <w:sz w:val="20"/>
+      </w:rPr>
+    </w:lvl>
+    <w:lvl w:ilvl="7" w:tentative="1">
+      <w:start w:val="1"/>
+      <w:numFmt w:val="bullet"/>
+      <w:lvlText w:val=""/>
+      <w:lvlJc w:val="left"/>
+      <w:pPr>
+        <w:tabs>
+          <w:tab w:val="num" w:pos="5760"/>
+        </w:tabs>
+        <w:ind w:left="5760" w:hanging="360"/>
+      </w:pPr>
+      <w:rPr>
+        <w:rFonts w:ascii="Wingdings" w:hAnsi="Wingdings" w:hint="default"/>
+        <w:sz w:val="20"/>
+      </w:rPr>
+    </w:lvl>
+    <w:lvl w:ilvl="8" w:tentative="1">
+      <w:start w:val="1"/>
+      <w:numFmt w:val="bullet"/>
+      <w:lvlText w:val=""/>
+      <w:lvlJc w:val="left"/>
+      <w:pPr>
+        <w:tabs>
+          <w:tab w:val="num" w:pos="6480"/>
+        </w:tabs>
+        <w:ind w:left="6480" w:hanging="360"/>
+      </w:pPr>
+      <w:rPr>
+        <w:rFonts w:ascii="Wingdings" w:hAnsi="Wingdings" w:hint="default"/>
+        <w:sz w:val="20"/>
+      </w:rPr>
+    </w:lvl>
+  </w:abstractNum>
+  <w:abstractNum w:abstractNumId="13" w15:restartNumberingAfterBreak="0">
+    <w:nsid w:val="1E362F44"/>
+    <w:multiLevelType w:val="multilevel"/>
+    <w:tmpl w:val="DBDAD3D0"/>
+    <w:lvl w:ilvl="0">
+      <w:start w:val="4"/>
+      <w:numFmt w:val="decimal"/>
+      <w:lvlText w:val="%1."/>
+      <w:lvlJc w:val="left"/>
+      <w:pPr>
+        <w:tabs>
+          <w:tab w:val="num" w:pos="720"/>
+        </w:tabs>
+        <w:ind w:left="720" w:hanging="360"/>
+      </w:pPr>
+    </w:lvl>
+    <w:lvl w:ilvl="1" w:tentative="1">
+      <w:start w:val="1"/>
+      <w:numFmt w:val="decimal"/>
+      <w:lvlText w:val="%2."/>
+      <w:lvlJc w:val="left"/>
+      <w:pPr>
+        <w:tabs>
+          <w:tab w:val="num" w:pos="1440"/>
+        </w:tabs>
+        <w:ind w:left="1440" w:hanging="360"/>
+      </w:pPr>
+    </w:lvl>
+    <w:lvl w:ilvl="2" w:tentative="1">
+      <w:start w:val="1"/>
+      <w:numFmt w:val="decimal"/>
+      <w:lvlText w:val="%3."/>
+      <w:lvlJc w:val="left"/>
+      <w:pPr>
+        <w:tabs>
+          <w:tab w:val="num" w:pos="2160"/>
+        </w:tabs>
+        <w:ind w:left="2160" w:hanging="360"/>
+      </w:pPr>
+    </w:lvl>
+    <w:lvl w:ilvl="3" w:tentative="1">
+      <w:start w:val="1"/>
+      <w:numFmt w:val="decimal"/>
+      <w:lvlText w:val="%4."/>
+      <w:lvlJc w:val="left"/>
+      <w:pPr>
+        <w:tabs>
+          <w:tab w:val="num" w:pos="2880"/>
+        </w:tabs>
+        <w:ind w:left="2880" w:hanging="360"/>
+      </w:pPr>
+    </w:lvl>
+    <w:lvl w:ilvl="4" w:tentative="1">
+      <w:start w:val="1"/>
+      <w:numFmt w:val="decimal"/>
+      <w:lvlText w:val="%5."/>
+      <w:lvlJc w:val="left"/>
+      <w:pPr>
+        <w:tabs>
+          <w:tab w:val="num" w:pos="3600"/>
+        </w:tabs>
+        <w:ind w:left="3600" w:hanging="360"/>
+      </w:pPr>
+    </w:lvl>
+    <w:lvl w:ilvl="5" w:tentative="1">
+      <w:start w:val="1"/>
+      <w:numFmt w:val="decimal"/>
+      <w:lvlText w:val="%6."/>
+      <w:lvlJc w:val="left"/>
+      <w:pPr>
+        <w:tabs>
+          <w:tab w:val="num" w:pos="4320"/>
+        </w:tabs>
+        <w:ind w:left="4320" w:hanging="360"/>
+      </w:pPr>
+    </w:lvl>
+    <w:lvl w:ilvl="6" w:tentative="1">
+      <w:start w:val="1"/>
+      <w:numFmt w:val="decimal"/>
+      <w:lvlText w:val="%7."/>
+      <w:lvlJc w:val="left"/>
+      <w:pPr>
+        <w:tabs>
+          <w:tab w:val="num" w:pos="5040"/>
+        </w:tabs>
+        <w:ind w:left="5040" w:hanging="360"/>
+      </w:pPr>
+    </w:lvl>
+    <w:lvl w:ilvl="7" w:tentative="1">
+      <w:start w:val="1"/>
+      <w:numFmt w:val="decimal"/>
+      <w:lvlText w:val="%8."/>
+      <w:lvlJc w:val="left"/>
+      <w:pPr>
+        <w:tabs>
+          <w:tab w:val="num" w:pos="5760"/>
+        </w:tabs>
+        <w:ind w:left="5760" w:hanging="360"/>
+      </w:pPr>
+    </w:lvl>
+    <w:lvl w:ilvl="8" w:tentative="1">
+      <w:start w:val="1"/>
+      <w:numFmt w:val="decimal"/>
+      <w:lvlText w:val="%9."/>
+      <w:lvlJc w:val="left"/>
+      <w:pPr>
+        <w:tabs>
+          <w:tab w:val="num" w:pos="6480"/>
+        </w:tabs>
+        <w:ind w:left="6480" w:hanging="360"/>
+      </w:pPr>
+    </w:lvl>
+  </w:abstractNum>
+  <w:abstractNum w:abstractNumId="14" w15:restartNumberingAfterBreak="0">
+    <w:nsid w:val="24337C5E"/>
+    <w:multiLevelType w:val="multilevel"/>
+    <w:tmpl w:val="EB4ED884"/>
+    <w:lvl w:ilvl="0">
+      <w:start w:val="1"/>
+      <w:numFmt w:val="bullet"/>
+      <w:lvlText w:val=""/>
+      <w:lvlJc w:val="left"/>
+      <w:pPr>
+        <w:tabs>
+          <w:tab w:val="num" w:pos="720"/>
+        </w:tabs>
+        <w:ind w:left="720" w:hanging="360"/>
+      </w:pPr>
+      <w:rPr>
+        <w:rFonts w:ascii="Symbol" w:hAnsi="Symbol" w:hint="default"/>
+        <w:sz w:val="20"/>
+      </w:rPr>
+    </w:lvl>
+    <w:lvl w:ilvl="1" w:tentative="1">
+      <w:start w:val="1"/>
+      <w:numFmt w:val="bullet"/>
+      <w:lvlText w:val="o"/>
+      <w:lvlJc w:val="left"/>
+      <w:pPr>
+        <w:tabs>
+          <w:tab w:val="num" w:pos="1440"/>
+        </w:tabs>
+        <w:ind w:left="1440" w:hanging="360"/>
+      </w:pPr>
+      <w:rPr>
+        <w:rFonts w:ascii="Courier New" w:hAnsi="Courier New" w:hint="default"/>
+        <w:sz w:val="20"/>
+      </w:rPr>
+    </w:lvl>
+    <w:lvl w:ilvl="2" w:tentative="1">
+      <w:start w:val="1"/>
+      <w:numFmt w:val="bullet"/>
+      <w:lvlText w:val=""/>
+      <w:lvlJc w:val="left"/>
+      <w:pPr>
+        <w:tabs>
+          <w:tab w:val="num" w:pos="2160"/>
+        </w:tabs>
+        <w:ind w:left="2160" w:hanging="360"/>
+      </w:pPr>
+      <w:rPr>
+        <w:rFonts w:ascii="Wingdings" w:hAnsi="Wingdings" w:hint="default"/>
+        <w:sz w:val="20"/>
+      </w:rPr>
+    </w:lvl>
+    <w:lvl w:ilvl="3" w:tentative="1">
+      <w:start w:val="1"/>
+      <w:numFmt w:val="bullet"/>
+      <w:lvlText w:val=""/>
+      <w:lvlJc w:val="left"/>
+      <w:pPr>
+        <w:tabs>
+          <w:tab w:val="num" w:pos="2880"/>
+        </w:tabs>
+        <w:ind w:left="2880" w:hanging="360"/>
+      </w:pPr>
+      <w:rPr>
+        <w:rFonts w:ascii="Wingdings" w:hAnsi="Wingdings" w:hint="default"/>
+        <w:sz w:val="20"/>
+      </w:rPr>
+    </w:lvl>
+    <w:lvl w:ilvl="4" w:tentative="1">
+      <w:start w:val="1"/>
+      <w:numFmt w:val="bullet"/>
+      <w:lvlText w:val=""/>
+      <w:lvlJc w:val="left"/>
+      <w:pPr>
+        <w:tabs>
+          <w:tab w:val="num" w:pos="3600"/>
+        </w:tabs>
+        <w:ind w:left="3600" w:hanging="360"/>
+      </w:pPr>
+      <w:rPr>
+        <w:rFonts w:ascii="Wingdings" w:hAnsi="Wingdings" w:hint="default"/>
+        <w:sz w:val="20"/>
+      </w:rPr>
+    </w:lvl>
+    <w:lvl w:ilvl="5" w:tentative="1">
+      <w:start w:val="1"/>
+      <w:numFmt w:val="bullet"/>
+      <w:lvlText w:val=""/>
+      <w:lvlJc w:val="left"/>
+      <w:pPr>
+        <w:tabs>
+          <w:tab w:val="num" w:pos="4320"/>
+        </w:tabs>
+        <w:ind w:left="4320" w:hanging="360"/>
+      </w:pPr>
+      <w:rPr>
+        <w:rFonts w:ascii="Wingdings" w:hAnsi="Wingdings" w:hint="default"/>
+        <w:sz w:val="20"/>
+      </w:rPr>
+    </w:lvl>
+    <w:lvl w:ilvl="6" w:tentative="1">
+      <w:start w:val="1"/>
+      <w:numFmt w:val="bullet"/>
+      <w:lvlText w:val=""/>
+      <w:lvlJc w:val="left"/>
+      <w:pPr>
+        <w:tabs>
+          <w:tab w:val="num" w:pos="5040"/>
+        </w:tabs>
+        <w:ind w:left="5040" w:hanging="360"/>
+      </w:pPr>
+      <w:rPr>
+        <w:rFonts w:ascii="Wingdings" w:hAnsi="Wingdings" w:hint="default"/>
+        <w:sz w:val="20"/>
+      </w:rPr>
+    </w:lvl>
+    <w:lvl w:ilvl="7" w:tentative="1">
+      <w:start w:val="1"/>
+      <w:numFmt w:val="bullet"/>
+      <w:lvlText w:val=""/>
+      <w:lvlJc w:val="left"/>
+      <w:pPr>
+        <w:tabs>
+          <w:tab w:val="num" w:pos="5760"/>
+        </w:tabs>
+        <w:ind w:left="5760" w:hanging="360"/>
+      </w:pPr>
+      <w:rPr>
+        <w:rFonts w:ascii="Wingdings" w:hAnsi="Wingdings" w:hint="default"/>
+        <w:sz w:val="20"/>
+      </w:rPr>
+    </w:lvl>
+    <w:lvl w:ilvl="8" w:tentative="1">
+      <w:start w:val="1"/>
+      <w:numFmt w:val="bullet"/>
+      <w:lvlText w:val=""/>
+      <w:lvlJc w:val="left"/>
+      <w:pPr>
+        <w:tabs>
+          <w:tab w:val="num" w:pos="6480"/>
+        </w:tabs>
+        <w:ind w:left="6480" w:hanging="360"/>
+      </w:pPr>
+      <w:rPr>
+        <w:rFonts w:ascii="Wingdings" w:hAnsi="Wingdings" w:hint="default"/>
+        <w:sz w:val="20"/>
+      </w:rPr>
+    </w:lvl>
+  </w:abstractNum>
+  <w:abstractNum w:abstractNumId="15" w15:restartNumberingAfterBreak="0">
+    <w:nsid w:val="24760EAD"/>
+    <w:multiLevelType w:val="multilevel"/>
+    <w:tmpl w:val="482A0644"/>
+    <w:lvl w:ilvl="0">
+      <w:start w:val="1"/>
+      <w:numFmt w:val="bullet"/>
+      <w:lvlText w:val=""/>
+      <w:lvlJc w:val="left"/>
+      <w:pPr>
+        <w:tabs>
+          <w:tab w:val="num" w:pos="720"/>
+        </w:tabs>
+        <w:ind w:left="720" w:hanging="360"/>
+      </w:pPr>
+      <w:rPr>
+        <w:rFonts w:ascii="Symbol" w:hAnsi="Symbol" w:hint="default"/>
+        <w:sz w:val="20"/>
+      </w:rPr>
+    </w:lvl>
+    <w:lvl w:ilvl="1" w:tentative="1">
+      <w:start w:val="1"/>
+      <w:numFmt w:val="bullet"/>
+      <w:lvlText w:val="o"/>
+      <w:lvlJc w:val="left"/>
+      <w:pPr>
+        <w:tabs>
+          <w:tab w:val="num" w:pos="1440"/>
+        </w:tabs>
+        <w:ind w:left="1440" w:hanging="360"/>
+      </w:pPr>
+      <w:rPr>
+        <w:rFonts w:ascii="Courier New" w:hAnsi="Courier New" w:hint="default"/>
+        <w:sz w:val="20"/>
+      </w:rPr>
+    </w:lvl>
+    <w:lvl w:ilvl="2" w:tentative="1">
+      <w:start w:val="1"/>
+      <w:numFmt w:val="bullet"/>
+      <w:lvlText w:val=""/>
+      <w:lvlJc w:val="left"/>
+      <w:pPr>
+        <w:tabs>
+          <w:tab w:val="num" w:pos="2160"/>
+        </w:tabs>
+        <w:ind w:left="2160" w:hanging="360"/>
+      </w:pPr>
+      <w:rPr>
+        <w:rFonts w:ascii="Wingdings" w:hAnsi="Wingdings" w:hint="default"/>
+        <w:sz w:val="20"/>
+      </w:rPr>
+    </w:lvl>
+    <w:lvl w:ilvl="3" w:tentative="1">
+      <w:start w:val="1"/>
+      <w:numFmt w:val="bullet"/>
+      <w:lvlText w:val=""/>
+      <w:lvlJc w:val="left"/>
+      <w:pPr>
+        <w:tabs>
+          <w:tab w:val="num" w:pos="2880"/>
+        </w:tabs>
+        <w:ind w:left="2880" w:hanging="360"/>
+      </w:pPr>
+      <w:rPr>
+        <w:rFonts w:ascii="Wingdings" w:hAnsi="Wingdings" w:hint="default"/>
+        <w:sz w:val="20"/>
+      </w:rPr>
+    </w:lvl>
+    <w:lvl w:ilvl="4" w:tentative="1">
+      <w:start w:val="1"/>
+      <w:numFmt w:val="bullet"/>
+      <w:lvlText w:val=""/>
+      <w:lvlJc w:val="left"/>
+      <w:pPr>
+        <w:tabs>
+          <w:tab w:val="num" w:pos="3600"/>
+        </w:tabs>
+        <w:ind w:left="3600" w:hanging="360"/>
+      </w:pPr>
+      <w:rPr>
+        <w:rFonts w:ascii="Wingdings" w:hAnsi="Wingdings" w:hint="default"/>
+        <w:sz w:val="20"/>
+      </w:rPr>
+    </w:lvl>
+    <w:lvl w:ilvl="5" w:tentative="1">
+      <w:start w:val="1"/>
+      <w:numFmt w:val="bullet"/>
+      <w:lvlText w:val=""/>
+      <w:lvlJc w:val="left"/>
+      <w:pPr>
+        <w:tabs>
+          <w:tab w:val="num" w:pos="4320"/>
+        </w:tabs>
+        <w:ind w:left="4320" w:hanging="360"/>
+      </w:pPr>
+      <w:rPr>
+        <w:rFonts w:ascii="Wingdings" w:hAnsi="Wingdings" w:hint="default"/>
+        <w:sz w:val="20"/>
+      </w:rPr>
+    </w:lvl>
+    <w:lvl w:ilvl="6" w:tentative="1">
+      <w:start w:val="1"/>
+      <w:numFmt w:val="bullet"/>
+      <w:lvlText w:val=""/>
+      <w:lvlJc w:val="left"/>
+      <w:pPr>
+        <w:tabs>
+          <w:tab w:val="num" w:pos="5040"/>
+        </w:tabs>
+        <w:ind w:left="5040" w:hanging="360"/>
+      </w:pPr>
+      <w:rPr>
+        <w:rFonts w:ascii="Wingdings" w:hAnsi="Wingdings" w:hint="default"/>
+        <w:sz w:val="20"/>
+      </w:rPr>
+    </w:lvl>
+    <w:lvl w:ilvl="7" w:tentative="1">
+      <w:start w:val="1"/>
+      <w:numFmt w:val="bullet"/>
+      <w:lvlText w:val=""/>
+      <w:lvlJc w:val="left"/>
+      <w:pPr>
+        <w:tabs>
+          <w:tab w:val="num" w:pos="5760"/>
+        </w:tabs>
+        <w:ind w:left="5760" w:hanging="360"/>
+      </w:pPr>
+      <w:rPr>
+        <w:rFonts w:ascii="Wingdings" w:hAnsi="Wingdings" w:hint="default"/>
+        <w:sz w:val="20"/>
+      </w:rPr>
+    </w:lvl>
+    <w:lvl w:ilvl="8" w:tentative="1">
+      <w:start w:val="1"/>
+      <w:numFmt w:val="bullet"/>
+      <w:lvlText w:val=""/>
+      <w:lvlJc w:val="left"/>
+      <w:pPr>
+        <w:tabs>
+          <w:tab w:val="num" w:pos="6480"/>
+        </w:tabs>
+        <w:ind w:left="6480" w:hanging="360"/>
+      </w:pPr>
+      <w:rPr>
+        <w:rFonts w:ascii="Wingdings" w:hAnsi="Wingdings" w:hint="default"/>
+        <w:sz w:val="20"/>
+      </w:rPr>
+    </w:lvl>
+  </w:abstractNum>
+  <w:abstractNum w:abstractNumId="16" w15:restartNumberingAfterBreak="0">
+    <w:nsid w:val="24FC0981"/>
+    <w:multiLevelType w:val="multilevel"/>
+    <w:tmpl w:val="733C4AA8"/>
+    <w:lvl w:ilvl="0">
+      <w:start w:val="1"/>
+      <w:numFmt w:val="bullet"/>
+      <w:lvlText w:val=""/>
+      <w:lvlJc w:val="left"/>
+      <w:pPr>
+        <w:tabs>
+          <w:tab w:val="num" w:pos="720"/>
+        </w:tabs>
+        <w:ind w:left="720" w:hanging="360"/>
+      </w:pPr>
+      <w:rPr>
+        <w:rFonts w:ascii="Symbol" w:hAnsi="Symbol" w:hint="default"/>
+        <w:sz w:val="20"/>
+      </w:rPr>
+    </w:lvl>
+    <w:lvl w:ilvl="1" w:tentative="1">
+      <w:start w:val="1"/>
+      <w:numFmt w:val="bullet"/>
+      <w:lvlText w:val="o"/>
+      <w:lvlJc w:val="left"/>
+      <w:pPr>
+        <w:tabs>
+          <w:tab w:val="num" w:pos="1440"/>
+        </w:tabs>
+        <w:ind w:left="1440" w:hanging="360"/>
+      </w:pPr>
+      <w:rPr>
+        <w:rFonts w:ascii="Courier New" w:hAnsi="Courier New" w:hint="default"/>
+        <w:sz w:val="20"/>
+      </w:rPr>
+    </w:lvl>
+    <w:lvl w:ilvl="2" w:tentative="1">
+      <w:start w:val="1"/>
+      <w:numFmt w:val="bullet"/>
+      <w:lvlText w:val=""/>
+      <w:lvlJc w:val="left"/>
+      <w:pPr>
+        <w:tabs>
+          <w:tab w:val="num" w:pos="2160"/>
+        </w:tabs>
+        <w:ind w:left="2160" w:hanging="360"/>
+      </w:pPr>
+      <w:rPr>
+        <w:rFonts w:ascii="Wingdings" w:hAnsi="Wingdings" w:hint="default"/>
+        <w:sz w:val="20"/>
+      </w:rPr>
+    </w:lvl>
+    <w:lvl w:ilvl="3" w:tentative="1">
+      <w:start w:val="1"/>
+      <w:numFmt w:val="bullet"/>
+      <w:lvlText w:val=""/>
+      <w:lvlJc w:val="left"/>
+      <w:pPr>
+        <w:tabs>
+          <w:tab w:val="num" w:pos="2880"/>
+        </w:tabs>
+        <w:ind w:left="2880" w:hanging="360"/>
+      </w:pPr>
+      <w:rPr>
+        <w:rFonts w:ascii="Wingdings" w:hAnsi="Wingdings" w:hint="default"/>
+        <w:sz w:val="20"/>
+      </w:rPr>
+    </w:lvl>
+    <w:lvl w:ilvl="4" w:tentative="1">
+      <w:start w:val="1"/>
+      <w:numFmt w:val="bullet"/>
+      <w:lvlText w:val=""/>
+      <w:lvlJc w:val="left"/>
+      <w:pPr>
+        <w:tabs>
+          <w:tab w:val="num" w:pos="3600"/>
+        </w:tabs>
+        <w:ind w:left="3600" w:hanging="360"/>
+      </w:pPr>
+      <w:rPr>
+        <w:rFonts w:ascii="Wingdings" w:hAnsi="Wingdings" w:hint="default"/>
+        <w:sz w:val="20"/>
+      </w:rPr>
+    </w:lvl>
+    <w:lvl w:ilvl="5" w:tentative="1">
+      <w:start w:val="1"/>
+      <w:numFmt w:val="bullet"/>
+      <w:lvlText w:val=""/>
+      <w:lvlJc w:val="left"/>
+      <w:pPr>
+        <w:tabs>
+          <w:tab w:val="num" w:pos="4320"/>
+        </w:tabs>
+        <w:ind w:left="4320" w:hanging="360"/>
+      </w:pPr>
+      <w:rPr>
+        <w:rFonts w:ascii="Wingdings" w:hAnsi="Wingdings" w:hint="default"/>
+        <w:sz w:val="20"/>
+      </w:rPr>
+    </w:lvl>
+    <w:lvl w:ilvl="6" w:tentative="1">
+      <w:start w:val="1"/>
+      <w:numFmt w:val="bullet"/>
+      <w:lvlText w:val=""/>
+      <w:lvlJc w:val="left"/>
+      <w:pPr>
+        <w:tabs>
+          <w:tab w:val="num" w:pos="5040"/>
+        </w:tabs>
+        <w:ind w:left="5040" w:hanging="360"/>
+      </w:pPr>
+      <w:rPr>
+        <w:rFonts w:ascii="Wingdings" w:hAnsi="Wingdings" w:hint="default"/>
+        <w:sz w:val="20"/>
+      </w:rPr>
+    </w:lvl>
+    <w:lvl w:ilvl="7" w:tentative="1">
+      <w:start w:val="1"/>
+      <w:numFmt w:val="bullet"/>
+      <w:lvlText w:val=""/>
+      <w:lvlJc w:val="left"/>
+      <w:pPr>
+        <w:tabs>
+          <w:tab w:val="num" w:pos="5760"/>
+        </w:tabs>
+        <w:ind w:left="5760" w:hanging="360"/>
+      </w:pPr>
+      <w:rPr>
+        <w:rFonts w:ascii="Wingdings" w:hAnsi="Wingdings" w:hint="default"/>
+        <w:sz w:val="20"/>
+      </w:rPr>
+    </w:lvl>
+    <w:lvl w:ilvl="8" w:tentative="1">
+      <w:start w:val="1"/>
+      <w:numFmt w:val="bullet"/>
+      <w:lvlText w:val=""/>
+      <w:lvlJc w:val="left"/>
+      <w:pPr>
+        <w:tabs>
+          <w:tab w:val="num" w:pos="6480"/>
+        </w:tabs>
+        <w:ind w:left="6480" w:hanging="360"/>
+      </w:pPr>
+      <w:rPr>
+        <w:rFonts w:ascii="Wingdings" w:hAnsi="Wingdings" w:hint="default"/>
+        <w:sz w:val="20"/>
+      </w:rPr>
+    </w:lvl>
+  </w:abstractNum>
+  <w:abstractNum w:abstractNumId="17" w15:restartNumberingAfterBreak="0">
+    <w:nsid w:val="2D8B7770"/>
+    <w:multiLevelType w:val="multilevel"/>
+    <w:tmpl w:val="9C1078CE"/>
+    <w:lvl w:ilvl="0">
+      <w:start w:val="1"/>
+      <w:numFmt w:val="bullet"/>
+      <w:lvlText w:val=""/>
+      <w:lvlJc w:val="left"/>
+      <w:pPr>
+        <w:tabs>
+          <w:tab w:val="num" w:pos="720"/>
+        </w:tabs>
+        <w:ind w:left="720" w:hanging="360"/>
+      </w:pPr>
+      <w:rPr>
+        <w:rFonts w:ascii="Symbol" w:hAnsi="Symbol" w:hint="default"/>
+        <w:sz w:val="20"/>
+      </w:rPr>
+    </w:lvl>
+    <w:lvl w:ilvl="1" w:tentative="1">
+      <w:start w:val="1"/>
+      <w:numFmt w:val="bullet"/>
+      <w:lvlText w:val="o"/>
+      <w:lvlJc w:val="left"/>
+      <w:pPr>
+        <w:tabs>
+          <w:tab w:val="num" w:pos="1440"/>
+        </w:tabs>
+        <w:ind w:left="1440" w:hanging="360"/>
+      </w:pPr>
+      <w:rPr>
+        <w:rFonts w:ascii="Courier New" w:hAnsi="Courier New" w:hint="default"/>
+        <w:sz w:val="20"/>
+      </w:rPr>
+    </w:lvl>
+    <w:lvl w:ilvl="2" w:tentative="1">
+      <w:start w:val="1"/>
+      <w:numFmt w:val="bullet"/>
+      <w:lvlText w:val=""/>
+      <w:lvlJc w:val="left"/>
+      <w:pPr>
+        <w:tabs>
+          <w:tab w:val="num" w:pos="2160"/>
+        </w:tabs>
+        <w:ind w:left="2160" w:hanging="360"/>
+      </w:pPr>
+      <w:rPr>
+        <w:rFonts w:ascii="Wingdings" w:hAnsi="Wingdings" w:hint="default"/>
+        <w:sz w:val="20"/>
+      </w:rPr>
+    </w:lvl>
+    <w:lvl w:ilvl="3" w:tentative="1">
+      <w:start w:val="1"/>
+      <w:numFmt w:val="bullet"/>
+      <w:lvlText w:val=""/>
+      <w:lvlJc w:val="left"/>
+      <w:pPr>
+        <w:tabs>
+          <w:tab w:val="num" w:pos="2880"/>
+        </w:tabs>
+        <w:ind w:left="2880" w:hanging="360"/>
+      </w:pPr>
+      <w:rPr>
+        <w:rFonts w:ascii="Wingdings" w:hAnsi="Wingdings" w:hint="default"/>
+        <w:sz w:val="20"/>
+      </w:rPr>
+    </w:lvl>
+    <w:lvl w:ilvl="4" w:tentative="1">
+      <w:start w:val="1"/>
+      <w:numFmt w:val="bullet"/>
+      <w:lvlText w:val=""/>
+      <w:lvlJc w:val="left"/>
+      <w:pPr>
+        <w:tabs>
+          <w:tab w:val="num" w:pos="3600"/>
+        </w:tabs>
+        <w:ind w:left="3600" w:hanging="360"/>
+      </w:pPr>
+      <w:rPr>
+        <w:rFonts w:ascii="Wingdings" w:hAnsi="Wingdings" w:hint="default"/>
+        <w:sz w:val="20"/>
+      </w:rPr>
+    </w:lvl>
+    <w:lvl w:ilvl="5" w:tentative="1">
+      <w:start w:val="1"/>
+      <w:numFmt w:val="bullet"/>
+      <w:lvlText w:val=""/>
+      <w:lvlJc w:val="left"/>
+      <w:pPr>
+        <w:tabs>
+          <w:tab w:val="num" w:pos="4320"/>
+        </w:tabs>
+        <w:ind w:left="4320" w:hanging="360"/>
+      </w:pPr>
+      <w:rPr>
+        <w:rFonts w:ascii="Wingdings" w:hAnsi="Wingdings" w:hint="default"/>
+        <w:sz w:val="20"/>
+      </w:rPr>
+    </w:lvl>
+    <w:lvl w:ilvl="6" w:tentative="1">
+      <w:start w:val="1"/>
+      <w:numFmt w:val="bullet"/>
+      <w:lvlText w:val=""/>
+      <w:lvlJc w:val="left"/>
+      <w:pPr>
+        <w:tabs>
+          <w:tab w:val="num" w:pos="5040"/>
+        </w:tabs>
+        <w:ind w:left="5040" w:hanging="360"/>
+      </w:pPr>
+      <w:rPr>
+        <w:rFonts w:ascii="Wingdings" w:hAnsi="Wingdings" w:hint="default"/>
+        <w:sz w:val="20"/>
+      </w:rPr>
+    </w:lvl>
+    <w:lvl w:ilvl="7" w:tentative="1">
+      <w:start w:val="1"/>
+      <w:numFmt w:val="bullet"/>
+      <w:lvlText w:val=""/>
+      <w:lvlJc w:val="left"/>
+      <w:pPr>
+        <w:tabs>
+          <w:tab w:val="num" w:pos="5760"/>
+        </w:tabs>
+        <w:ind w:left="5760" w:hanging="360"/>
+      </w:pPr>
+      <w:rPr>
+        <w:rFonts w:ascii="Wingdings" w:hAnsi="Wingdings" w:hint="default"/>
+        <w:sz w:val="20"/>
+      </w:rPr>
+    </w:lvl>
+    <w:lvl w:ilvl="8" w:tentative="1">
+      <w:start w:val="1"/>
+      <w:numFmt w:val="bullet"/>
+      <w:lvlText w:val=""/>
+      <w:lvlJc w:val="left"/>
+      <w:pPr>
+        <w:tabs>
+          <w:tab w:val="num" w:pos="6480"/>
+        </w:tabs>
+        <w:ind w:left="6480" w:hanging="360"/>
+      </w:pPr>
+      <w:rPr>
+        <w:rFonts w:ascii="Wingdings" w:hAnsi="Wingdings" w:hint="default"/>
+        <w:sz w:val="20"/>
+      </w:rPr>
+    </w:lvl>
+  </w:abstractNum>
+  <w:abstractNum w:abstractNumId="18" w15:restartNumberingAfterBreak="0">
+    <w:nsid w:val="31DA3BAA"/>
+    <w:multiLevelType w:val="multilevel"/>
+    <w:tmpl w:val="33E43DB8"/>
+    <w:lvl w:ilvl="0">
+      <w:start w:val="1"/>
+      <w:numFmt w:val="decimal"/>
+      <w:lvlText w:val="%1."/>
+      <w:lvlJc w:val="left"/>
+      <w:pPr>
+        <w:tabs>
+          <w:tab w:val="num" w:pos="720"/>
+        </w:tabs>
+        <w:ind w:left="720" w:hanging="360"/>
+      </w:pPr>
+    </w:lvl>
+    <w:lvl w:ilvl="1" w:tentative="1">
+      <w:start w:val="1"/>
+      <w:numFmt w:val="decimal"/>
+      <w:lvlText w:val="%2."/>
+      <w:lvlJc w:val="left"/>
+      <w:pPr>
+        <w:tabs>
+          <w:tab w:val="num" w:pos="1440"/>
+        </w:tabs>
+        <w:ind w:left="1440" w:hanging="360"/>
+      </w:pPr>
+    </w:lvl>
+    <w:lvl w:ilvl="2" w:tentative="1">
+      <w:start w:val="1"/>
+      <w:numFmt w:val="decimal"/>
+      <w:lvlText w:val="%3."/>
+      <w:lvlJc w:val="left"/>
+      <w:pPr>
+        <w:tabs>
+          <w:tab w:val="num" w:pos="2160"/>
+        </w:tabs>
+        <w:ind w:left="2160" w:hanging="360"/>
+      </w:pPr>
+    </w:lvl>
+    <w:lvl w:ilvl="3" w:tentative="1">
+      <w:start w:val="1"/>
+      <w:numFmt w:val="decimal"/>
+      <w:lvlText w:val="%4."/>
+      <w:lvlJc w:val="left"/>
+      <w:pPr>
+        <w:tabs>
+          <w:tab w:val="num" w:pos="2880"/>
+        </w:tabs>
+        <w:ind w:left="2880" w:hanging="360"/>
+      </w:pPr>
+    </w:lvl>
+    <w:lvl w:ilvl="4" w:tentative="1">
+      <w:start w:val="1"/>
+      <w:numFmt w:val="decimal"/>
+      <w:lvlText w:val="%5."/>
+      <w:lvlJc w:val="left"/>
+      <w:pPr>
+        <w:tabs>
+          <w:tab w:val="num" w:pos="3600"/>
+        </w:tabs>
+        <w:ind w:left="3600" w:hanging="360"/>
+      </w:pPr>
+    </w:lvl>
+    <w:lvl w:ilvl="5" w:tentative="1">
+      <w:start w:val="1"/>
+      <w:numFmt w:val="decimal"/>
+      <w:lvlText w:val="%6."/>
+      <w:lvlJc w:val="left"/>
+      <w:pPr>
+        <w:tabs>
+          <w:tab w:val="num" w:pos="4320"/>
+        </w:tabs>
+        <w:ind w:left="4320" w:hanging="360"/>
+      </w:pPr>
+    </w:lvl>
+    <w:lvl w:ilvl="6" w:tentative="1">
+      <w:start w:val="1"/>
+      <w:numFmt w:val="decimal"/>
+      <w:lvlText w:val="%7."/>
+      <w:lvlJc w:val="left"/>
+      <w:pPr>
+        <w:tabs>
+          <w:tab w:val="num" w:pos="5040"/>
+        </w:tabs>
+        <w:ind w:left="5040" w:hanging="360"/>
+      </w:pPr>
+    </w:lvl>
+    <w:lvl w:ilvl="7" w:tentative="1">
+      <w:start w:val="1"/>
+      <w:numFmt w:val="decimal"/>
+      <w:lvlText w:val="%8."/>
+      <w:lvlJc w:val="left"/>
+      <w:pPr>
+        <w:tabs>
+          <w:tab w:val="num" w:pos="5760"/>
+        </w:tabs>
+        <w:ind w:left="5760" w:hanging="360"/>
+      </w:pPr>
+    </w:lvl>
+    <w:lvl w:ilvl="8" w:tentative="1">
+      <w:start w:val="1"/>
+      <w:numFmt w:val="decimal"/>
+      <w:lvlText w:val="%9."/>
+      <w:lvlJc w:val="left"/>
+      <w:pPr>
+        <w:tabs>
+          <w:tab w:val="num" w:pos="6480"/>
+        </w:tabs>
+        <w:ind w:left="6480" w:hanging="360"/>
+      </w:pPr>
+    </w:lvl>
+  </w:abstractNum>
+  <w:abstractNum w:abstractNumId="19" w15:restartNumberingAfterBreak="0">
     <w:nsid w:val="328A0F73"/>
     <w:multiLevelType w:val="multilevel"/>
     <w:tmpl w:val="9F90DD6A"/>
@@ -2977,7 +6470,156 @@
       </w:rPr>
     </w:lvl>
   </w:abstractNum>
-  <w:abstractNum w:abstractNumId="6" w15:restartNumberingAfterBreak="0">
+  <w:abstractNum w:abstractNumId="20" w15:restartNumberingAfterBreak="0">
+    <w:nsid w:val="33F56EF6"/>
+    <w:multiLevelType w:val="multilevel"/>
+    <w:tmpl w:val="51163B1E"/>
+    <w:lvl w:ilvl="0">
+      <w:start w:val="1"/>
+      <w:numFmt w:val="bullet"/>
+      <w:lvlText w:val=""/>
+      <w:lvlJc w:val="left"/>
+      <w:pPr>
+        <w:tabs>
+          <w:tab w:val="num" w:pos="720"/>
+        </w:tabs>
+        <w:ind w:left="720" w:hanging="360"/>
+      </w:pPr>
+      <w:rPr>
+        <w:rFonts w:ascii="Symbol" w:hAnsi="Symbol" w:hint="default"/>
+        <w:sz w:val="20"/>
+      </w:rPr>
+    </w:lvl>
+    <w:lvl w:ilvl="1" w:tentative="1">
+      <w:start w:val="1"/>
+      <w:numFmt w:val="bullet"/>
+      <w:lvlText w:val="o"/>
+      <w:lvlJc w:val="left"/>
+      <w:pPr>
+        <w:tabs>
+          <w:tab w:val="num" w:pos="1440"/>
+        </w:tabs>
+        <w:ind w:left="1440" w:hanging="360"/>
+      </w:pPr>
+      <w:rPr>
+        <w:rFonts w:ascii="Courier New" w:hAnsi="Courier New" w:hint="default"/>
+        <w:sz w:val="20"/>
+      </w:rPr>
+    </w:lvl>
+    <w:lvl w:ilvl="2" w:tentative="1">
+      <w:start w:val="1"/>
+      <w:numFmt w:val="bullet"/>
+      <w:lvlText w:val=""/>
+      <w:lvlJc w:val="left"/>
+      <w:pPr>
+        <w:tabs>
+          <w:tab w:val="num" w:pos="2160"/>
+        </w:tabs>
+        <w:ind w:left="2160" w:hanging="360"/>
+      </w:pPr>
+      <w:rPr>
+        <w:rFonts w:ascii="Wingdings" w:hAnsi="Wingdings" w:hint="default"/>
+        <w:sz w:val="20"/>
+      </w:rPr>
+    </w:lvl>
+    <w:lvl w:ilvl="3" w:tentative="1">
+      <w:start w:val="1"/>
+      <w:numFmt w:val="bullet"/>
+      <w:lvlText w:val=""/>
+      <w:lvlJc w:val="left"/>
+      <w:pPr>
+        <w:tabs>
+          <w:tab w:val="num" w:pos="2880"/>
+        </w:tabs>
+        <w:ind w:left="2880" w:hanging="360"/>
+      </w:pPr>
+      <w:rPr>
+        <w:rFonts w:ascii="Wingdings" w:hAnsi="Wingdings" w:hint="default"/>
+        <w:sz w:val="20"/>
+      </w:rPr>
+    </w:lvl>
+    <w:lvl w:ilvl="4" w:tentative="1">
+      <w:start w:val="1"/>
+      <w:numFmt w:val="bullet"/>
+      <w:lvlText w:val=""/>
+      <w:lvlJc w:val="left"/>
+      <w:pPr>
+        <w:tabs>
+          <w:tab w:val="num" w:pos="3600"/>
+        </w:tabs>
+        <w:ind w:left="3600" w:hanging="360"/>
+      </w:pPr>
+      <w:rPr>
+        <w:rFonts w:ascii="Wingdings" w:hAnsi="Wingdings" w:hint="default"/>
+        <w:sz w:val="20"/>
+      </w:rPr>
+    </w:lvl>
+    <w:lvl w:ilvl="5" w:tentative="1">
+      <w:start w:val="1"/>
+      <w:numFmt w:val="bullet"/>
+      <w:lvlText w:val=""/>
+      <w:lvlJc w:val="left"/>
+      <w:pPr>
+        <w:tabs>
+          <w:tab w:val="num" w:pos="4320"/>
+        </w:tabs>
+        <w:ind w:left="4320" w:hanging="360"/>
+      </w:pPr>
+      <w:rPr>
+        <w:rFonts w:ascii="Wingdings" w:hAnsi="Wingdings" w:hint="default"/>
+        <w:sz w:val="20"/>
+      </w:rPr>
+    </w:lvl>
+    <w:lvl w:ilvl="6" w:tentative="1">
+      <w:start w:val="1"/>
+      <w:numFmt w:val="bullet"/>
+      <w:lvlText w:val=""/>
+      <w:lvlJc w:val="left"/>
+      <w:pPr>
+        <w:tabs>
+          <w:tab w:val="num" w:pos="5040"/>
+        </w:tabs>
+        <w:ind w:left="5040" w:hanging="360"/>
+      </w:pPr>
+      <w:rPr>
+        <w:rFonts w:ascii="Wingdings" w:hAnsi="Wingdings" w:hint="default"/>
+        <w:sz w:val="20"/>
+      </w:rPr>
+    </w:lvl>
+    <w:lvl w:ilvl="7" w:tentative="1">
+      <w:start w:val="1"/>
+      <w:numFmt w:val="bullet"/>
+      <w:lvlText w:val=""/>
+      <w:lvlJc w:val="left"/>
+      <w:pPr>
+        <w:tabs>
+          <w:tab w:val="num" w:pos="5760"/>
+        </w:tabs>
+        <w:ind w:left="5760" w:hanging="360"/>
+      </w:pPr>
+      <w:rPr>
+        <w:rFonts w:ascii="Wingdings" w:hAnsi="Wingdings" w:hint="default"/>
+        <w:sz w:val="20"/>
+      </w:rPr>
+    </w:lvl>
+    <w:lvl w:ilvl="8" w:tentative="1">
+      <w:start w:val="1"/>
+      <w:numFmt w:val="bullet"/>
+      <w:lvlText w:val=""/>
+      <w:lvlJc w:val="left"/>
+      <w:pPr>
+        <w:tabs>
+          <w:tab w:val="num" w:pos="6480"/>
+        </w:tabs>
+        <w:ind w:left="6480" w:hanging="360"/>
+      </w:pPr>
+      <w:rPr>
+        <w:rFonts w:ascii="Wingdings" w:hAnsi="Wingdings" w:hint="default"/>
+        <w:sz w:val="20"/>
+      </w:rPr>
+    </w:lvl>
+  </w:abstractNum>
+  <w:abstractNum w:abstractNumId="21" w15:restartNumberingAfterBreak="0">
     <w:nsid w:val="3D2210EC"/>
     <w:multiLevelType w:val="multilevel"/>
     <w:tmpl w:val="BE1E0614"/>
@@ -3126,7 +6768,7 @@
       </w:rPr>
     </w:lvl>
   </w:abstractNum>
-  <w:abstractNum w:abstractNumId="7" w15:restartNumberingAfterBreak="0">
+  <w:abstractNum w:abstractNumId="22" w15:restartNumberingAfterBreak="0">
     <w:nsid w:val="3D506B99"/>
     <w:multiLevelType w:val="multilevel"/>
     <w:tmpl w:val="29DC3B48"/>
@@ -3275,7 +6917,7 @@
       </w:rPr>
     </w:lvl>
   </w:abstractNum>
-  <w:abstractNum w:abstractNumId="8" w15:restartNumberingAfterBreak="0">
+  <w:abstractNum w:abstractNumId="23" w15:restartNumberingAfterBreak="0">
     <w:nsid w:val="41CF5C08"/>
     <w:multiLevelType w:val="multilevel"/>
     <w:tmpl w:val="D2163798"/>
@@ -3424,7 +7066,7 @@
       </w:rPr>
     </w:lvl>
   </w:abstractNum>
-  <w:abstractNum w:abstractNumId="9" w15:restartNumberingAfterBreak="0">
+  <w:abstractNum w:abstractNumId="24" w15:restartNumberingAfterBreak="0">
     <w:nsid w:val="43D80549"/>
     <w:multiLevelType w:val="multilevel"/>
     <w:tmpl w:val="F7528540"/>
@@ -3573,7 +7215,156 @@
       </w:rPr>
     </w:lvl>
   </w:abstractNum>
-  <w:abstractNum w:abstractNumId="10" w15:restartNumberingAfterBreak="0">
+  <w:abstractNum w:abstractNumId="25" w15:restartNumberingAfterBreak="0">
+    <w:nsid w:val="4DF85A16"/>
+    <w:multiLevelType w:val="multilevel"/>
+    <w:tmpl w:val="99749630"/>
+    <w:lvl w:ilvl="0">
+      <w:start w:val="1"/>
+      <w:numFmt w:val="bullet"/>
+      <w:lvlText w:val=""/>
+      <w:lvlJc w:val="left"/>
+      <w:pPr>
+        <w:tabs>
+          <w:tab w:val="num" w:pos="720"/>
+        </w:tabs>
+        <w:ind w:left="720" w:hanging="360"/>
+      </w:pPr>
+      <w:rPr>
+        <w:rFonts w:ascii="Symbol" w:hAnsi="Symbol" w:hint="default"/>
+        <w:sz w:val="20"/>
+      </w:rPr>
+    </w:lvl>
+    <w:lvl w:ilvl="1" w:tentative="1">
+      <w:start w:val="1"/>
+      <w:numFmt w:val="bullet"/>
+      <w:lvlText w:val="o"/>
+      <w:lvlJc w:val="left"/>
+      <w:pPr>
+        <w:tabs>
+          <w:tab w:val="num" w:pos="1440"/>
+        </w:tabs>
+        <w:ind w:left="1440" w:hanging="360"/>
+      </w:pPr>
+      <w:rPr>
+        <w:rFonts w:ascii="Courier New" w:hAnsi="Courier New" w:hint="default"/>
+        <w:sz w:val="20"/>
+      </w:rPr>
+    </w:lvl>
+    <w:lvl w:ilvl="2" w:tentative="1">
+      <w:start w:val="1"/>
+      <w:numFmt w:val="bullet"/>
+      <w:lvlText w:val=""/>
+      <w:lvlJc w:val="left"/>
+      <w:pPr>
+        <w:tabs>
+          <w:tab w:val="num" w:pos="2160"/>
+        </w:tabs>
+        <w:ind w:left="2160" w:hanging="360"/>
+      </w:pPr>
+      <w:rPr>
+        <w:rFonts w:ascii="Wingdings" w:hAnsi="Wingdings" w:hint="default"/>
+        <w:sz w:val="20"/>
+      </w:rPr>
+    </w:lvl>
+    <w:lvl w:ilvl="3" w:tentative="1">
+      <w:start w:val="1"/>
+      <w:numFmt w:val="bullet"/>
+      <w:lvlText w:val=""/>
+      <w:lvlJc w:val="left"/>
+      <w:pPr>
+        <w:tabs>
+          <w:tab w:val="num" w:pos="2880"/>
+        </w:tabs>
+        <w:ind w:left="2880" w:hanging="360"/>
+      </w:pPr>
+      <w:rPr>
+        <w:rFonts w:ascii="Wingdings" w:hAnsi="Wingdings" w:hint="default"/>
+        <w:sz w:val="20"/>
+      </w:rPr>
+    </w:lvl>
+    <w:lvl w:ilvl="4" w:tentative="1">
+      <w:start w:val="1"/>
+      <w:numFmt w:val="bullet"/>
+      <w:lvlText w:val=""/>
+      <w:lvlJc w:val="left"/>
+      <w:pPr>
+        <w:tabs>
+          <w:tab w:val="num" w:pos="3600"/>
+        </w:tabs>
+        <w:ind w:left="3600" w:hanging="360"/>
+      </w:pPr>
+      <w:rPr>
+        <w:rFonts w:ascii="Wingdings" w:hAnsi="Wingdings" w:hint="default"/>
+        <w:sz w:val="20"/>
+      </w:rPr>
+    </w:lvl>
+    <w:lvl w:ilvl="5" w:tentative="1">
+      <w:start w:val="1"/>
+      <w:numFmt w:val="bullet"/>
+      <w:lvlText w:val=""/>
+      <w:lvlJc w:val="left"/>
+      <w:pPr>
+        <w:tabs>
+          <w:tab w:val="num" w:pos="4320"/>
+        </w:tabs>
+        <w:ind w:left="4320" w:hanging="360"/>
+      </w:pPr>
+      <w:rPr>
+        <w:rFonts w:ascii="Wingdings" w:hAnsi="Wingdings" w:hint="default"/>
+        <w:sz w:val="20"/>
+      </w:rPr>
+    </w:lvl>
+    <w:lvl w:ilvl="6" w:tentative="1">
+      <w:start w:val="1"/>
+      <w:numFmt w:val="bullet"/>
+      <w:lvlText w:val=""/>
+      <w:lvlJc w:val="left"/>
+      <w:pPr>
+        <w:tabs>
+          <w:tab w:val="num" w:pos="5040"/>
+        </w:tabs>
+        <w:ind w:left="5040" w:hanging="360"/>
+      </w:pPr>
+      <w:rPr>
+        <w:rFonts w:ascii="Wingdings" w:hAnsi="Wingdings" w:hint="default"/>
+        <w:sz w:val="20"/>
+      </w:rPr>
+    </w:lvl>
+    <w:lvl w:ilvl="7" w:tentative="1">
+      <w:start w:val="1"/>
+      <w:numFmt w:val="bullet"/>
+      <w:lvlText w:val=""/>
+      <w:lvlJc w:val="left"/>
+      <w:pPr>
+        <w:tabs>
+          <w:tab w:val="num" w:pos="5760"/>
+        </w:tabs>
+        <w:ind w:left="5760" w:hanging="360"/>
+      </w:pPr>
+      <w:rPr>
+        <w:rFonts w:ascii="Wingdings" w:hAnsi="Wingdings" w:hint="default"/>
+        <w:sz w:val="20"/>
+      </w:rPr>
+    </w:lvl>
+    <w:lvl w:ilvl="8" w:tentative="1">
+      <w:start w:val="1"/>
+      <w:numFmt w:val="bullet"/>
+      <w:lvlText w:val=""/>
+      <w:lvlJc w:val="left"/>
+      <w:pPr>
+        <w:tabs>
+          <w:tab w:val="num" w:pos="6480"/>
+        </w:tabs>
+        <w:ind w:left="6480" w:hanging="360"/>
+      </w:pPr>
+      <w:rPr>
+        <w:rFonts w:ascii="Wingdings" w:hAnsi="Wingdings" w:hint="default"/>
+        <w:sz w:val="20"/>
+      </w:rPr>
+    </w:lvl>
+  </w:abstractNum>
+  <w:abstractNum w:abstractNumId="26" w15:restartNumberingAfterBreak="0">
     <w:nsid w:val="4E0260CD"/>
     <w:multiLevelType w:val="multilevel"/>
     <w:tmpl w:val="C16C0346"/>
@@ -3722,7 +7513,305 @@
       </w:rPr>
     </w:lvl>
   </w:abstractNum>
-  <w:abstractNum w:abstractNumId="11" w15:restartNumberingAfterBreak="0">
+  <w:abstractNum w:abstractNumId="27" w15:restartNumberingAfterBreak="0">
+    <w:nsid w:val="4E9A33C6"/>
+    <w:multiLevelType w:val="multilevel"/>
+    <w:tmpl w:val="FE747600"/>
+    <w:lvl w:ilvl="0">
+      <w:start w:val="1"/>
+      <w:numFmt w:val="bullet"/>
+      <w:lvlText w:val=""/>
+      <w:lvlJc w:val="left"/>
+      <w:pPr>
+        <w:tabs>
+          <w:tab w:val="num" w:pos="720"/>
+        </w:tabs>
+        <w:ind w:left="720" w:hanging="360"/>
+      </w:pPr>
+      <w:rPr>
+        <w:rFonts w:ascii="Symbol" w:hAnsi="Symbol" w:hint="default"/>
+        <w:sz w:val="20"/>
+      </w:rPr>
+    </w:lvl>
+    <w:lvl w:ilvl="1" w:tentative="1">
+      <w:start w:val="1"/>
+      <w:numFmt w:val="bullet"/>
+      <w:lvlText w:val="o"/>
+      <w:lvlJc w:val="left"/>
+      <w:pPr>
+        <w:tabs>
+          <w:tab w:val="num" w:pos="1440"/>
+        </w:tabs>
+        <w:ind w:left="1440" w:hanging="360"/>
+      </w:pPr>
+      <w:rPr>
+        <w:rFonts w:ascii="Courier New" w:hAnsi="Courier New" w:hint="default"/>
+        <w:sz w:val="20"/>
+      </w:rPr>
+    </w:lvl>
+    <w:lvl w:ilvl="2" w:tentative="1">
+      <w:start w:val="1"/>
+      <w:numFmt w:val="bullet"/>
+      <w:lvlText w:val=""/>
+      <w:lvlJc w:val="left"/>
+      <w:pPr>
+        <w:tabs>
+          <w:tab w:val="num" w:pos="2160"/>
+        </w:tabs>
+        <w:ind w:left="2160" w:hanging="360"/>
+      </w:pPr>
+      <w:rPr>
+        <w:rFonts w:ascii="Wingdings" w:hAnsi="Wingdings" w:hint="default"/>
+        <w:sz w:val="20"/>
+      </w:rPr>
+    </w:lvl>
+    <w:lvl w:ilvl="3" w:tentative="1">
+      <w:start w:val="1"/>
+      <w:numFmt w:val="bullet"/>
+      <w:lvlText w:val=""/>
+      <w:lvlJc w:val="left"/>
+      <w:pPr>
+        <w:tabs>
+          <w:tab w:val="num" w:pos="2880"/>
+        </w:tabs>
+        <w:ind w:left="2880" w:hanging="360"/>
+      </w:pPr>
+      <w:rPr>
+        <w:rFonts w:ascii="Wingdings" w:hAnsi="Wingdings" w:hint="default"/>
+        <w:sz w:val="20"/>
+      </w:rPr>
+    </w:lvl>
+    <w:lvl w:ilvl="4" w:tentative="1">
+      <w:start w:val="1"/>
+      <w:numFmt w:val="bullet"/>
+      <w:lvlText w:val=""/>
+      <w:lvlJc w:val="left"/>
+      <w:pPr>
+        <w:tabs>
+          <w:tab w:val="num" w:pos="3600"/>
+        </w:tabs>
+        <w:ind w:left="3600" w:hanging="360"/>
+      </w:pPr>
+      <w:rPr>
+        <w:rFonts w:ascii="Wingdings" w:hAnsi="Wingdings" w:hint="default"/>
+        <w:sz w:val="20"/>
+      </w:rPr>
+    </w:lvl>
+    <w:lvl w:ilvl="5" w:tentative="1">
+      <w:start w:val="1"/>
+      <w:numFmt w:val="bullet"/>
+      <w:lvlText w:val=""/>
+      <w:lvlJc w:val="left"/>
+      <w:pPr>
+        <w:tabs>
+          <w:tab w:val="num" w:pos="4320"/>
+        </w:tabs>
+        <w:ind w:left="4320" w:hanging="360"/>
+      </w:pPr>
+      <w:rPr>
+        <w:rFonts w:ascii="Wingdings" w:hAnsi="Wingdings" w:hint="default"/>
+        <w:sz w:val="20"/>
+      </w:rPr>
+    </w:lvl>
+    <w:lvl w:ilvl="6" w:tentative="1">
+      <w:start w:val="1"/>
+      <w:numFmt w:val="bullet"/>
+      <w:lvlText w:val=""/>
+      <w:lvlJc w:val="left"/>
+      <w:pPr>
+        <w:tabs>
+          <w:tab w:val="num" w:pos="5040"/>
+        </w:tabs>
+        <w:ind w:left="5040" w:hanging="360"/>
+      </w:pPr>
+      <w:rPr>
+        <w:rFonts w:ascii="Wingdings" w:hAnsi="Wingdings" w:hint="default"/>
+        <w:sz w:val="20"/>
+      </w:rPr>
+    </w:lvl>
+    <w:lvl w:ilvl="7" w:tentative="1">
+      <w:start w:val="1"/>
+      <w:numFmt w:val="bullet"/>
+      <w:lvlText w:val=""/>
+      <w:lvlJc w:val="left"/>
+      <w:pPr>
+        <w:tabs>
+          <w:tab w:val="num" w:pos="5760"/>
+        </w:tabs>
+        <w:ind w:left="5760" w:hanging="360"/>
+      </w:pPr>
+      <w:rPr>
+        <w:rFonts w:ascii="Wingdings" w:hAnsi="Wingdings" w:hint="default"/>
+        <w:sz w:val="20"/>
+      </w:rPr>
+    </w:lvl>
+    <w:lvl w:ilvl="8" w:tentative="1">
+      <w:start w:val="1"/>
+      <w:numFmt w:val="bullet"/>
+      <w:lvlText w:val=""/>
+      <w:lvlJc w:val="left"/>
+      <w:pPr>
+        <w:tabs>
+          <w:tab w:val="num" w:pos="6480"/>
+        </w:tabs>
+        <w:ind w:left="6480" w:hanging="360"/>
+      </w:pPr>
+      <w:rPr>
+        <w:rFonts w:ascii="Wingdings" w:hAnsi="Wingdings" w:hint="default"/>
+        <w:sz w:val="20"/>
+      </w:rPr>
+    </w:lvl>
+  </w:abstractNum>
+  <w:abstractNum w:abstractNumId="28" w15:restartNumberingAfterBreak="0">
+    <w:nsid w:val="4F813DDD"/>
+    <w:multiLevelType w:val="multilevel"/>
+    <w:tmpl w:val="EF261268"/>
+    <w:lvl w:ilvl="0">
+      <w:start w:val="1"/>
+      <w:numFmt w:val="bullet"/>
+      <w:lvlText w:val=""/>
+      <w:lvlJc w:val="left"/>
+      <w:pPr>
+        <w:tabs>
+          <w:tab w:val="num" w:pos="720"/>
+        </w:tabs>
+        <w:ind w:left="720" w:hanging="360"/>
+      </w:pPr>
+      <w:rPr>
+        <w:rFonts w:ascii="Symbol" w:hAnsi="Symbol" w:hint="default"/>
+        <w:sz w:val="20"/>
+      </w:rPr>
+    </w:lvl>
+    <w:lvl w:ilvl="1" w:tentative="1">
+      <w:start w:val="1"/>
+      <w:numFmt w:val="bullet"/>
+      <w:lvlText w:val="o"/>
+      <w:lvlJc w:val="left"/>
+      <w:pPr>
+        <w:tabs>
+          <w:tab w:val="num" w:pos="1440"/>
+        </w:tabs>
+        <w:ind w:left="1440" w:hanging="360"/>
+      </w:pPr>
+      <w:rPr>
+        <w:rFonts w:ascii="Courier New" w:hAnsi="Courier New" w:hint="default"/>
+        <w:sz w:val="20"/>
+      </w:rPr>
+    </w:lvl>
+    <w:lvl w:ilvl="2" w:tentative="1">
+      <w:start w:val="1"/>
+      <w:numFmt w:val="bullet"/>
+      <w:lvlText w:val=""/>
+      <w:lvlJc w:val="left"/>
+      <w:pPr>
+        <w:tabs>
+          <w:tab w:val="num" w:pos="2160"/>
+        </w:tabs>
+        <w:ind w:left="2160" w:hanging="360"/>
+      </w:pPr>
+      <w:rPr>
+        <w:rFonts w:ascii="Wingdings" w:hAnsi="Wingdings" w:hint="default"/>
+        <w:sz w:val="20"/>
+      </w:rPr>
+    </w:lvl>
+    <w:lvl w:ilvl="3" w:tentative="1">
+      <w:start w:val="1"/>
+      <w:numFmt w:val="bullet"/>
+      <w:lvlText w:val=""/>
+      <w:lvlJc w:val="left"/>
+      <w:pPr>
+        <w:tabs>
+          <w:tab w:val="num" w:pos="2880"/>
+        </w:tabs>
+        <w:ind w:left="2880" w:hanging="360"/>
+      </w:pPr>
+      <w:rPr>
+        <w:rFonts w:ascii="Wingdings" w:hAnsi="Wingdings" w:hint="default"/>
+        <w:sz w:val="20"/>
+      </w:rPr>
+    </w:lvl>
+    <w:lvl w:ilvl="4" w:tentative="1">
+      <w:start w:val="1"/>
+      <w:numFmt w:val="bullet"/>
+      <w:lvlText w:val=""/>
+      <w:lvlJc w:val="left"/>
+      <w:pPr>
+        <w:tabs>
+          <w:tab w:val="num" w:pos="3600"/>
+        </w:tabs>
+        <w:ind w:left="3600" w:hanging="360"/>
+      </w:pPr>
+      <w:rPr>
+        <w:rFonts w:ascii="Wingdings" w:hAnsi="Wingdings" w:hint="default"/>
+        <w:sz w:val="20"/>
+      </w:rPr>
+    </w:lvl>
+    <w:lvl w:ilvl="5" w:tentative="1">
+      <w:start w:val="1"/>
+      <w:numFmt w:val="bullet"/>
+      <w:lvlText w:val=""/>
+      <w:lvlJc w:val="left"/>
+      <w:pPr>
+        <w:tabs>
+          <w:tab w:val="num" w:pos="4320"/>
+        </w:tabs>
+        <w:ind w:left="4320" w:hanging="360"/>
+      </w:pPr>
+      <w:rPr>
+        <w:rFonts w:ascii="Wingdings" w:hAnsi="Wingdings" w:hint="default"/>
+        <w:sz w:val="20"/>
+      </w:rPr>
+    </w:lvl>
+    <w:lvl w:ilvl="6" w:tentative="1">
+      <w:start w:val="1"/>
+      <w:numFmt w:val="bullet"/>
+      <w:lvlText w:val=""/>
+      <w:lvlJc w:val="left"/>
+      <w:pPr>
+        <w:tabs>
+          <w:tab w:val="num" w:pos="5040"/>
+        </w:tabs>
+        <w:ind w:left="5040" w:hanging="360"/>
+      </w:pPr>
+      <w:rPr>
+        <w:rFonts w:ascii="Wingdings" w:hAnsi="Wingdings" w:hint="default"/>
+        <w:sz w:val="20"/>
+      </w:rPr>
+    </w:lvl>
+    <w:lvl w:ilvl="7" w:tentative="1">
+      <w:start w:val="1"/>
+      <w:numFmt w:val="bullet"/>
+      <w:lvlText w:val=""/>
+      <w:lvlJc w:val="left"/>
+      <w:pPr>
+        <w:tabs>
+          <w:tab w:val="num" w:pos="5760"/>
+        </w:tabs>
+        <w:ind w:left="5760" w:hanging="360"/>
+      </w:pPr>
+      <w:rPr>
+        <w:rFonts w:ascii="Wingdings" w:hAnsi="Wingdings" w:hint="default"/>
+        <w:sz w:val="20"/>
+      </w:rPr>
+    </w:lvl>
+    <w:lvl w:ilvl="8" w:tentative="1">
+      <w:start w:val="1"/>
+      <w:numFmt w:val="bullet"/>
+      <w:lvlText w:val=""/>
+      <w:lvlJc w:val="left"/>
+      <w:pPr>
+        <w:tabs>
+          <w:tab w:val="num" w:pos="6480"/>
+        </w:tabs>
+        <w:ind w:left="6480" w:hanging="360"/>
+      </w:pPr>
+      <w:rPr>
+        <w:rFonts w:ascii="Wingdings" w:hAnsi="Wingdings" w:hint="default"/>
+        <w:sz w:val="20"/>
+      </w:rPr>
+    </w:lvl>
+  </w:abstractNum>
+  <w:abstractNum w:abstractNumId="29" w15:restartNumberingAfterBreak="0">
     <w:nsid w:val="55E209C6"/>
     <w:multiLevelType w:val="multilevel"/>
     <w:tmpl w:val="67EC2B58"/>
@@ -3871,7 +7960,7 @@
       </w:rPr>
     </w:lvl>
   </w:abstractNum>
-  <w:abstractNum w:abstractNumId="12" w15:restartNumberingAfterBreak="0">
+  <w:abstractNum w:abstractNumId="30" w15:restartNumberingAfterBreak="0">
     <w:nsid w:val="56845DFB"/>
     <w:multiLevelType w:val="multilevel"/>
     <w:tmpl w:val="62281578"/>
@@ -3984,10 +8073,868 @@
       </w:pPr>
     </w:lvl>
   </w:abstractNum>
-  <w:abstractNum w:abstractNumId="13" w15:restartNumberingAfterBreak="0">
+  <w:abstractNum w:abstractNumId="31" w15:restartNumberingAfterBreak="0">
+    <w:nsid w:val="5B0A6640"/>
+    <w:multiLevelType w:val="multilevel"/>
+    <w:tmpl w:val="C0FC04FE"/>
+    <w:lvl w:ilvl="0">
+      <w:start w:val="1"/>
+      <w:numFmt w:val="bullet"/>
+      <w:lvlText w:val=""/>
+      <w:lvlJc w:val="left"/>
+      <w:pPr>
+        <w:tabs>
+          <w:tab w:val="num" w:pos="720"/>
+        </w:tabs>
+        <w:ind w:left="720" w:hanging="360"/>
+      </w:pPr>
+      <w:rPr>
+        <w:rFonts w:ascii="Symbol" w:hAnsi="Symbol" w:hint="default"/>
+        <w:sz w:val="20"/>
+      </w:rPr>
+    </w:lvl>
+    <w:lvl w:ilvl="1" w:tentative="1">
+      <w:start w:val="1"/>
+      <w:numFmt w:val="bullet"/>
+      <w:lvlText w:val="o"/>
+      <w:lvlJc w:val="left"/>
+      <w:pPr>
+        <w:tabs>
+          <w:tab w:val="num" w:pos="1440"/>
+        </w:tabs>
+        <w:ind w:left="1440" w:hanging="360"/>
+      </w:pPr>
+      <w:rPr>
+        <w:rFonts w:ascii="Courier New" w:hAnsi="Courier New" w:hint="default"/>
+        <w:sz w:val="20"/>
+      </w:rPr>
+    </w:lvl>
+    <w:lvl w:ilvl="2" w:tentative="1">
+      <w:start w:val="1"/>
+      <w:numFmt w:val="bullet"/>
+      <w:lvlText w:val=""/>
+      <w:lvlJc w:val="left"/>
+      <w:pPr>
+        <w:tabs>
+          <w:tab w:val="num" w:pos="2160"/>
+        </w:tabs>
+        <w:ind w:left="2160" w:hanging="360"/>
+      </w:pPr>
+      <w:rPr>
+        <w:rFonts w:ascii="Wingdings" w:hAnsi="Wingdings" w:hint="default"/>
+        <w:sz w:val="20"/>
+      </w:rPr>
+    </w:lvl>
+    <w:lvl w:ilvl="3" w:tentative="1">
+      <w:start w:val="1"/>
+      <w:numFmt w:val="bullet"/>
+      <w:lvlText w:val=""/>
+      <w:lvlJc w:val="left"/>
+      <w:pPr>
+        <w:tabs>
+          <w:tab w:val="num" w:pos="2880"/>
+        </w:tabs>
+        <w:ind w:left="2880" w:hanging="360"/>
+      </w:pPr>
+      <w:rPr>
+        <w:rFonts w:ascii="Wingdings" w:hAnsi="Wingdings" w:hint="default"/>
+        <w:sz w:val="20"/>
+      </w:rPr>
+    </w:lvl>
+    <w:lvl w:ilvl="4" w:tentative="1">
+      <w:start w:val="1"/>
+      <w:numFmt w:val="bullet"/>
+      <w:lvlText w:val=""/>
+      <w:lvlJc w:val="left"/>
+      <w:pPr>
+        <w:tabs>
+          <w:tab w:val="num" w:pos="3600"/>
+        </w:tabs>
+        <w:ind w:left="3600" w:hanging="360"/>
+      </w:pPr>
+      <w:rPr>
+        <w:rFonts w:ascii="Wingdings" w:hAnsi="Wingdings" w:hint="default"/>
+        <w:sz w:val="20"/>
+      </w:rPr>
+    </w:lvl>
+    <w:lvl w:ilvl="5" w:tentative="1">
+      <w:start w:val="1"/>
+      <w:numFmt w:val="bullet"/>
+      <w:lvlText w:val=""/>
+      <w:lvlJc w:val="left"/>
+      <w:pPr>
+        <w:tabs>
+          <w:tab w:val="num" w:pos="4320"/>
+        </w:tabs>
+        <w:ind w:left="4320" w:hanging="360"/>
+      </w:pPr>
+      <w:rPr>
+        <w:rFonts w:ascii="Wingdings" w:hAnsi="Wingdings" w:hint="default"/>
+        <w:sz w:val="20"/>
+      </w:rPr>
+    </w:lvl>
+    <w:lvl w:ilvl="6" w:tentative="1">
+      <w:start w:val="1"/>
+      <w:numFmt w:val="bullet"/>
+      <w:lvlText w:val=""/>
+      <w:lvlJc w:val="left"/>
+      <w:pPr>
+        <w:tabs>
+          <w:tab w:val="num" w:pos="5040"/>
+        </w:tabs>
+        <w:ind w:left="5040" w:hanging="360"/>
+      </w:pPr>
+      <w:rPr>
+        <w:rFonts w:ascii="Wingdings" w:hAnsi="Wingdings" w:hint="default"/>
+        <w:sz w:val="20"/>
+      </w:rPr>
+    </w:lvl>
+    <w:lvl w:ilvl="7" w:tentative="1">
+      <w:start w:val="1"/>
+      <w:numFmt w:val="bullet"/>
+      <w:lvlText w:val=""/>
+      <w:lvlJc w:val="left"/>
+      <w:pPr>
+        <w:tabs>
+          <w:tab w:val="num" w:pos="5760"/>
+        </w:tabs>
+        <w:ind w:left="5760" w:hanging="360"/>
+      </w:pPr>
+      <w:rPr>
+        <w:rFonts w:ascii="Wingdings" w:hAnsi="Wingdings" w:hint="default"/>
+        <w:sz w:val="20"/>
+      </w:rPr>
+    </w:lvl>
+    <w:lvl w:ilvl="8" w:tentative="1">
+      <w:start w:val="1"/>
+      <w:numFmt w:val="bullet"/>
+      <w:lvlText w:val=""/>
+      <w:lvlJc w:val="left"/>
+      <w:pPr>
+        <w:tabs>
+          <w:tab w:val="num" w:pos="6480"/>
+        </w:tabs>
+        <w:ind w:left="6480" w:hanging="360"/>
+      </w:pPr>
+      <w:rPr>
+        <w:rFonts w:ascii="Wingdings" w:hAnsi="Wingdings" w:hint="default"/>
+        <w:sz w:val="20"/>
+      </w:rPr>
+    </w:lvl>
+  </w:abstractNum>
+  <w:abstractNum w:abstractNumId="32" w15:restartNumberingAfterBreak="0">
+    <w:nsid w:val="5EAA7533"/>
+    <w:multiLevelType w:val="multilevel"/>
+    <w:tmpl w:val="F8B866D4"/>
+    <w:lvl w:ilvl="0">
+      <w:start w:val="1"/>
+      <w:numFmt w:val="bullet"/>
+      <w:lvlText w:val=""/>
+      <w:lvlJc w:val="left"/>
+      <w:pPr>
+        <w:tabs>
+          <w:tab w:val="num" w:pos="720"/>
+        </w:tabs>
+        <w:ind w:left="720" w:hanging="360"/>
+      </w:pPr>
+      <w:rPr>
+        <w:rFonts w:ascii="Symbol" w:hAnsi="Symbol" w:hint="default"/>
+        <w:sz w:val="20"/>
+      </w:rPr>
+    </w:lvl>
+    <w:lvl w:ilvl="1" w:tentative="1">
+      <w:start w:val="1"/>
+      <w:numFmt w:val="bullet"/>
+      <w:lvlText w:val="o"/>
+      <w:lvlJc w:val="left"/>
+      <w:pPr>
+        <w:tabs>
+          <w:tab w:val="num" w:pos="1440"/>
+        </w:tabs>
+        <w:ind w:left="1440" w:hanging="360"/>
+      </w:pPr>
+      <w:rPr>
+        <w:rFonts w:ascii="Courier New" w:hAnsi="Courier New" w:hint="default"/>
+        <w:sz w:val="20"/>
+      </w:rPr>
+    </w:lvl>
+    <w:lvl w:ilvl="2" w:tentative="1">
+      <w:start w:val="1"/>
+      <w:numFmt w:val="bullet"/>
+      <w:lvlText w:val=""/>
+      <w:lvlJc w:val="left"/>
+      <w:pPr>
+        <w:tabs>
+          <w:tab w:val="num" w:pos="2160"/>
+        </w:tabs>
+        <w:ind w:left="2160" w:hanging="360"/>
+      </w:pPr>
+      <w:rPr>
+        <w:rFonts w:ascii="Wingdings" w:hAnsi="Wingdings" w:hint="default"/>
+        <w:sz w:val="20"/>
+      </w:rPr>
+    </w:lvl>
+    <w:lvl w:ilvl="3" w:tentative="1">
+      <w:start w:val="1"/>
+      <w:numFmt w:val="bullet"/>
+      <w:lvlText w:val=""/>
+      <w:lvlJc w:val="left"/>
+      <w:pPr>
+        <w:tabs>
+          <w:tab w:val="num" w:pos="2880"/>
+        </w:tabs>
+        <w:ind w:left="2880" w:hanging="360"/>
+      </w:pPr>
+      <w:rPr>
+        <w:rFonts w:ascii="Wingdings" w:hAnsi="Wingdings" w:hint="default"/>
+        <w:sz w:val="20"/>
+      </w:rPr>
+    </w:lvl>
+    <w:lvl w:ilvl="4" w:tentative="1">
+      <w:start w:val="1"/>
+      <w:numFmt w:val="bullet"/>
+      <w:lvlText w:val=""/>
+      <w:lvlJc w:val="left"/>
+      <w:pPr>
+        <w:tabs>
+          <w:tab w:val="num" w:pos="3600"/>
+        </w:tabs>
+        <w:ind w:left="3600" w:hanging="360"/>
+      </w:pPr>
+      <w:rPr>
+        <w:rFonts w:ascii="Wingdings" w:hAnsi="Wingdings" w:hint="default"/>
+        <w:sz w:val="20"/>
+      </w:rPr>
+    </w:lvl>
+    <w:lvl w:ilvl="5" w:tentative="1">
+      <w:start w:val="1"/>
+      <w:numFmt w:val="bullet"/>
+      <w:lvlText w:val=""/>
+      <w:lvlJc w:val="left"/>
+      <w:pPr>
+        <w:tabs>
+          <w:tab w:val="num" w:pos="4320"/>
+        </w:tabs>
+        <w:ind w:left="4320" w:hanging="360"/>
+      </w:pPr>
+      <w:rPr>
+        <w:rFonts w:ascii="Wingdings" w:hAnsi="Wingdings" w:hint="default"/>
+        <w:sz w:val="20"/>
+      </w:rPr>
+    </w:lvl>
+    <w:lvl w:ilvl="6" w:tentative="1">
+      <w:start w:val="1"/>
+      <w:numFmt w:val="bullet"/>
+      <w:lvlText w:val=""/>
+      <w:lvlJc w:val="left"/>
+      <w:pPr>
+        <w:tabs>
+          <w:tab w:val="num" w:pos="5040"/>
+        </w:tabs>
+        <w:ind w:left="5040" w:hanging="360"/>
+      </w:pPr>
+      <w:rPr>
+        <w:rFonts w:ascii="Wingdings" w:hAnsi="Wingdings" w:hint="default"/>
+        <w:sz w:val="20"/>
+      </w:rPr>
+    </w:lvl>
+    <w:lvl w:ilvl="7" w:tentative="1">
+      <w:start w:val="1"/>
+      <w:numFmt w:val="bullet"/>
+      <w:lvlText w:val=""/>
+      <w:lvlJc w:val="left"/>
+      <w:pPr>
+        <w:tabs>
+          <w:tab w:val="num" w:pos="5760"/>
+        </w:tabs>
+        <w:ind w:left="5760" w:hanging="360"/>
+      </w:pPr>
+      <w:rPr>
+        <w:rFonts w:ascii="Wingdings" w:hAnsi="Wingdings" w:hint="default"/>
+        <w:sz w:val="20"/>
+      </w:rPr>
+    </w:lvl>
+    <w:lvl w:ilvl="8" w:tentative="1">
+      <w:start w:val="1"/>
+      <w:numFmt w:val="bullet"/>
+      <w:lvlText w:val=""/>
+      <w:lvlJc w:val="left"/>
+      <w:pPr>
+        <w:tabs>
+          <w:tab w:val="num" w:pos="6480"/>
+        </w:tabs>
+        <w:ind w:left="6480" w:hanging="360"/>
+      </w:pPr>
+      <w:rPr>
+        <w:rFonts w:ascii="Wingdings" w:hAnsi="Wingdings" w:hint="default"/>
+        <w:sz w:val="20"/>
+      </w:rPr>
+    </w:lvl>
+  </w:abstractNum>
+  <w:abstractNum w:abstractNumId="33" w15:restartNumberingAfterBreak="0">
+    <w:nsid w:val="60601F7E"/>
+    <w:multiLevelType w:val="multilevel"/>
+    <w:tmpl w:val="C71E5074"/>
+    <w:lvl w:ilvl="0">
+      <w:start w:val="1"/>
+      <w:numFmt w:val="bullet"/>
+      <w:lvlText w:val=""/>
+      <w:lvlJc w:val="left"/>
+      <w:pPr>
+        <w:tabs>
+          <w:tab w:val="num" w:pos="720"/>
+        </w:tabs>
+        <w:ind w:left="720" w:hanging="360"/>
+      </w:pPr>
+      <w:rPr>
+        <w:rFonts w:ascii="Symbol" w:hAnsi="Symbol" w:hint="default"/>
+        <w:sz w:val="20"/>
+      </w:rPr>
+    </w:lvl>
+    <w:lvl w:ilvl="1" w:tentative="1">
+      <w:start w:val="1"/>
+      <w:numFmt w:val="bullet"/>
+      <w:lvlText w:val="o"/>
+      <w:lvlJc w:val="left"/>
+      <w:pPr>
+        <w:tabs>
+          <w:tab w:val="num" w:pos="1440"/>
+        </w:tabs>
+        <w:ind w:left="1440" w:hanging="360"/>
+      </w:pPr>
+      <w:rPr>
+        <w:rFonts w:ascii="Courier New" w:hAnsi="Courier New" w:hint="default"/>
+        <w:sz w:val="20"/>
+      </w:rPr>
+    </w:lvl>
+    <w:lvl w:ilvl="2" w:tentative="1">
+      <w:start w:val="1"/>
+      <w:numFmt w:val="bullet"/>
+      <w:lvlText w:val=""/>
+      <w:lvlJc w:val="left"/>
+      <w:pPr>
+        <w:tabs>
+          <w:tab w:val="num" w:pos="2160"/>
+        </w:tabs>
+        <w:ind w:left="2160" w:hanging="360"/>
+      </w:pPr>
+      <w:rPr>
+        <w:rFonts w:ascii="Wingdings" w:hAnsi="Wingdings" w:hint="default"/>
+        <w:sz w:val="20"/>
+      </w:rPr>
+    </w:lvl>
+    <w:lvl w:ilvl="3" w:tentative="1">
+      <w:start w:val="1"/>
+      <w:numFmt w:val="bullet"/>
+      <w:lvlText w:val=""/>
+      <w:lvlJc w:val="left"/>
+      <w:pPr>
+        <w:tabs>
+          <w:tab w:val="num" w:pos="2880"/>
+        </w:tabs>
+        <w:ind w:left="2880" w:hanging="360"/>
+      </w:pPr>
+      <w:rPr>
+        <w:rFonts w:ascii="Wingdings" w:hAnsi="Wingdings" w:hint="default"/>
+        <w:sz w:val="20"/>
+      </w:rPr>
+    </w:lvl>
+    <w:lvl w:ilvl="4" w:tentative="1">
+      <w:start w:val="1"/>
+      <w:numFmt w:val="bullet"/>
+      <w:lvlText w:val=""/>
+      <w:lvlJc w:val="left"/>
+      <w:pPr>
+        <w:tabs>
+          <w:tab w:val="num" w:pos="3600"/>
+        </w:tabs>
+        <w:ind w:left="3600" w:hanging="360"/>
+      </w:pPr>
+      <w:rPr>
+        <w:rFonts w:ascii="Wingdings" w:hAnsi="Wingdings" w:hint="default"/>
+        <w:sz w:val="20"/>
+      </w:rPr>
+    </w:lvl>
+    <w:lvl w:ilvl="5" w:tentative="1">
+      <w:start w:val="1"/>
+      <w:numFmt w:val="bullet"/>
+      <w:lvlText w:val=""/>
+      <w:lvlJc w:val="left"/>
+      <w:pPr>
+        <w:tabs>
+          <w:tab w:val="num" w:pos="4320"/>
+        </w:tabs>
+        <w:ind w:left="4320" w:hanging="360"/>
+      </w:pPr>
+      <w:rPr>
+        <w:rFonts w:ascii="Wingdings" w:hAnsi="Wingdings" w:hint="default"/>
+        <w:sz w:val="20"/>
+      </w:rPr>
+    </w:lvl>
+    <w:lvl w:ilvl="6" w:tentative="1">
+      <w:start w:val="1"/>
+      <w:numFmt w:val="bullet"/>
+      <w:lvlText w:val=""/>
+      <w:lvlJc w:val="left"/>
+      <w:pPr>
+        <w:tabs>
+          <w:tab w:val="num" w:pos="5040"/>
+        </w:tabs>
+        <w:ind w:left="5040" w:hanging="360"/>
+      </w:pPr>
+      <w:rPr>
+        <w:rFonts w:ascii="Wingdings" w:hAnsi="Wingdings" w:hint="default"/>
+        <w:sz w:val="20"/>
+      </w:rPr>
+    </w:lvl>
+    <w:lvl w:ilvl="7" w:tentative="1">
+      <w:start w:val="1"/>
+      <w:numFmt w:val="bullet"/>
+      <w:lvlText w:val=""/>
+      <w:lvlJc w:val="left"/>
+      <w:pPr>
+        <w:tabs>
+          <w:tab w:val="num" w:pos="5760"/>
+        </w:tabs>
+        <w:ind w:left="5760" w:hanging="360"/>
+      </w:pPr>
+      <w:rPr>
+        <w:rFonts w:ascii="Wingdings" w:hAnsi="Wingdings" w:hint="default"/>
+        <w:sz w:val="20"/>
+      </w:rPr>
+    </w:lvl>
+    <w:lvl w:ilvl="8" w:tentative="1">
+      <w:start w:val="1"/>
+      <w:numFmt w:val="bullet"/>
+      <w:lvlText w:val=""/>
+      <w:lvlJc w:val="left"/>
+      <w:pPr>
+        <w:tabs>
+          <w:tab w:val="num" w:pos="6480"/>
+        </w:tabs>
+        <w:ind w:left="6480" w:hanging="360"/>
+      </w:pPr>
+      <w:rPr>
+        <w:rFonts w:ascii="Wingdings" w:hAnsi="Wingdings" w:hint="default"/>
+        <w:sz w:val="20"/>
+      </w:rPr>
+    </w:lvl>
+  </w:abstractNum>
+  <w:abstractNum w:abstractNumId="34" w15:restartNumberingAfterBreak="0">
+    <w:nsid w:val="6E9B7930"/>
+    <w:multiLevelType w:val="multilevel"/>
+    <w:tmpl w:val="034CFB7A"/>
+    <w:lvl w:ilvl="0">
+      <w:start w:val="3"/>
+      <w:numFmt w:val="decimal"/>
+      <w:lvlText w:val="%1."/>
+      <w:lvlJc w:val="left"/>
+      <w:pPr>
+        <w:tabs>
+          <w:tab w:val="num" w:pos="720"/>
+        </w:tabs>
+        <w:ind w:left="720" w:hanging="360"/>
+      </w:pPr>
+    </w:lvl>
+    <w:lvl w:ilvl="1" w:tentative="1">
+      <w:start w:val="1"/>
+      <w:numFmt w:val="decimal"/>
+      <w:lvlText w:val="%2."/>
+      <w:lvlJc w:val="left"/>
+      <w:pPr>
+        <w:tabs>
+          <w:tab w:val="num" w:pos="1440"/>
+        </w:tabs>
+        <w:ind w:left="1440" w:hanging="360"/>
+      </w:pPr>
+    </w:lvl>
+    <w:lvl w:ilvl="2" w:tentative="1">
+      <w:start w:val="1"/>
+      <w:numFmt w:val="decimal"/>
+      <w:lvlText w:val="%3."/>
+      <w:lvlJc w:val="left"/>
+      <w:pPr>
+        <w:tabs>
+          <w:tab w:val="num" w:pos="2160"/>
+        </w:tabs>
+        <w:ind w:left="2160" w:hanging="360"/>
+      </w:pPr>
+    </w:lvl>
+    <w:lvl w:ilvl="3" w:tentative="1">
+      <w:start w:val="1"/>
+      <w:numFmt w:val="decimal"/>
+      <w:lvlText w:val="%4."/>
+      <w:lvlJc w:val="left"/>
+      <w:pPr>
+        <w:tabs>
+          <w:tab w:val="num" w:pos="2880"/>
+        </w:tabs>
+        <w:ind w:left="2880" w:hanging="360"/>
+      </w:pPr>
+    </w:lvl>
+    <w:lvl w:ilvl="4" w:tentative="1">
+      <w:start w:val="1"/>
+      <w:numFmt w:val="decimal"/>
+      <w:lvlText w:val="%5."/>
+      <w:lvlJc w:val="left"/>
+      <w:pPr>
+        <w:tabs>
+          <w:tab w:val="num" w:pos="3600"/>
+        </w:tabs>
+        <w:ind w:left="3600" w:hanging="360"/>
+      </w:pPr>
+    </w:lvl>
+    <w:lvl w:ilvl="5" w:tentative="1">
+      <w:start w:val="1"/>
+      <w:numFmt w:val="decimal"/>
+      <w:lvlText w:val="%6."/>
+      <w:lvlJc w:val="left"/>
+      <w:pPr>
+        <w:tabs>
+          <w:tab w:val="num" w:pos="4320"/>
+        </w:tabs>
+        <w:ind w:left="4320" w:hanging="360"/>
+      </w:pPr>
+    </w:lvl>
+    <w:lvl w:ilvl="6" w:tentative="1">
+      <w:start w:val="1"/>
+      <w:numFmt w:val="decimal"/>
+      <w:lvlText w:val="%7."/>
+      <w:lvlJc w:val="left"/>
+      <w:pPr>
+        <w:tabs>
+          <w:tab w:val="num" w:pos="5040"/>
+        </w:tabs>
+        <w:ind w:left="5040" w:hanging="360"/>
+      </w:pPr>
+    </w:lvl>
+    <w:lvl w:ilvl="7" w:tentative="1">
+      <w:start w:val="1"/>
+      <w:numFmt w:val="decimal"/>
+      <w:lvlText w:val="%8."/>
+      <w:lvlJc w:val="left"/>
+      <w:pPr>
+        <w:tabs>
+          <w:tab w:val="num" w:pos="5760"/>
+        </w:tabs>
+        <w:ind w:left="5760" w:hanging="360"/>
+      </w:pPr>
+    </w:lvl>
+    <w:lvl w:ilvl="8" w:tentative="1">
+      <w:start w:val="1"/>
+      <w:numFmt w:val="decimal"/>
+      <w:lvlText w:val="%9."/>
+      <w:lvlJc w:val="left"/>
+      <w:pPr>
+        <w:tabs>
+          <w:tab w:val="num" w:pos="6480"/>
+        </w:tabs>
+        <w:ind w:left="6480" w:hanging="360"/>
+      </w:pPr>
+    </w:lvl>
+  </w:abstractNum>
+  <w:abstractNum w:abstractNumId="35" w15:restartNumberingAfterBreak="0">
     <w:nsid w:val="723E0457"/>
     <w:multiLevelType w:val="multilevel"/>
     <w:tmpl w:val="4CC6CACA"/>
+    <w:lvl w:ilvl="0">
+      <w:start w:val="1"/>
+      <w:numFmt w:val="bullet"/>
+      <w:lvlText w:val=""/>
+      <w:lvlJc w:val="left"/>
+      <w:pPr>
+        <w:tabs>
+          <w:tab w:val="num" w:pos="720"/>
+        </w:tabs>
+        <w:ind w:left="720" w:hanging="360"/>
+      </w:pPr>
+      <w:rPr>
+        <w:rFonts w:ascii="Symbol" w:hAnsi="Symbol" w:hint="default"/>
+        <w:sz w:val="20"/>
+      </w:rPr>
+    </w:lvl>
+    <w:lvl w:ilvl="1" w:tentative="1">
+      <w:start w:val="1"/>
+      <w:numFmt w:val="bullet"/>
+      <w:lvlText w:val="o"/>
+      <w:lvlJc w:val="left"/>
+      <w:pPr>
+        <w:tabs>
+          <w:tab w:val="num" w:pos="1440"/>
+        </w:tabs>
+        <w:ind w:left="1440" w:hanging="360"/>
+      </w:pPr>
+      <w:rPr>
+        <w:rFonts w:ascii="Courier New" w:hAnsi="Courier New" w:hint="default"/>
+        <w:sz w:val="20"/>
+      </w:rPr>
+    </w:lvl>
+    <w:lvl w:ilvl="2" w:tentative="1">
+      <w:start w:val="1"/>
+      <w:numFmt w:val="bullet"/>
+      <w:lvlText w:val=""/>
+      <w:lvlJc w:val="left"/>
+      <w:pPr>
+        <w:tabs>
+          <w:tab w:val="num" w:pos="2160"/>
+        </w:tabs>
+        <w:ind w:left="2160" w:hanging="360"/>
+      </w:pPr>
+      <w:rPr>
+        <w:rFonts w:ascii="Wingdings" w:hAnsi="Wingdings" w:hint="default"/>
+        <w:sz w:val="20"/>
+      </w:rPr>
+    </w:lvl>
+    <w:lvl w:ilvl="3" w:tentative="1">
+      <w:start w:val="1"/>
+      <w:numFmt w:val="bullet"/>
+      <w:lvlText w:val=""/>
+      <w:lvlJc w:val="left"/>
+      <w:pPr>
+        <w:tabs>
+          <w:tab w:val="num" w:pos="2880"/>
+        </w:tabs>
+        <w:ind w:left="2880" w:hanging="360"/>
+      </w:pPr>
+      <w:rPr>
+        <w:rFonts w:ascii="Wingdings" w:hAnsi="Wingdings" w:hint="default"/>
+        <w:sz w:val="20"/>
+      </w:rPr>
+    </w:lvl>
+    <w:lvl w:ilvl="4" w:tentative="1">
+      <w:start w:val="1"/>
+      <w:numFmt w:val="bullet"/>
+      <w:lvlText w:val=""/>
+      <w:lvlJc w:val="left"/>
+      <w:pPr>
+        <w:tabs>
+          <w:tab w:val="num" w:pos="3600"/>
+        </w:tabs>
+        <w:ind w:left="3600" w:hanging="360"/>
+      </w:pPr>
+      <w:rPr>
+        <w:rFonts w:ascii="Wingdings" w:hAnsi="Wingdings" w:hint="default"/>
+        <w:sz w:val="20"/>
+      </w:rPr>
+    </w:lvl>
+    <w:lvl w:ilvl="5" w:tentative="1">
+      <w:start w:val="1"/>
+      <w:numFmt w:val="bullet"/>
+      <w:lvlText w:val=""/>
+      <w:lvlJc w:val="left"/>
+      <w:pPr>
+        <w:tabs>
+          <w:tab w:val="num" w:pos="4320"/>
+        </w:tabs>
+        <w:ind w:left="4320" w:hanging="360"/>
+      </w:pPr>
+      <w:rPr>
+        <w:rFonts w:ascii="Wingdings" w:hAnsi="Wingdings" w:hint="default"/>
+        <w:sz w:val="20"/>
+      </w:rPr>
+    </w:lvl>
+    <w:lvl w:ilvl="6" w:tentative="1">
+      <w:start w:val="1"/>
+      <w:numFmt w:val="bullet"/>
+      <w:lvlText w:val=""/>
+      <w:lvlJc w:val="left"/>
+      <w:pPr>
+        <w:tabs>
+          <w:tab w:val="num" w:pos="5040"/>
+        </w:tabs>
+        <w:ind w:left="5040" w:hanging="360"/>
+      </w:pPr>
+      <w:rPr>
+        <w:rFonts w:ascii="Wingdings" w:hAnsi="Wingdings" w:hint="default"/>
+        <w:sz w:val="20"/>
+      </w:rPr>
+    </w:lvl>
+    <w:lvl w:ilvl="7" w:tentative="1">
+      <w:start w:val="1"/>
+      <w:numFmt w:val="bullet"/>
+      <w:lvlText w:val=""/>
+      <w:lvlJc w:val="left"/>
+      <w:pPr>
+        <w:tabs>
+          <w:tab w:val="num" w:pos="5760"/>
+        </w:tabs>
+        <w:ind w:left="5760" w:hanging="360"/>
+      </w:pPr>
+      <w:rPr>
+        <w:rFonts w:ascii="Wingdings" w:hAnsi="Wingdings" w:hint="default"/>
+        <w:sz w:val="20"/>
+      </w:rPr>
+    </w:lvl>
+    <w:lvl w:ilvl="8" w:tentative="1">
+      <w:start w:val="1"/>
+      <w:numFmt w:val="bullet"/>
+      <w:lvlText w:val=""/>
+      <w:lvlJc w:val="left"/>
+      <w:pPr>
+        <w:tabs>
+          <w:tab w:val="num" w:pos="6480"/>
+        </w:tabs>
+        <w:ind w:left="6480" w:hanging="360"/>
+      </w:pPr>
+      <w:rPr>
+        <w:rFonts w:ascii="Wingdings" w:hAnsi="Wingdings" w:hint="default"/>
+        <w:sz w:val="20"/>
+      </w:rPr>
+    </w:lvl>
+  </w:abstractNum>
+  <w:abstractNum w:abstractNumId="36" w15:restartNumberingAfterBreak="0">
+    <w:nsid w:val="782F6D22"/>
+    <w:multiLevelType w:val="multilevel"/>
+    <w:tmpl w:val="F7BEE4D8"/>
+    <w:lvl w:ilvl="0">
+      <w:start w:val="1"/>
+      <w:numFmt w:val="bullet"/>
+      <w:lvlText w:val=""/>
+      <w:lvlJc w:val="left"/>
+      <w:pPr>
+        <w:tabs>
+          <w:tab w:val="num" w:pos="720"/>
+        </w:tabs>
+        <w:ind w:left="720" w:hanging="360"/>
+      </w:pPr>
+      <w:rPr>
+        <w:rFonts w:ascii="Symbol" w:hAnsi="Symbol" w:hint="default"/>
+        <w:sz w:val="20"/>
+      </w:rPr>
+    </w:lvl>
+    <w:lvl w:ilvl="1" w:tentative="1">
+      <w:start w:val="1"/>
+      <w:numFmt w:val="bullet"/>
+      <w:lvlText w:val="o"/>
+      <w:lvlJc w:val="left"/>
+      <w:pPr>
+        <w:tabs>
+          <w:tab w:val="num" w:pos="1440"/>
+        </w:tabs>
+        <w:ind w:left="1440" w:hanging="360"/>
+      </w:pPr>
+      <w:rPr>
+        <w:rFonts w:ascii="Courier New" w:hAnsi="Courier New" w:hint="default"/>
+        <w:sz w:val="20"/>
+      </w:rPr>
+    </w:lvl>
+    <w:lvl w:ilvl="2" w:tentative="1">
+      <w:start w:val="1"/>
+      <w:numFmt w:val="bullet"/>
+      <w:lvlText w:val=""/>
+      <w:lvlJc w:val="left"/>
+      <w:pPr>
+        <w:tabs>
+          <w:tab w:val="num" w:pos="2160"/>
+        </w:tabs>
+        <w:ind w:left="2160" w:hanging="360"/>
+      </w:pPr>
+      <w:rPr>
+        <w:rFonts w:ascii="Wingdings" w:hAnsi="Wingdings" w:hint="default"/>
+        <w:sz w:val="20"/>
+      </w:rPr>
+    </w:lvl>
+    <w:lvl w:ilvl="3" w:tentative="1">
+      <w:start w:val="1"/>
+      <w:numFmt w:val="bullet"/>
+      <w:lvlText w:val=""/>
+      <w:lvlJc w:val="left"/>
+      <w:pPr>
+        <w:tabs>
+          <w:tab w:val="num" w:pos="2880"/>
+        </w:tabs>
+        <w:ind w:left="2880" w:hanging="360"/>
+      </w:pPr>
+      <w:rPr>
+        <w:rFonts w:ascii="Wingdings" w:hAnsi="Wingdings" w:hint="default"/>
+        <w:sz w:val="20"/>
+      </w:rPr>
+    </w:lvl>
+    <w:lvl w:ilvl="4" w:tentative="1">
+      <w:start w:val="1"/>
+      <w:numFmt w:val="bullet"/>
+      <w:lvlText w:val=""/>
+      <w:lvlJc w:val="left"/>
+      <w:pPr>
+        <w:tabs>
+          <w:tab w:val="num" w:pos="3600"/>
+        </w:tabs>
+        <w:ind w:left="3600" w:hanging="360"/>
+      </w:pPr>
+      <w:rPr>
+        <w:rFonts w:ascii="Wingdings" w:hAnsi="Wingdings" w:hint="default"/>
+        <w:sz w:val="20"/>
+      </w:rPr>
+    </w:lvl>
+    <w:lvl w:ilvl="5" w:tentative="1">
+      <w:start w:val="1"/>
+      <w:numFmt w:val="bullet"/>
+      <w:lvlText w:val=""/>
+      <w:lvlJc w:val="left"/>
+      <w:pPr>
+        <w:tabs>
+          <w:tab w:val="num" w:pos="4320"/>
+        </w:tabs>
+        <w:ind w:left="4320" w:hanging="360"/>
+      </w:pPr>
+      <w:rPr>
+        <w:rFonts w:ascii="Wingdings" w:hAnsi="Wingdings" w:hint="default"/>
+        <w:sz w:val="20"/>
+      </w:rPr>
+    </w:lvl>
+    <w:lvl w:ilvl="6" w:tentative="1">
+      <w:start w:val="1"/>
+      <w:numFmt w:val="bullet"/>
+      <w:lvlText w:val=""/>
+      <w:lvlJc w:val="left"/>
+      <w:pPr>
+        <w:tabs>
+          <w:tab w:val="num" w:pos="5040"/>
+        </w:tabs>
+        <w:ind w:left="5040" w:hanging="360"/>
+      </w:pPr>
+      <w:rPr>
+        <w:rFonts w:ascii="Wingdings" w:hAnsi="Wingdings" w:hint="default"/>
+        <w:sz w:val="20"/>
+      </w:rPr>
+    </w:lvl>
+    <w:lvl w:ilvl="7" w:tentative="1">
+      <w:start w:val="1"/>
+      <w:numFmt w:val="bullet"/>
+      <w:lvlText w:val=""/>
+      <w:lvlJc w:val="left"/>
+      <w:pPr>
+        <w:tabs>
+          <w:tab w:val="num" w:pos="5760"/>
+        </w:tabs>
+        <w:ind w:left="5760" w:hanging="360"/>
+      </w:pPr>
+      <w:rPr>
+        <w:rFonts w:ascii="Wingdings" w:hAnsi="Wingdings" w:hint="default"/>
+        <w:sz w:val="20"/>
+      </w:rPr>
+    </w:lvl>
+    <w:lvl w:ilvl="8" w:tentative="1">
+      <w:start w:val="1"/>
+      <w:numFmt w:val="bullet"/>
+      <w:lvlText w:val=""/>
+      <w:lvlJc w:val="left"/>
+      <w:pPr>
+        <w:tabs>
+          <w:tab w:val="num" w:pos="6480"/>
+        </w:tabs>
+        <w:ind w:left="6480" w:hanging="360"/>
+      </w:pPr>
+      <w:rPr>
+        <w:rFonts w:ascii="Wingdings" w:hAnsi="Wingdings" w:hint="default"/>
+        <w:sz w:val="20"/>
+      </w:rPr>
+    </w:lvl>
+  </w:abstractNum>
+  <w:abstractNum w:abstractNumId="37" w15:restartNumberingAfterBreak="0">
+    <w:nsid w:val="7F9B207B"/>
+    <w:multiLevelType w:val="multilevel"/>
+    <w:tmpl w:val="7E306390"/>
     <w:lvl w:ilvl="0">
       <w:start w:val="1"/>
       <w:numFmt w:val="bullet"/>
@@ -4137,43 +9084,115 @@
     <w:abstractNumId w:val="0"/>
   </w:num>
   <w:num w:numId="2" w16cid:durableId="1347445597">
+    <w:abstractNumId w:val="21"/>
+  </w:num>
+  <w:num w:numId="3" w16cid:durableId="207185871">
+    <w:abstractNumId w:val="23"/>
+  </w:num>
+  <w:num w:numId="4" w16cid:durableId="1476027108">
+    <w:abstractNumId w:val="19"/>
+  </w:num>
+  <w:num w:numId="5" w16cid:durableId="2104914614">
     <w:abstractNumId w:val="6"/>
   </w:num>
-  <w:num w:numId="3" w16cid:durableId="207185871">
-    <w:abstractNumId w:val="8"/>
-  </w:num>
-  <w:num w:numId="4" w16cid:durableId="1476027108">
-    <w:abstractNumId w:val="5"/>
-  </w:num>
-  <w:num w:numId="5" w16cid:durableId="2104914614">
-    <w:abstractNumId w:val="3"/>
-  </w:num>
   <w:num w:numId="6" w16cid:durableId="522978705">
-    <w:abstractNumId w:val="13"/>
+    <w:abstractNumId w:val="35"/>
   </w:num>
   <w:num w:numId="7" w16cid:durableId="129710544">
-    <w:abstractNumId w:val="10"/>
+    <w:abstractNumId w:val="26"/>
   </w:num>
   <w:num w:numId="8" w16cid:durableId="684552461">
-    <w:abstractNumId w:val="4"/>
+    <w:abstractNumId w:val="9"/>
   </w:num>
   <w:num w:numId="9" w16cid:durableId="201554827">
-    <w:abstractNumId w:val="12"/>
+    <w:abstractNumId w:val="30"/>
   </w:num>
   <w:num w:numId="10" w16cid:durableId="813378862">
-    <w:abstractNumId w:val="9"/>
+    <w:abstractNumId w:val="24"/>
   </w:num>
   <w:num w:numId="11" w16cid:durableId="503133789">
     <w:abstractNumId w:val="1"/>
   </w:num>
   <w:num w:numId="12" w16cid:durableId="396172172">
+    <w:abstractNumId w:val="29"/>
+  </w:num>
+  <w:num w:numId="13" w16cid:durableId="1774477890">
+    <w:abstractNumId w:val="3"/>
+  </w:num>
+  <w:num w:numId="14" w16cid:durableId="1619141904">
+    <w:abstractNumId w:val="22"/>
+  </w:num>
+  <w:num w:numId="15" w16cid:durableId="1781022709">
+    <w:abstractNumId w:val="17"/>
+  </w:num>
+  <w:num w:numId="16" w16cid:durableId="458958894">
+    <w:abstractNumId w:val="32"/>
+  </w:num>
+  <w:num w:numId="17" w16cid:durableId="1598321504">
     <w:abstractNumId w:val="11"/>
   </w:num>
-  <w:num w:numId="13" w16cid:durableId="1774477890">
+  <w:num w:numId="18" w16cid:durableId="2040275702">
+    <w:abstractNumId w:val="36"/>
+  </w:num>
+  <w:num w:numId="19" w16cid:durableId="1667320651">
+    <w:abstractNumId w:val="33"/>
+  </w:num>
+  <w:num w:numId="20" w16cid:durableId="1143815070">
+    <w:abstractNumId w:val="28"/>
+  </w:num>
+  <w:num w:numId="21" w16cid:durableId="861086312">
+    <w:abstractNumId w:val="27"/>
+  </w:num>
+  <w:num w:numId="22" w16cid:durableId="504711609">
+    <w:abstractNumId w:val="18"/>
+  </w:num>
+  <w:num w:numId="23" w16cid:durableId="1939554751">
+    <w:abstractNumId w:val="4"/>
+  </w:num>
+  <w:num w:numId="24" w16cid:durableId="567419372">
+    <w:abstractNumId w:val="34"/>
+  </w:num>
+  <w:num w:numId="25" w16cid:durableId="1027221490">
+    <w:abstractNumId w:val="13"/>
+  </w:num>
+  <w:num w:numId="26" w16cid:durableId="1043409677">
+    <w:abstractNumId w:val="16"/>
+  </w:num>
+  <w:num w:numId="27" w16cid:durableId="330182803">
+    <w:abstractNumId w:val="25"/>
+  </w:num>
+  <w:num w:numId="28" w16cid:durableId="683363493">
+    <w:abstractNumId w:val="20"/>
+  </w:num>
+  <w:num w:numId="29" w16cid:durableId="1381511605">
+    <w:abstractNumId w:val="10"/>
+  </w:num>
+  <w:num w:numId="30" w16cid:durableId="916942688">
+    <w:abstractNumId w:val="12"/>
+  </w:num>
+  <w:num w:numId="31" w16cid:durableId="1741907024">
     <w:abstractNumId w:val="2"/>
   </w:num>
-  <w:num w:numId="14" w16cid:durableId="1619141904">
+  <w:num w:numId="32" w16cid:durableId="864252835">
     <w:abstractNumId w:val="7"/>
+  </w:num>
+  <w:num w:numId="33" w16cid:durableId="57483591">
+    <w:abstractNumId w:val="37"/>
+  </w:num>
+  <w:num w:numId="34" w16cid:durableId="1879048312">
+    <w:abstractNumId w:val="31"/>
+  </w:num>
+  <w:num w:numId="35" w16cid:durableId="26571180">
+    <w:abstractNumId w:val="8"/>
+  </w:num>
+  <w:num w:numId="36" w16cid:durableId="1664776987">
+    <w:abstractNumId w:val="15"/>
+  </w:num>
+  <w:num w:numId="37" w16cid:durableId="15540860">
+    <w:abstractNumId w:val="5"/>
+  </w:num>
+  <w:num w:numId="38" w16cid:durableId="2137597996">
+    <w:abstractNumId w:val="14"/>
   </w:num>
 </w:numbering>
 </file>
@@ -4781,7 +9800,6 @@
   <w:style w:type="character" w:default="1" w:styleId="Fuentedeprrafopredeter">
     <w:name w:val="Default Paragraph Font"/>
     <w:uiPriority w:val="1"/>
-    <w:semiHidden/>
     <w:unhideWhenUsed/>
   </w:style>
   <w:style w:type="table" w:default="1" w:styleId="Tablanormal">
@@ -5139,6 +10157,29 @@
     <w:uiPriority w:val="99"/>
     <w:rsid w:val="00F31B96"/>
   </w:style>
+  <w:style w:type="character" w:styleId="Hipervnculo">
+    <w:name w:val="Hyperlink"/>
+    <w:basedOn w:val="Fuentedeprrafopredeter"/>
+    <w:uiPriority w:val="99"/>
+    <w:unhideWhenUsed/>
+    <w:rsid w:val="000421FC"/>
+    <w:rPr>
+      <w:color w:val="467886" w:themeColor="hyperlink"/>
+      <w:u w:val="single"/>
+    </w:rPr>
+  </w:style>
+  <w:style w:type="character" w:styleId="Mencinsinresolver">
+    <w:name w:val="Unresolved Mention"/>
+    <w:basedOn w:val="Fuentedeprrafopredeter"/>
+    <w:uiPriority w:val="99"/>
+    <w:semiHidden/>
+    <w:unhideWhenUsed/>
+    <w:rsid w:val="000421FC"/>
+    <w:rPr>
+      <w:color w:val="605E5C"/>
+      <w:shd w:val="clear" w:color="auto" w:fill="E1DFDD"/>
+    </w:rPr>
+  </w:style>
 </w:styles>
 </file>
 
